--- a/交付成果/第4轮朗读优化版/朗读优化4周版/读书会03_四护卫禅实修_4周资料包（朗读优化版）/Word版/第3周_不净观——三十二身分与修习层次_学员版.docx
+++ b/交付成果/第4轮朗读优化版/朗读优化4周版/读书会03_四护卫禅实修_4周资料包（朗读优化版）/Word版/第3周_不净观——三十二身分与修习层次_学员版.docx
@@ -4,28 +4,35 @@
   <w:body>
     <w:p>
       <w:pPr>
-        <w:spacing w:before="160" w:after="80"/>
-      </w:pPr>
-      <w:r>
-        <w:rPr>
-          <w:rFonts w:ascii="Microsoft YaHei" w:hAnsi="Microsoft YaHei" w:eastAsia="Microsoft YaHei"/>
+        <w:jc w:val="right"/>
+      </w:pPr>
+      <w:r>
+        <w:rPr>
+          <w:color w:val="888888"/>
+          <w:sz w:val="16"/>
+        </w:rPr>
+        <w:t>📅 最近更新：2026-09-26 15:10　|　学员版（第三版修订 · 4周版）；第4轮朗读优化（2026-09-26）：音频转写来源的共读原文已口语化改写</w:t>
+      </w:r>
+    </w:p>
+    <w:p>
+      <w:pPr>
+        <w:jc w:val="center"/>
+      </w:pPr>
+      <w:r>
+        <w:rPr>
           <w:b/>
-          <w:color w:val="1E5631"/>
-          <w:sz w:val="34"/>
-        </w:rPr>
-        <w:t>第3周：不净观——三十二身分与修习层次（学员版）</w:t>
-      </w:r>
-    </w:p>
-    <w:p>
-      <w:pPr>
-        <w:spacing w:before="160" w:after="80"/>
-      </w:pPr>
-      <w:r>
-        <w:rPr>
-          <w:rFonts w:ascii="Microsoft YaHei" w:hAnsi="Microsoft YaHei" w:eastAsia="Microsoft YaHei"/>
+          <w:color w:val="1E4620"/>
+          <w:sz w:val="36"/>
+        </w:rPr>
+        <w:t>第3周：不净观——三十二身分与修习层次</w:t>
+      </w:r>
+    </w:p>
+    <w:p>
+      <w:r>
+        <w:rPr>
           <w:b/>
-          <w:color w:val="1E5631"/>
-          <w:sz w:val="28"/>
+          <w:color w:val="1E4620"/>
+          <w:sz w:val="26"/>
         </w:rPr>
         <w:t>📋 本周信息卡</w:t>
       </w:r>
@@ -34,7 +41,6 @@
       <w:tblPr>
         <w:tblStyle w:val="TableGrid"/>
         <w:tblW w:type="auto" w:w="0"/>
-        <w:jc w:val="center"/>
         <w:tblLook w:firstColumn="1" w:firstRow="1" w:lastColumn="0" w:lastRow="0" w:noHBand="0" w:noVBand="1" w:val="04A0"/>
       </w:tblPr>
       <w:tblGrid>
@@ -45,17 +51,20 @@
         <w:tc>
           <w:tcPr>
             <w:tcW w:type="dxa" w:w="4819"/>
-            <w:shd w:val="clear" w:color="auto" w:fill="1E5631"/>
+            <w:shd w:val="clear" w:fill="1E4620"/>
           </w:tcPr>
           <w:p>
-            <w:pPr>
-              <w:spacing w:after="20"/>
-            </w:pPr>
             <w:r>
               <w:rPr>
-                <w:b/>
                 <w:color w:val="FFFFFF"/>
-                <w:sz w:val="19"/>
+                <w:sz w:val="18"/>
+              </w:rPr>
+            </w:r>
+            <w:r>
+              <w:rPr>
+                <w:b w:val="0"/>
+                <w:color w:val="FFFFFF"/>
+                <w:sz w:val="18"/>
               </w:rPr>
               <w:t>项目</w:t>
             </w:r>
@@ -64,17 +73,20 @@
         <w:tc>
           <w:tcPr>
             <w:tcW w:type="dxa" w:w="4819"/>
-            <w:shd w:val="clear" w:color="auto" w:fill="1E5631"/>
+            <w:shd w:val="clear" w:fill="1E4620"/>
           </w:tcPr>
           <w:p>
-            <w:pPr>
-              <w:spacing w:after="20"/>
-            </w:pPr>
             <w:r>
               <w:rPr>
-                <w:b/>
                 <w:color w:val="FFFFFF"/>
-                <w:sz w:val="19"/>
+                <w:sz w:val="18"/>
+              </w:rPr>
+            </w:r>
+            <w:r>
+              <w:rPr>
+                <w:b w:val="0"/>
+                <w:color w:val="FFFFFF"/>
+                <w:sz w:val="18"/>
               </w:rPr>
               <w:t>内容</w:t>
             </w:r>
@@ -87,12 +99,15 @@
             <w:tcW w:type="dxa" w:w="4819"/>
           </w:tcPr>
           <w:p>
-            <w:pPr>
-              <w:spacing w:after="20"/>
-            </w:pPr>
             <w:r>
               <w:rPr>
-                <w:sz w:val="19"/>
+                <w:sz w:val="18"/>
+              </w:rPr>
+            </w:r>
+            <w:r>
+              <w:rPr>
+                <w:b w:val="0"/>
+                <w:sz w:val="18"/>
               </w:rPr>
               <w:t>时长</w:t>
             </w:r>
@@ -103,12 +118,15 @@
             <w:tcW w:type="dxa" w:w="4819"/>
           </w:tcPr>
           <w:p>
-            <w:pPr>
-              <w:spacing w:after="20"/>
-            </w:pPr>
             <w:r>
               <w:rPr>
-                <w:sz w:val="19"/>
+                <w:sz w:val="18"/>
+              </w:rPr>
+            </w:r>
+            <w:r>
+              <w:rPr>
+                <w:b w:val="0"/>
+                <w:sz w:val="18"/>
               </w:rPr>
               <w:t>120分钟（4周版 · 9环节）</w:t>
             </w:r>
@@ -119,15 +137,18 @@
         <w:tc>
           <w:tcPr>
             <w:tcW w:type="dxa" w:w="4819"/>
-            <w:shd w:val="clear" w:color="auto" w:fill="F2F2F2"/>
+            <w:shd w:val="clear" w:fill="F2F5FA"/>
           </w:tcPr>
           <w:p>
-            <w:pPr>
-              <w:spacing w:after="20"/>
-            </w:pPr>
             <w:r>
               <w:rPr>
-                <w:sz w:val="19"/>
+                <w:sz w:val="18"/>
+              </w:rPr>
+            </w:r>
+            <w:r>
+              <w:rPr>
+                <w:b w:val="0"/>
+                <w:sz w:val="18"/>
               </w:rPr>
               <w:t>核心问题</w:t>
             </w:r>
@@ -136,15 +157,18 @@
         <w:tc>
           <w:tcPr>
             <w:tcW w:type="dxa" w:w="4819"/>
-            <w:shd w:val="clear" w:color="auto" w:fill="F2F2F2"/>
+            <w:shd w:val="clear" w:fill="F2F5FA"/>
           </w:tcPr>
           <w:p>
-            <w:pPr>
-              <w:spacing w:after="20"/>
-            </w:pPr>
             <w:r>
               <w:rPr>
-                <w:sz w:val="19"/>
+                <w:sz w:val="18"/>
+              </w:rPr>
+            </w:r>
+            <w:r>
+              <w:rPr>
+                <w:b w:val="0"/>
+                <w:sz w:val="18"/>
               </w:rPr>
               <w:t>"看身体"为什么是禅修？把身体拆成三十二个部分来看，会发生什么？；不净观要修到多深才算数？我们这样的在家人，平时怎么把它用起来？</w:t>
             </w:r>
@@ -157,12 +181,15 @@
             <w:tcW w:type="dxa" w:w="4819"/>
           </w:tcPr>
           <w:p>
-            <w:pPr>
-              <w:spacing w:after="20"/>
-            </w:pPr>
             <w:r>
               <w:rPr>
-                <w:sz w:val="19"/>
+                <w:sz w:val="18"/>
+              </w:rPr>
+            </w:r>
+            <w:r>
+              <w:rPr>
+                <w:b w:val="0"/>
+                <w:sz w:val="18"/>
               </w:rPr>
               <w:t>共读原文</w:t>
             </w:r>
@@ -173,12 +200,15 @@
             <w:tcW w:type="dxa" w:w="4819"/>
           </w:tcPr>
           <w:p>
-            <w:pPr>
-              <w:spacing w:after="20"/>
-            </w:pPr>
             <w:r>
               <w:rPr>
-                <w:sz w:val="19"/>
+                <w:sz w:val="18"/>
+              </w:rPr>
+            </w:r>
+            <w:r>
+              <w:rPr>
+                <w:b w:val="0"/>
+                <w:sz w:val="18"/>
               </w:rPr>
               <w:t>共读原文1：① 三十二身分课件：《身至念经》经文、完整列表与六组、修法要点、取相方法、八类利益、发毛爪齿皮五事分辨（PDF课件）② "透视"皮肤与闭眼回忆逐部位觉察训练（录音转写·依据录音转写整理）③ 三十二身分完整口释引导：破除自他与异性贪爱、每日练习建议（录音转写·依据录音转写整理）　｜　共读原文2：① 各部位的形态、颜色与功能——从粗显到细微的止观次第、修习前身心调整、观想引导（录音转写·依据录音转写整理）② 依次观想引导：以三十二身分收摄散乱心、以慈心平衡（录音转写·依据录音转写整理）③ 在家人日用：呵欲与容貌执着、心烦不静时的收摄、"护卫禅"之义、定力观察与案例（录音转写·依据录音转写整理）</w:t>
             </w:r>
@@ -189,15 +219,18 @@
         <w:tc>
           <w:tcPr>
             <w:tcW w:type="dxa" w:w="4819"/>
-            <w:shd w:val="clear" w:color="auto" w:fill="F2F2F2"/>
+            <w:shd w:val="clear" w:fill="F2F5FA"/>
           </w:tcPr>
           <w:p>
-            <w:pPr>
-              <w:spacing w:after="20"/>
-            </w:pPr>
             <w:r>
               <w:rPr>
-                <w:sz w:val="19"/>
+                <w:sz w:val="18"/>
+              </w:rPr>
+            </w:r>
+            <w:r>
+              <w:rPr>
+                <w:b w:val="0"/>
+                <w:sz w:val="18"/>
               </w:rPr>
               <w:t>本周作业</w:t>
             </w:r>
@@ -206,15 +239,18 @@
         <w:tc>
           <w:tcPr>
             <w:tcW w:type="dxa" w:w="4819"/>
-            <w:shd w:val="clear" w:color="auto" w:fill="F2F2F2"/>
+            <w:shd w:val="clear" w:fill="F2F5FA"/>
           </w:tcPr>
           <w:p>
-            <w:pPr>
-              <w:spacing w:after="20"/>
-            </w:pPr>
             <w:r>
               <w:rPr>
-                <w:sz w:val="19"/>
+                <w:sz w:val="18"/>
+              </w:rPr>
+            </w:r>
+            <w:r>
+              <w:rPr>
+                <w:b w:val="0"/>
+                <w:sz w:val="18"/>
               </w:rPr>
               <w:t>每天睡前按六组过一遍三十二身分，5分钟；照镜或对镜生起容貌执着时作意三十二身分1分钟</w:t>
             </w:r>
@@ -223,15 +259,11 @@
       </w:tr>
     </w:tbl>
     <w:p>
-      <w:pPr>
-        <w:spacing w:before="160" w:after="80"/>
-      </w:pPr>
-      <w:r>
-        <w:rPr>
-          <w:rFonts w:ascii="Microsoft YaHei" w:hAnsi="Microsoft YaHei" w:eastAsia="Microsoft YaHei"/>
+      <w:r>
+        <w:rPr>
           <w:b/>
-          <w:color w:val="1E5631"/>
-          <w:sz w:val="28"/>
+          <w:color w:val="1E4620"/>
+          <w:sz w:val="26"/>
         </w:rPr>
         <w:t>🧘 静心开场（10 min）</w:t>
       </w:r>
@@ -240,183 +272,194 @@
       <w:r>
         <w:rPr>
           <w:b/>
-          <w:sz w:val="21"/>
         </w:rPr>
         <w:t>请跟随引导静心</w:t>
       </w:r>
       <w:r>
         <w:rPr>
-          <w:sz w:val="21"/>
+          <w:b w:val="0"/>
         </w:rPr>
         <w:t>：</w:t>
       </w:r>
     </w:p>
     <w:p>
       <w:pPr>
-        <w:spacing w:before="40" w:after="80"/>
-        <w:ind w:left="283"/>
-        <w:shd w:val="clear" w:color="auto" w:fill="EDF6EF"/>
+        <w:ind w:left="170"/>
         <w:pBdr>
-          <w:left w:val="single" w:sz="20" w:space="6" w:color="1E5631"/>
+          <w:left w:val="single" w:sz="18" w:space="4" w:color="1E4620"/>
         </w:pBdr>
-      </w:pPr>
-      <w:r>
-        <w:rPr>
-          <w:sz w:val="20"/>
-        </w:rPr>
-        <w:t>我们先静坐一分钟。闭上眼睛，感受自己的呼吸，让心慢慢安静下来。（停顿60秒） 从这一周起，我们进入四护卫禅的第三种——不净观。一听"不净"两个字，很多人会皱眉：好好的，为什么要看身体"不好看"的一面？先说清楚一件事：佛陀教不净观，不是让我们嫌弃身体，更不是自我厌恶，而是像科学家观察标本一样，如实、平静地"看见"身体的本来样子——它由什么组成、里面装着什么。看得越平静、越清楚，心就越不容易被"好不好看、可不可爱"这种印象牵着走。 今天的原文里，佛陀给出一份完整的"身体清单"：从头发、体毛、指甲、牙齿、皮肤，到心、肝、脾、肺，再到胆汁、痰、脓、血、汗、泪、尿，一共三十二个部分。我们不需要背下来，只需要跟着原文，一组一组、一块一块地"过一遍"。今天的环节是：读三段原文、第一轮分享、主题讨论，还有一次15分钟的禅修练习——照着引导词，在心里把自己的身体"拆开看一遍"。如果坐了一会儿觉得腿麻，很正常——今天的主角，恰恰就是这副身体。</w:t>
-      </w:r>
-    </w:p>
-    <w:p>
-      <w:pPr>
-        <w:spacing w:before="40" w:after="80"/>
-        <w:ind w:left="283"/>
-        <w:shd w:val="clear" w:color="auto" w:fill="EDF6EF"/>
+        <w:shd w:val="clear" w:fill="F2F5FA"/>
+      </w:pPr>
+      <w:r>
+        <w:rPr>
+          <w:b w:val="0"/>
+        </w:rPr>
+        <w:t>我们先静坐一分钟。闭上眼睛，感受自己的呼吸，让心慢慢安静下来。（停顿60秒）</w:t>
+      </w:r>
+    </w:p>
+    <w:p>
+      <w:pPr>
+        <w:ind w:left="170"/>
         <w:pBdr>
-          <w:left w:val="single" w:sz="20" w:space="6" w:color="1E5631"/>
+          <w:left w:val="single" w:sz="18" w:space="4" w:color="1E4620"/>
         </w:pBdr>
-      </w:pPr>
-      <w:r>
-        <w:rPr>
-          <w:sz w:val="20"/>
+        <w:shd w:val="clear" w:fill="F2F5FA"/>
+      </w:pPr>
+      <w:r>
+        <w:rPr>
+          <w:b w:val="0"/>
+        </w:rPr>
+        <w:t>从这一周起，我们进入四护卫禅的第三种——不净观。一听"不净"两个字，很多人会皱眉：好好的，为什么要看身体"不好看"的一面？先说清楚一件事：佛陀教不净观，不是让我们嫌弃身体，更不是自我厌恶，而是像科学家观察标本一样，如实、平静地"看见"身体的本来样子——它由什么组成、里面装着什么。看得越平静、越清楚，心就越不容易被"好不好看、可不可爱"这种印象牵着走。</w:t>
+      </w:r>
+    </w:p>
+    <w:p>
+      <w:pPr>
+        <w:ind w:left="170"/>
+        <w:pBdr>
+          <w:left w:val="single" w:sz="18" w:space="4" w:color="1E4620"/>
+        </w:pBdr>
+        <w:shd w:val="clear" w:fill="F2F5FA"/>
+      </w:pPr>
+      <w:r>
+        <w:rPr>
+          <w:b w:val="0"/>
+        </w:rPr>
+        <w:t>今天的原文里，佛陀给出一份完整的"身体清单"：从头发、体毛、指甲、牙齿、皮肤，到心、肝、脾、肺，再到胆汁、痰、脓、血、汗、泪、尿，一共三十二个部分。我们不需要背下来，只需要跟着原文，一组一组、一块一块地"过一遍"。今天的环节是：读三段原文、第一轮分享、主题讨论，还有一次15分钟的禅修练习——照着引导词，在心里把自己的身体"拆开看一遍"。如果坐了一会儿觉得腿麻，很正常——今天的主角，恰恰就是这副身体。</w:t>
+      </w:r>
+    </w:p>
+    <w:p>
+      <w:pPr>
+        <w:ind w:left="170"/>
+        <w:pBdr>
+          <w:left w:val="single" w:sz="18" w:space="4" w:color="1E4620"/>
+        </w:pBdr>
+        <w:shd w:val="clear" w:fill="F2F5FA"/>
+      </w:pPr>
+      <w:r>
+        <w:rPr>
+          <w:b w:val="0"/>
         </w:rPr>
         <w:t xml:space="preserve">💬 </w:t>
       </w:r>
       <w:r>
         <w:rPr>
           <w:b/>
-          <w:sz w:val="20"/>
         </w:rPr>
         <w:t>破冰｜3–5分钟</w:t>
       </w:r>
       <w:r>
         <w:rPr>
-          <w:sz w:val="20"/>
+          <w:b w:val="0"/>
         </w:rPr>
         <w:t>：从今天早上出门到现在，你有几次「意识到自己这个身体」？（比如累、饿、酸）</w:t>
       </w:r>
     </w:p>
     <w:p>
       <w:pPr>
-        <w:spacing w:before="40" w:after="80"/>
-        <w:ind w:left="283"/>
-        <w:shd w:val="clear" w:color="auto" w:fill="EDF6EF"/>
+        <w:ind w:left="170"/>
         <w:pBdr>
-          <w:left w:val="single" w:sz="20" w:space="6" w:color="1E5631"/>
+          <w:left w:val="single" w:sz="18" w:space="4" w:color="1E4620"/>
         </w:pBdr>
-      </w:pPr>
-      <w:r>
-        <w:rPr>
-          <w:sz w:val="20"/>
+        <w:shd w:val="clear" w:fill="F2F5FA"/>
+      </w:pPr>
+      <w:r>
+        <w:rPr>
+          <w:b w:val="0"/>
         </w:rPr>
         <w:t xml:space="preserve">🛡️ </w:t>
       </w:r>
       <w:r>
         <w:rPr>
           <w:b/>
-          <w:sz w:val="20"/>
         </w:rPr>
         <w:t>心理安全三约定</w:t>
       </w:r>
       <w:r>
         <w:rPr>
-          <w:sz w:val="20"/>
+          <w:b w:val="0"/>
         </w:rPr>
         <w:t xml:space="preserve">（每次开场在心里过一遍）：① </w:t>
       </w:r>
       <w:r>
         <w:rPr>
           <w:b/>
-          <w:sz w:val="20"/>
         </w:rPr>
         <w:t>保密</w:t>
       </w:r>
       <w:r>
         <w:rPr>
-          <w:sz w:val="20"/>
+          <w:b w:val="0"/>
         </w:rPr>
         <w:t xml:space="preserve">——这里说的话不出这间屋子；② </w:t>
       </w:r>
       <w:r>
         <w:rPr>
           <w:b/>
-          <w:sz w:val="20"/>
         </w:rPr>
         <w:t>不评判</w:t>
       </w:r>
       <w:r>
         <w:rPr>
-          <w:sz w:val="20"/>
+          <w:b w:val="0"/>
         </w:rPr>
         <w:t xml:space="preserve">——不评价任何人的分享，也不急着评价自己；③ </w:t>
       </w:r>
       <w:r>
         <w:rPr>
           <w:b/>
-          <w:sz w:val="20"/>
         </w:rPr>
         <w:t>可随时暂停</w:t>
       </w:r>
       <w:r>
         <w:rPr>
-          <w:sz w:val="20"/>
+          <w:b w:val="0"/>
         </w:rPr>
         <w:t>——任何时候觉得不舒服，都可以停下来休息、喝水或离开，不需要解释。</w:t>
       </w:r>
     </w:p>
     <w:p>
-      <w:pPr>
-        <w:spacing w:before="160" w:after="80"/>
-      </w:pPr>
-      <w:r>
-        <w:rPr>
-          <w:rFonts w:ascii="Microsoft YaHei" w:hAnsi="Microsoft YaHei" w:eastAsia="Microsoft YaHei"/>
+      <w:r>
+        <w:rPr>
           <w:b/>
-          <w:color w:val="1E5631"/>
-          <w:sz w:val="28"/>
+          <w:color w:val="1E4620"/>
+          <w:sz w:val="26"/>
         </w:rPr>
         <w:t>📖 共读原文1（20 min）</w:t>
       </w:r>
     </w:p>
     <w:p>
       <w:pPr>
-        <w:spacing w:before="40" w:after="80"/>
-        <w:ind w:left="283"/>
-        <w:shd w:val="clear" w:color="auto" w:fill="EDF6EF"/>
+        <w:ind w:left="170"/>
         <w:pBdr>
-          <w:left w:val="single" w:sz="20" w:space="6" w:color="1E5631"/>
+          <w:left w:val="single" w:sz="18" w:space="4" w:color="1E4620"/>
         </w:pBdr>
-      </w:pPr>
-      <w:r>
-        <w:rPr>
-          <w:sz w:val="20"/>
+        <w:shd w:val="clear" w:fill="F2F5FA"/>
+      </w:pPr>
+      <w:r>
+        <w:rPr>
+          <w:b w:val="0"/>
         </w:rPr>
         <w:t xml:space="preserve">🔖 </w:t>
       </w:r>
       <w:r>
         <w:rPr>
           <w:b/>
-          <w:sz w:val="20"/>
         </w:rPr>
         <w:t>【本周朗读段·起】</w:t>
       </w:r>
       <w:r>
         <w:rPr>
-          <w:sz w:val="20"/>
+          <w:b w:val="0"/>
         </w:rPr>
         <w:t>（以下为本讲建议照读的原文，中等稍慢约 25 分钟；其余内容为默读／选读／延伸）</w:t>
       </w:r>
     </w:p>
     <w:p>
-      <w:pPr>
-        <w:spacing w:before="120" w:after="80"/>
-      </w:pPr>
-      <w:r>
-        <w:rPr>
-          <w:rFonts w:ascii="Microsoft YaHei" w:hAnsi="Microsoft YaHei" w:eastAsia="Microsoft YaHei"/>
+      <w:r>
+        <w:rPr>
           <w:b/>
-          <w:color w:val="1E5631"/>
-          <w:sz w:val="25"/>
+          <w:color w:val="1E4620"/>
+          <w:sz w:val="23"/>
         </w:rPr>
         <w:t>原文材料①：三十二身分课件——《身至念经》经文、完整列表与六组、修法要点、取相方法与八类利益</w:t>
       </w:r>
@@ -425,13 +468,12 @@
       <w:r>
         <w:rPr>
           <w:b/>
-          <w:sz w:val="21"/>
         </w:rPr>
         <w:t>★核心段落</w:t>
       </w:r>
       <w:r>
         <w:rPr>
-          <w:sz w:val="21"/>
+          <w:b w:val="0"/>
         </w:rPr>
         <w:t>（必读）</w:t>
       </w:r>
@@ -440,31 +482,44 @@
       <w:r>
         <w:rPr>
           <w:b/>
-          <w:sz w:val="21"/>
         </w:rPr>
         <w:t>一、《身至念经》经文：三十二身分出自佛陀亲说</w:t>
       </w:r>
     </w:p>
     <w:p>
       <w:pPr>
-        <w:spacing w:before="40" w:after="80"/>
-        <w:ind w:left="283"/>
-        <w:shd w:val="clear" w:color="auto" w:fill="EDF6EF"/>
+        <w:ind w:left="170"/>
         <w:pBdr>
-          <w:left w:val="single" w:sz="20" w:space="6" w:color="1E5631"/>
+          <w:left w:val="single" w:sz="18" w:space="4" w:color="1E4620"/>
         </w:pBdr>
-      </w:pPr>
-      <w:r>
-        <w:rPr>
-          <w:sz w:val="20"/>
-        </w:rPr>
-        <w:t>复次，比库们！另一种（观照的方法）为：比库省察从脚掌至头发下方；从头发至周围以皮肤为边际，有不洁净之种种充满着此色身。省察于此色身有头发、身毛、指甲、牙齿、皮、肉、腱、骨、骨髓、肾、心脏、肝、膜、脾、肺、肠、肠间膜、胃中物、粪、脑、胆汁、痰、脓、血、汗、脂肪、泪、脂膏、唾、涕、关节滑液、尿。 ——《身至念经》</w:t>
-      </w:r>
-    </w:p>
-    <w:p>
-      <w:r>
-        <w:rPr>
-          <w:sz w:val="21"/>
+        <w:shd w:val="clear" w:fill="F2F5FA"/>
+      </w:pPr>
+      <w:r>
+        <w:rPr>
+          <w:b w:val="0"/>
+        </w:rPr>
+        <w:t>复次，比库们！另一种（观照的方法）为：比库省察从脚掌至头发下方；从头发至周围以皮肤为边际，有不洁净之种种充满着此色身。省察于此色身有头发、身毛、指甲、牙齿、皮、肉、腱、骨、骨髓、肾、心脏、肝、膜、脾、肺、肠、肠间膜、胃中物、粪、脑、胆汁、痰、脓、血、汗、脂肪、泪、脂膏、唾、涕、关节滑液、尿。</w:t>
+      </w:r>
+    </w:p>
+    <w:p>
+      <w:pPr>
+        <w:ind w:left="170"/>
+        <w:pBdr>
+          <w:left w:val="single" w:sz="18" w:space="4" w:color="1E4620"/>
+        </w:pBdr>
+        <w:shd w:val="clear" w:fill="F2F5FA"/>
+      </w:pPr>
+      <w:r>
+        <w:rPr>
+          <w:b w:val="0"/>
+        </w:rPr>
+        <w:t>——《身至念经》</w:t>
+      </w:r>
+    </w:p>
+    <w:p>
+      <w:r>
+        <w:rPr>
+          <w:b w:val="0"/>
         </w:rPr>
         <w:t>（注：经文页为图片型幻灯片，文字提取时"脑"字缺失，依课件后文"第四组：肠、肠间膜、胃中物、粪、脑"及通行译本补入。）</w:t>
       </w:r>
@@ -473,80 +528,390 @@
       <w:r>
         <w:rPr>
           <w:b/>
-          <w:sz w:val="21"/>
         </w:rPr>
         <w:t>二、三十二身分完整列表与六组分组</w:t>
       </w:r>
     </w:p>
     <w:p>
       <w:pPr>
-        <w:spacing w:before="40" w:after="80"/>
-        <w:ind w:left="283"/>
-        <w:shd w:val="clear" w:color="auto" w:fill="EDF6EF"/>
+        <w:ind w:left="170"/>
         <w:pBdr>
-          <w:left w:val="single" w:sz="20" w:space="6" w:color="1E5631"/>
+          <w:left w:val="single" w:sz="18" w:space="4" w:color="1E4620"/>
         </w:pBdr>
-      </w:pPr>
-      <w:r>
-        <w:rPr>
-          <w:sz w:val="20"/>
-        </w:rPr>
-        <w:t>三十二身分(dvattimsakāro)： 1)发 kesā　2)毛 lomā　3)爪 nakhā　4)齿 dantā　5)皮 taco 6)肉 maṁsaṁ　7)筋 nahāru　8)骨 aṭṭhi　9)骨髓 aṭṭhi-miñja　10)肾 vakkaṁ 11)心 hadayaṁ　12)肝 yakanaṁ　13)肋膜 kilomakaṁ　14)脾 pihakaṁ　15)肺 papphasaṁ 16)肠 antaṁ　17)肠间膜 antaguṇaṁ　18)胃中物 udariyaṁ　19)粪 karīsaṁ　20)脑 matthaluṅgaṁ 21)胆汁 pittaṁ　22)痰 semhaṁ　23)脓 pubbo　24)血 lohitaṁ　25)汗 sedo　26)脂肪 medo 27)泪 assu　28)油膏 vasā　29)唾液 kheḷo　30)涕 siṅghāṇikā　31)关节滑液 lasikā　32)尿 muttaṁ</w:t>
-      </w:r>
-    </w:p>
-    <w:p>
-      <w:r>
-        <w:rPr>
-          <w:sz w:val="21"/>
+        <w:shd w:val="clear" w:fill="F2F5FA"/>
+      </w:pPr>
+      <w:r>
+        <w:rPr>
+          <w:b w:val="0"/>
+        </w:rPr>
+        <w:t>三十二身分(dvattimsakāro)：</w:t>
+      </w:r>
+    </w:p>
+    <w:p>
+      <w:pPr>
+        <w:ind w:left="170"/>
+        <w:pBdr>
+          <w:left w:val="single" w:sz="18" w:space="4" w:color="1E4620"/>
+        </w:pBdr>
+        <w:shd w:val="clear" w:fill="F2F5FA"/>
+      </w:pPr>
+      <w:r>
+        <w:rPr>
+          <w:b w:val="0"/>
+        </w:rPr>
+        <w:t>1)发 kesā　2)毛 lomā　3)爪 nakhā　4)齿 dantā　5)皮 taco</w:t>
+      </w:r>
+    </w:p>
+    <w:p>
+      <w:pPr>
+        <w:ind w:left="170"/>
+        <w:pBdr>
+          <w:left w:val="single" w:sz="18" w:space="4" w:color="1E4620"/>
+        </w:pBdr>
+        <w:shd w:val="clear" w:fill="F2F5FA"/>
+      </w:pPr>
+      <w:r>
+        <w:rPr>
+          <w:b w:val="0"/>
+        </w:rPr>
+        <w:t>6)肉 maṁsaṁ　7)筋 nahāru　8)骨 aṭṭhi　9)骨髓 aṭṭhi-miñja　10)肾 vakkaṁ</w:t>
+      </w:r>
+    </w:p>
+    <w:p>
+      <w:pPr>
+        <w:ind w:left="170"/>
+        <w:pBdr>
+          <w:left w:val="single" w:sz="18" w:space="4" w:color="1E4620"/>
+        </w:pBdr>
+        <w:shd w:val="clear" w:fill="F2F5FA"/>
+      </w:pPr>
+      <w:r>
+        <w:rPr>
+          <w:b w:val="0"/>
+        </w:rPr>
+        <w:t>11)心 hadayaṁ　12)肝 yakanaṁ　13)肋膜 kilomakaṁ　14)脾 pihakaṁ　15)肺 papphasaṁ</w:t>
+      </w:r>
+    </w:p>
+    <w:p>
+      <w:pPr>
+        <w:ind w:left="170"/>
+        <w:pBdr>
+          <w:left w:val="single" w:sz="18" w:space="4" w:color="1E4620"/>
+        </w:pBdr>
+        <w:shd w:val="clear" w:fill="F2F5FA"/>
+      </w:pPr>
+      <w:r>
+        <w:rPr>
+          <w:b w:val="0"/>
+        </w:rPr>
+        <w:t>16)肠 antaṁ　17)肠间膜 antaguṇaṁ　18)胃中物 udariyaṁ　19)粪 karīsaṁ　20)脑 matthaluṅgaṁ</w:t>
+      </w:r>
+    </w:p>
+    <w:p>
+      <w:pPr>
+        <w:ind w:left="170"/>
+        <w:pBdr>
+          <w:left w:val="single" w:sz="18" w:space="4" w:color="1E4620"/>
+        </w:pBdr>
+        <w:shd w:val="clear" w:fill="F2F5FA"/>
+      </w:pPr>
+      <w:r>
+        <w:rPr>
+          <w:b w:val="0"/>
+        </w:rPr>
+        <w:t>21)胆汁 pittaṁ　22)痰 semhaṁ　23)脓 pubbo　24)血 lohitaṁ　25)汗 sedo　26)脂肪 medo</w:t>
+      </w:r>
+    </w:p>
+    <w:p>
+      <w:pPr>
+        <w:ind w:left="170"/>
+        <w:pBdr>
+          <w:left w:val="single" w:sz="18" w:space="4" w:color="1E4620"/>
+        </w:pBdr>
+        <w:shd w:val="clear" w:fill="F2F5FA"/>
+      </w:pPr>
+      <w:r>
+        <w:rPr>
+          <w:b w:val="0"/>
+        </w:rPr>
+        <w:t>27)泪 assu　28)油膏 vasā　29)唾液 kheḷo　30)涕 siṅghāṇikā　31)关节滑液 lasikā　32)尿 muttaṁ</w:t>
+      </w:r>
+    </w:p>
+    <w:p>
+      <w:r>
+        <w:rPr>
+          <w:b w:val="0"/>
         </w:rPr>
         <w:t>（注：上表已依课件后文清晰列表页校正OCR误字；巴利拼写依通行转写规范微调，如"athi-mibja"→aṭṭhi-miñja、"matthaluvgam"→matthaluṅgaṁ。）</w:t>
       </w:r>
     </w:p>
     <w:p>
       <w:pPr>
-        <w:spacing w:before="40" w:after="80"/>
-        <w:ind w:left="283"/>
-        <w:shd w:val="clear" w:color="auto" w:fill="EDF6EF"/>
+        <w:ind w:left="170"/>
         <w:pBdr>
-          <w:left w:val="single" w:sz="20" w:space="6" w:color="1E5631"/>
+          <w:left w:val="single" w:sz="18" w:space="4" w:color="1E4620"/>
         </w:pBdr>
-      </w:pPr>
-      <w:r>
-        <w:rPr>
-          <w:sz w:val="20"/>
-        </w:rPr>
-        <w:t>第一组：头发、身毛、指爪、牙齿、皮肤； 第二组：肉、筋腱、骨、骨髓、肾； 第三组：心脏、肝、膜、脾、肺； 第四组：肠、肠间膜、胃中物、粪、脑。 第五组：胆汁、痰、脓、血、汗、脂肪； 第六组：泪、脂膏、唾、涕、关节滑液、尿六种。</w:t>
+        <w:shd w:val="clear" w:fill="F2F5FA"/>
+      </w:pPr>
+      <w:r>
+        <w:rPr>
+          <w:b w:val="0"/>
+        </w:rPr>
+        <w:t>第一组：头发、身毛、指爪、牙齿、皮肤；</w:t>
+      </w:r>
+    </w:p>
+    <w:p>
+      <w:pPr>
+        <w:ind w:left="170"/>
+        <w:pBdr>
+          <w:left w:val="single" w:sz="18" w:space="4" w:color="1E4620"/>
+        </w:pBdr>
+        <w:shd w:val="clear" w:fill="F2F5FA"/>
+      </w:pPr>
+      <w:r>
+        <w:rPr>
+          <w:b w:val="0"/>
+        </w:rPr>
+        <w:t>第二组：肉、筋腱、骨、骨髓、肾；</w:t>
+      </w:r>
+    </w:p>
+    <w:p>
+      <w:pPr>
+        <w:ind w:left="170"/>
+        <w:pBdr>
+          <w:left w:val="single" w:sz="18" w:space="4" w:color="1E4620"/>
+        </w:pBdr>
+        <w:shd w:val="clear" w:fill="F2F5FA"/>
+      </w:pPr>
+      <w:r>
+        <w:rPr>
+          <w:b w:val="0"/>
+        </w:rPr>
+        <w:t>第三组：心脏、肝、膜、脾、肺；</w:t>
+      </w:r>
+    </w:p>
+    <w:p>
+      <w:pPr>
+        <w:ind w:left="170"/>
+        <w:pBdr>
+          <w:left w:val="single" w:sz="18" w:space="4" w:color="1E4620"/>
+        </w:pBdr>
+        <w:shd w:val="clear" w:fill="F2F5FA"/>
+      </w:pPr>
+      <w:r>
+        <w:rPr>
+          <w:b w:val="0"/>
+        </w:rPr>
+        <w:t>第四组：肠、肠间膜、胃中物、粪、脑。</w:t>
+      </w:r>
+    </w:p>
+    <w:p>
+      <w:pPr>
+        <w:ind w:left="170"/>
+        <w:pBdr>
+          <w:left w:val="single" w:sz="18" w:space="4" w:color="1E4620"/>
+        </w:pBdr>
+        <w:shd w:val="clear" w:fill="F2F5FA"/>
+      </w:pPr>
+      <w:r>
+        <w:rPr>
+          <w:b w:val="0"/>
+        </w:rPr>
+        <w:t>第五组：胆汁、痰、脓、血、汗、脂肪；</w:t>
+      </w:r>
+    </w:p>
+    <w:p>
+      <w:pPr>
+        <w:ind w:left="170"/>
+        <w:pBdr>
+          <w:left w:val="single" w:sz="18" w:space="4" w:color="1E4620"/>
+        </w:pBdr>
+        <w:shd w:val="clear" w:fill="F2F5FA"/>
+      </w:pPr>
+      <w:r>
+        <w:rPr>
+          <w:b w:val="0"/>
+        </w:rPr>
+        <w:t>第六组：泪、脂膏、唾、涕、关节滑液、尿六种。</w:t>
       </w:r>
     </w:p>
     <w:p>
       <w:r>
         <w:rPr>
           <w:b/>
-          <w:sz w:val="21"/>
         </w:rPr>
         <w:t>三、修法要点：依次作意与十种善巧</w:t>
       </w:r>
     </w:p>
     <w:p>
       <w:pPr>
-        <w:spacing w:before="40" w:after="80"/>
-        <w:ind w:left="283"/>
-        <w:shd w:val="clear" w:color="auto" w:fill="EDF6EF"/>
+        <w:ind w:left="170"/>
         <w:pBdr>
-          <w:left w:val="single" w:sz="20" w:space="6" w:color="1E5631"/>
+          <w:left w:val="single" w:sz="18" w:space="4" w:color="1E4620"/>
         </w:pBdr>
-      </w:pPr>
-      <w:r>
-        <w:rPr>
-          <w:sz w:val="20"/>
-        </w:rPr>
-        <w:t>三十二身分的修法： 1.依次作意 2.作意不应过急 3.作意应不过慢 4.禁止作意时心散乱 5.作意时超越头发等名称概念 6.次第不显现而空缺作意 7.根据安止作意 8.根据《增上心》作意 9.根据《清凉性经》作意 10.根据经典《觉支善巧经》作意</w:t>
-      </w:r>
-    </w:p>
-    <w:p>
-      <w:r>
-        <w:rPr>
-          <w:sz w:val="21"/>
+        <w:shd w:val="clear" w:fill="F2F5FA"/>
+      </w:pPr>
+      <w:r>
+        <w:rPr>
+          <w:b w:val="0"/>
+        </w:rPr>
+        <w:t>三十二身分的修法：</w:t>
+      </w:r>
+    </w:p>
+    <w:p>
+      <w:pPr>
+        <w:ind w:left="170"/>
+        <w:pBdr>
+          <w:left w:val="single" w:sz="18" w:space="4" w:color="1E4620"/>
+        </w:pBdr>
+        <w:shd w:val="clear" w:fill="F2F5FA"/>
+      </w:pPr>
+      <w:r>
+        <w:rPr>
+          <w:b w:val="0"/>
+        </w:rPr>
+        <w:t>1.依次作意</w:t>
+      </w:r>
+    </w:p>
+    <w:p>
+      <w:pPr>
+        <w:ind w:left="170"/>
+        <w:pBdr>
+          <w:left w:val="single" w:sz="18" w:space="4" w:color="1E4620"/>
+        </w:pBdr>
+        <w:shd w:val="clear" w:fill="F2F5FA"/>
+      </w:pPr>
+      <w:r>
+        <w:rPr>
+          <w:b w:val="0"/>
+        </w:rPr>
+        <w:t>2.作意不应过急</w:t>
+      </w:r>
+    </w:p>
+    <w:p>
+      <w:pPr>
+        <w:ind w:left="170"/>
+        <w:pBdr>
+          <w:left w:val="single" w:sz="18" w:space="4" w:color="1E4620"/>
+        </w:pBdr>
+        <w:shd w:val="clear" w:fill="F2F5FA"/>
+      </w:pPr>
+      <w:r>
+        <w:rPr>
+          <w:b w:val="0"/>
+        </w:rPr>
+        <w:t>3.作意应不过慢</w:t>
+      </w:r>
+    </w:p>
+    <w:p>
+      <w:pPr>
+        <w:ind w:left="170"/>
+        <w:pBdr>
+          <w:left w:val="single" w:sz="18" w:space="4" w:color="1E4620"/>
+        </w:pBdr>
+        <w:shd w:val="clear" w:fill="F2F5FA"/>
+      </w:pPr>
+      <w:r>
+        <w:rPr>
+          <w:b w:val="0"/>
+        </w:rPr>
+        <w:t>4.禁止作意时心散乱</w:t>
+      </w:r>
+    </w:p>
+    <w:p>
+      <w:pPr>
+        <w:ind w:left="170"/>
+        <w:pBdr>
+          <w:left w:val="single" w:sz="18" w:space="4" w:color="1E4620"/>
+        </w:pBdr>
+        <w:shd w:val="clear" w:fill="F2F5FA"/>
+      </w:pPr>
+      <w:r>
+        <w:rPr>
+          <w:b w:val="0"/>
+        </w:rPr>
+        <w:t>5.作意时超越头发等名称概念</w:t>
+      </w:r>
+    </w:p>
+    <w:p>
+      <w:pPr>
+        <w:ind w:left="170"/>
+        <w:pBdr>
+          <w:left w:val="single" w:sz="18" w:space="4" w:color="1E4620"/>
+        </w:pBdr>
+        <w:shd w:val="clear" w:fill="F2F5FA"/>
+      </w:pPr>
+      <w:r>
+        <w:rPr>
+          <w:b w:val="0"/>
+        </w:rPr>
+        <w:t>6.次第不显现而空缺作意</w:t>
+      </w:r>
+    </w:p>
+    <w:p>
+      <w:pPr>
+        <w:ind w:left="170"/>
+        <w:pBdr>
+          <w:left w:val="single" w:sz="18" w:space="4" w:color="1E4620"/>
+        </w:pBdr>
+        <w:shd w:val="clear" w:fill="F2F5FA"/>
+      </w:pPr>
+      <w:r>
+        <w:rPr>
+          <w:b w:val="0"/>
+        </w:rPr>
+        <w:t>7.根据安止作意</w:t>
+      </w:r>
+    </w:p>
+    <w:p>
+      <w:pPr>
+        <w:ind w:left="170"/>
+        <w:pBdr>
+          <w:left w:val="single" w:sz="18" w:space="4" w:color="1E4620"/>
+        </w:pBdr>
+        <w:shd w:val="clear" w:fill="F2F5FA"/>
+      </w:pPr>
+      <w:r>
+        <w:rPr>
+          <w:b w:val="0"/>
+        </w:rPr>
+        <w:t>8.根据《增上心》作意</w:t>
+      </w:r>
+    </w:p>
+    <w:p>
+      <w:pPr>
+        <w:ind w:left="170"/>
+        <w:pBdr>
+          <w:left w:val="single" w:sz="18" w:space="4" w:color="1E4620"/>
+        </w:pBdr>
+        <w:shd w:val="clear" w:fill="F2F5FA"/>
+      </w:pPr>
+      <w:r>
+        <w:rPr>
+          <w:b w:val="0"/>
+        </w:rPr>
+        <w:t>9.根据《清凉性经》作意</w:t>
+      </w:r>
+    </w:p>
+    <w:p>
+      <w:pPr>
+        <w:ind w:left="170"/>
+        <w:pBdr>
+          <w:left w:val="single" w:sz="18" w:space="4" w:color="1E4620"/>
+        </w:pBdr>
+        <w:shd w:val="clear" w:fill="F2F5FA"/>
+      </w:pPr>
+      <w:r>
+        <w:rPr>
+          <w:b w:val="0"/>
+        </w:rPr>
+        <w:t>10.根据经典《觉支善巧经》作意</w:t>
+      </w:r>
+    </w:p>
+    <w:p>
+      <w:r>
+        <w:rPr>
+          <w:b w:val="0"/>
         </w:rPr>
         <w:t>（注：课件另有一页列出取相的标记方式——"2.用心作意；3.取不同颜色标记；5.以方位标记；6.以处所标记；7.以界限标记"——该页为残页，仅存上述条目；"以颜色、形状、方位、处所、界限"五种分辨与下文发毛爪齿皮各页一致。）</w:t>
       </w:r>
@@ -555,23 +920,21 @@
       <w:r>
         <w:rPr>
           <w:b/>
-          <w:sz w:val="21"/>
         </w:rPr>
         <w:t>四、作意取相的方法（以头发为例的"遍作"阶段）</w:t>
       </w:r>
     </w:p>
     <w:p>
       <w:pPr>
-        <w:spacing w:before="40" w:after="80"/>
-        <w:ind w:left="283"/>
-        <w:shd w:val="clear" w:color="auto" w:fill="EDF6EF"/>
+        <w:ind w:left="170"/>
         <w:pBdr>
-          <w:left w:val="single" w:sz="20" w:space="6" w:color="1E5631"/>
+          <w:left w:val="single" w:sz="18" w:space="4" w:color="1E4620"/>
         </w:pBdr>
-      </w:pPr>
-      <w:r>
-        <w:rPr>
-          <w:sz w:val="20"/>
+        <w:shd w:val="clear" w:fill="F2F5FA"/>
+      </w:pPr>
+      <w:r>
+        <w:rPr>
+          <w:b w:val="0"/>
         </w:rPr>
         <w:t>凡是修三十二身分的禅修者，首先要遍作。如何作意头发的不净相呢？禅修者先拔取一、两根头发，放在手掌，不断记录头发的颜色；或者在剃头时观察头发。作意头发的时候根据头发颜色作意即可，看到黑头发即作意为黑色，看到白头发即作意为白色，看到黑白相杂之头发即作意为多种颜色即可。这就是取得头发不净相的方法。这样的过程是头发作"遍作"阶段。</w:t>
       </w:r>
@@ -580,38 +943,155 @@
       <w:r>
         <w:rPr>
           <w:b/>
-          <w:sz w:val="21"/>
         </w:rPr>
         <w:t>五、八类利益</w:t>
       </w:r>
     </w:p>
     <w:p>
       <w:pPr>
-        <w:spacing w:before="40" w:after="80"/>
-        <w:ind w:left="283"/>
-        <w:shd w:val="clear" w:color="auto" w:fill="EDF6EF"/>
+        <w:ind w:left="170"/>
         <w:pBdr>
-          <w:left w:val="single" w:sz="20" w:space="6" w:color="1E5631"/>
+          <w:left w:val="single" w:sz="18" w:space="4" w:color="1E4620"/>
         </w:pBdr>
-      </w:pPr>
-      <w:r>
-        <w:rPr>
-          <w:sz w:val="20"/>
-        </w:rPr>
-        <w:t>三十二身分的利益： 一、不乐与乐的征服者 二、怖畏恐惧的征服者 三、能忍耐冷热 四、能忍耐饥渴、蚊虫叮咬 五、能忍他人恶言辞抱怨（辱骂） 六、能忍耐不愉悦、不可意、危害生命的身受 七、能以四种色遍成就四禅：青、黄、红、白遍 八、能成就神通</w:t>
+        <w:shd w:val="clear" w:fill="F2F5FA"/>
+      </w:pPr>
+      <w:r>
+        <w:rPr>
+          <w:b w:val="0"/>
+        </w:rPr>
+        <w:t>三十二身分的利益：</w:t>
+      </w:r>
+    </w:p>
+    <w:p>
+      <w:pPr>
+        <w:ind w:left="170"/>
+        <w:pBdr>
+          <w:left w:val="single" w:sz="18" w:space="4" w:color="1E4620"/>
+        </w:pBdr>
+        <w:shd w:val="clear" w:fill="F2F5FA"/>
+      </w:pPr>
+      <w:r>
+        <w:rPr>
+          <w:b w:val="0"/>
+        </w:rPr>
+        <w:t>一、不乐与乐的征服者</w:t>
+      </w:r>
+    </w:p>
+    <w:p>
+      <w:pPr>
+        <w:ind w:left="170"/>
+        <w:pBdr>
+          <w:left w:val="single" w:sz="18" w:space="4" w:color="1E4620"/>
+        </w:pBdr>
+        <w:shd w:val="clear" w:fill="F2F5FA"/>
+      </w:pPr>
+      <w:r>
+        <w:rPr>
+          <w:b w:val="0"/>
+        </w:rPr>
+        <w:t>二、怖畏恐惧的征服者</w:t>
+      </w:r>
+    </w:p>
+    <w:p>
+      <w:pPr>
+        <w:ind w:left="170"/>
+        <w:pBdr>
+          <w:left w:val="single" w:sz="18" w:space="4" w:color="1E4620"/>
+        </w:pBdr>
+        <w:shd w:val="clear" w:fill="F2F5FA"/>
+      </w:pPr>
+      <w:r>
+        <w:rPr>
+          <w:b w:val="0"/>
+        </w:rPr>
+        <w:t>三、能忍耐冷热</w:t>
+      </w:r>
+    </w:p>
+    <w:p>
+      <w:pPr>
+        <w:ind w:left="170"/>
+        <w:pBdr>
+          <w:left w:val="single" w:sz="18" w:space="4" w:color="1E4620"/>
+        </w:pBdr>
+        <w:shd w:val="clear" w:fill="F2F5FA"/>
+      </w:pPr>
+      <w:r>
+        <w:rPr>
+          <w:b w:val="0"/>
+        </w:rPr>
+        <w:t>四、能忍耐饥渴、蚊虫叮咬</w:t>
+      </w:r>
+    </w:p>
+    <w:p>
+      <w:pPr>
+        <w:ind w:left="170"/>
+        <w:pBdr>
+          <w:left w:val="single" w:sz="18" w:space="4" w:color="1E4620"/>
+        </w:pBdr>
+        <w:shd w:val="clear" w:fill="F2F5FA"/>
+      </w:pPr>
+      <w:r>
+        <w:rPr>
+          <w:b w:val="0"/>
+        </w:rPr>
+        <w:t>五、能忍他人恶言辞抱怨（辱骂）</w:t>
+      </w:r>
+    </w:p>
+    <w:p>
+      <w:pPr>
+        <w:ind w:left="170"/>
+        <w:pBdr>
+          <w:left w:val="single" w:sz="18" w:space="4" w:color="1E4620"/>
+        </w:pBdr>
+        <w:shd w:val="clear" w:fill="F2F5FA"/>
+      </w:pPr>
+      <w:r>
+        <w:rPr>
+          <w:b w:val="0"/>
+        </w:rPr>
+        <w:t>六、能忍耐不愉悦、不可意、危害生命的身受</w:t>
+      </w:r>
+    </w:p>
+    <w:p>
+      <w:pPr>
+        <w:ind w:left="170"/>
+        <w:pBdr>
+          <w:left w:val="single" w:sz="18" w:space="4" w:color="1E4620"/>
+        </w:pBdr>
+        <w:shd w:val="clear" w:fill="F2F5FA"/>
+      </w:pPr>
+      <w:r>
+        <w:rPr>
+          <w:b w:val="0"/>
+        </w:rPr>
+        <w:t>七、能以四种色遍成就四禅：青、黄、红、白遍</w:t>
+      </w:r>
+    </w:p>
+    <w:p>
+      <w:pPr>
+        <w:ind w:left="170"/>
+        <w:pBdr>
+          <w:left w:val="single" w:sz="18" w:space="4" w:color="1E4620"/>
+        </w:pBdr>
+        <w:shd w:val="clear" w:fill="F2F5FA"/>
+      </w:pPr>
+      <w:r>
+        <w:rPr>
+          <w:b w:val="0"/>
+        </w:rPr>
+        <w:t>八、能成就神通</w:t>
       </w:r>
     </w:p>
     <w:p>
       <w:r>
         <w:rPr>
           <w:b/>
-          <w:sz w:val="21"/>
         </w:rPr>
         <w:t>◈扩展段落</w:t>
       </w:r>
       <w:r>
         <w:rPr>
-          <w:sz w:val="21"/>
+          <w:b w:val="0"/>
         </w:rPr>
         <w:t>（可选）</w:t>
       </w:r>
@@ -620,62 +1100,174 @@
       <w:r>
         <w:rPr>
           <w:b/>
-          <w:sz w:val="21"/>
         </w:rPr>
         <w:t>六、以五事分辨（一）：发</w:t>
       </w:r>
     </w:p>
     <w:p>
       <w:pPr>
-        <w:spacing w:before="40" w:after="80"/>
-        <w:ind w:left="283"/>
-        <w:shd w:val="clear" w:color="auto" w:fill="EDF6EF"/>
+        <w:ind w:left="170"/>
         <w:pBdr>
-          <w:left w:val="single" w:sz="20" w:space="6" w:color="1E5631"/>
+          <w:left w:val="single" w:sz="18" w:space="4" w:color="1E4620"/>
         </w:pBdr>
-      </w:pPr>
-      <w:r>
-        <w:rPr>
-          <w:sz w:val="20"/>
-        </w:rPr>
-        <w:t>颜色：头发本身颜色是黑色或为所见到的颜色。 形状：头发形状为长圆，如秤杆之形。把头发想象成黑色的丝线即可。 方位：头发的方位是上方。肚脐以上的方位叫上方位，肚脐以下的方位叫下方位。头发在肚脐的上方，所以叫上方位。 处所：头发长在头皮上，以前方额头为界限，后方以脖颈为界限，两侧则限于耳朵。围裹着头壳、有着滋润的头皮这个范围，是头发的处所。 界限：头发的自分界限为——每一根头发的发梢至包裹着头壳的头皮，有着仅如谷芒尖般大小的发根插入头皮，它的下方是其发根的面积，上方是虚空，横向发根彼此之间互为界限，没有两根头发处在一起。其异分界限为：头发并非身毛，身毛并非头发。</w:t>
+        <w:shd w:val="clear" w:fill="F2F5FA"/>
+      </w:pPr>
+      <w:r>
+        <w:rPr>
+          <w:b w:val="0"/>
+        </w:rPr>
+        <w:t>颜色：头发本身颜色是黑色或为所见到的颜色。</w:t>
+      </w:r>
+    </w:p>
+    <w:p>
+      <w:pPr>
+        <w:ind w:left="170"/>
+        <w:pBdr>
+          <w:left w:val="single" w:sz="18" w:space="4" w:color="1E4620"/>
+        </w:pBdr>
+        <w:shd w:val="clear" w:fill="F2F5FA"/>
+      </w:pPr>
+      <w:r>
+        <w:rPr>
+          <w:b w:val="0"/>
+        </w:rPr>
+        <w:t>形状：头发形状为长圆，如秤杆之形。把头发想象成黑色的丝线即可。</w:t>
+      </w:r>
+    </w:p>
+    <w:p>
+      <w:pPr>
+        <w:ind w:left="170"/>
+        <w:pBdr>
+          <w:left w:val="single" w:sz="18" w:space="4" w:color="1E4620"/>
+        </w:pBdr>
+        <w:shd w:val="clear" w:fill="F2F5FA"/>
+      </w:pPr>
+      <w:r>
+        <w:rPr>
+          <w:b w:val="0"/>
+        </w:rPr>
+        <w:t>方位：头发的方位是上方。肚脐以上的方位叫上方位，肚脐以下的方位叫下方位。头发在肚脐的上方，所以叫上方位。</w:t>
+      </w:r>
+    </w:p>
+    <w:p>
+      <w:pPr>
+        <w:ind w:left="170"/>
+        <w:pBdr>
+          <w:left w:val="single" w:sz="18" w:space="4" w:color="1E4620"/>
+        </w:pBdr>
+        <w:shd w:val="clear" w:fill="F2F5FA"/>
+      </w:pPr>
+      <w:r>
+        <w:rPr>
+          <w:b w:val="0"/>
+        </w:rPr>
+        <w:t>处所：头发长在头皮上，以前方额头为界限，后方以脖颈为界限，两侧则限于耳朵。围裹着头壳、有着滋润的头皮这个范围，是头发的处所。</w:t>
+      </w:r>
+    </w:p>
+    <w:p>
+      <w:pPr>
+        <w:ind w:left="170"/>
+        <w:pBdr>
+          <w:left w:val="single" w:sz="18" w:space="4" w:color="1E4620"/>
+        </w:pBdr>
+        <w:shd w:val="clear" w:fill="F2F5FA"/>
+      </w:pPr>
+      <w:r>
+        <w:rPr>
+          <w:b w:val="0"/>
+        </w:rPr>
+        <w:t>界限：头发的自分界限为——每一根头发的发梢至包裹着头壳的头皮，有着仅如谷芒尖般大小的发根插入头皮，它的下方是其发根的面积，上方是虚空，横向发根彼此之间互为界限，没有两根头发处在一起。其异分界限为：头发并非身毛，身毛并非头发。</w:t>
       </w:r>
     </w:p>
     <w:p>
       <w:r>
         <w:rPr>
           <w:b/>
-          <w:sz w:val="21"/>
         </w:rPr>
         <w:t>七、以五事分辨（二）：毛</w:t>
       </w:r>
     </w:p>
     <w:p>
       <w:pPr>
-        <w:spacing w:before="40" w:after="80"/>
-        <w:ind w:left="283"/>
-        <w:shd w:val="clear" w:color="auto" w:fill="EDF6EF"/>
+        <w:ind w:left="170"/>
         <w:pBdr>
-          <w:left w:val="single" w:sz="20" w:space="6" w:color="1E5631"/>
+          <w:left w:val="single" w:sz="18" w:space="4" w:color="1E4620"/>
         </w:pBdr>
-      </w:pPr>
-      <w:r>
-        <w:rPr>
-          <w:sz w:val="20"/>
-        </w:rPr>
-        <w:t>颜色：身毛的颜色不像头发都是乌黑般的颜色，事实上有黑褐色。 形状：身毛的形状则是尖端下垂，如多罗树根形状，或如下弯弓的形状。 方位：身毛的方位上、下两处都有，也就是肚脐以上和肚脐以下都有。 处所：身毛的处所，除了头发之处、手足掌面以外，生于其余身体大部分皮肤。 界限：自分界限——其界限为全身皮肤，能容灰尘（与虱头），于下方则是其身毛之面积，于上方则是虚空，于横面以身毛彼此为界限，没有两根身毛处在一起。异分界限——身毛并非头发，头发并非身毛。以如是方式不与其余的三十一种身分相混淆，与其不同的身毛则是单独一支身分。</w:t>
-      </w:r>
-    </w:p>
-    <w:p>
-      <w:pPr>
-        <w:spacing w:before="120" w:after="80"/>
-      </w:pPr>
-      <w:r>
-        <w:rPr>
-          <w:rFonts w:ascii="Microsoft YaHei" w:hAnsi="Microsoft YaHei" w:eastAsia="Microsoft YaHei"/>
+        <w:shd w:val="clear" w:fill="F2F5FA"/>
+      </w:pPr>
+      <w:r>
+        <w:rPr>
+          <w:b w:val="0"/>
+        </w:rPr>
+        <w:t>颜色：身毛的颜色不像头发都是乌黑般的颜色，事实上有黑褐色。</w:t>
+      </w:r>
+    </w:p>
+    <w:p>
+      <w:pPr>
+        <w:ind w:left="170"/>
+        <w:pBdr>
+          <w:left w:val="single" w:sz="18" w:space="4" w:color="1E4620"/>
+        </w:pBdr>
+        <w:shd w:val="clear" w:fill="F2F5FA"/>
+      </w:pPr>
+      <w:r>
+        <w:rPr>
+          <w:b w:val="0"/>
+        </w:rPr>
+        <w:t>形状：身毛的形状则是尖端下垂，如多罗树根形状，或如下弯弓的形状。</w:t>
+      </w:r>
+    </w:p>
+    <w:p>
+      <w:pPr>
+        <w:ind w:left="170"/>
+        <w:pBdr>
+          <w:left w:val="single" w:sz="18" w:space="4" w:color="1E4620"/>
+        </w:pBdr>
+        <w:shd w:val="clear" w:fill="F2F5FA"/>
+      </w:pPr>
+      <w:r>
+        <w:rPr>
+          <w:b w:val="0"/>
+        </w:rPr>
+        <w:t>方位：身毛的方位上、下两处都有，也就是肚脐以上和肚脐以下都有。</w:t>
+      </w:r>
+    </w:p>
+    <w:p>
+      <w:pPr>
+        <w:ind w:left="170"/>
+        <w:pBdr>
+          <w:left w:val="single" w:sz="18" w:space="4" w:color="1E4620"/>
+        </w:pBdr>
+        <w:shd w:val="clear" w:fill="F2F5FA"/>
+      </w:pPr>
+      <w:r>
+        <w:rPr>
+          <w:b w:val="0"/>
+        </w:rPr>
+        <w:t>处所：身毛的处所，除了头发之处、手足掌面以外，生于其余身体大部分皮肤。</w:t>
+      </w:r>
+    </w:p>
+    <w:p>
+      <w:pPr>
+        <w:ind w:left="170"/>
+        <w:pBdr>
+          <w:left w:val="single" w:sz="18" w:space="4" w:color="1E4620"/>
+        </w:pBdr>
+        <w:shd w:val="clear" w:fill="F2F5FA"/>
+      </w:pPr>
+      <w:r>
+        <w:rPr>
+          <w:b w:val="0"/>
+        </w:rPr>
+        <w:t>界限：自分界限——其界限为全身皮肤，能容灰尘（与虱头），于下方则是其身毛之面积，于上方则是虚空，于横面以身毛彼此为界限，没有两根身毛处在一起。异分界限——身毛并非头发，头发并非身毛。以如是方式不与其余的三十一种身分相混淆，与其不同的身毛则是单独一支身分。</w:t>
+      </w:r>
+    </w:p>
+    <w:p>
+      <w:r>
+        <w:rPr>
           <w:b/>
-          <w:color w:val="1E5631"/>
-          <w:sz w:val="25"/>
+          <w:color w:val="1E4620"/>
+          <w:sz w:val="23"/>
         </w:rPr>
         <w:t>原文材料②："透视"皮肤与闭眼回忆——逐部位觉察训练</w:t>
       </w:r>
@@ -684,13 +1276,12 @@
       <w:r>
         <w:rPr>
           <w:b/>
-          <w:sz w:val="21"/>
         </w:rPr>
         <w:t>★核心段落</w:t>
       </w:r>
       <w:r>
         <w:rPr>
-          <w:sz w:val="21"/>
+          <w:b w:val="0"/>
         </w:rPr>
         <w:t>（必读）</w:t>
       </w:r>
@@ -699,103 +1290,96 @@
       <w:r>
         <w:rPr>
           <w:b/>
-          <w:sz w:val="21"/>
         </w:rPr>
         <w:t>一、新的观察方式：把"人"还原成三十二身分（把脸变成骷髅）</w:t>
       </w:r>
     </w:p>
     <w:p>
       <w:pPr>
-        <w:spacing w:before="40" w:after="80"/>
-        <w:ind w:left="283"/>
-        <w:shd w:val="clear" w:color="auto" w:fill="EDF6EF"/>
+        <w:ind w:left="170"/>
         <w:pBdr>
-          <w:left w:val="single" w:sz="20" w:space="6" w:color="1E5631"/>
+          <w:left w:val="single" w:sz="18" w:space="4" w:color="1E4620"/>
         </w:pBdr>
-      </w:pPr>
-      <w:r>
-        <w:rPr>
-          <w:sz w:val="20"/>
+        <w:shd w:val="clear" w:fill="F2F5FA"/>
+      </w:pPr>
+      <w:r>
+        <w:rPr>
+          <w:b w:val="0"/>
         </w:rPr>
         <w:t>[00:00:00] 今天，我们再学一个新的三十二身分的观察方式。</w:t>
       </w:r>
     </w:p>
     <w:p>
       <w:pPr>
-        <w:spacing w:before="40" w:after="80"/>
-        <w:ind w:left="283"/>
-        <w:shd w:val="clear" w:color="auto" w:fill="EDF6EF"/>
+        <w:ind w:left="170"/>
         <w:pBdr>
-          <w:left w:val="single" w:sz="20" w:space="6" w:color="1E5631"/>
+          <w:left w:val="single" w:sz="18" w:space="4" w:color="1E4620"/>
         </w:pBdr>
-      </w:pPr>
-      <w:r>
-        <w:rPr>
-          <w:sz w:val="20"/>
+        <w:shd w:val="clear" w:fill="F2F5FA"/>
+      </w:pPr>
+      <w:r>
+        <w:rPr>
+          <w:b w:val="0"/>
         </w:rPr>
         <w:t>[00:01:16] 就是三十二身分，我们前面教过的是把它一块一块切出来，让大家观察。有些人反映说这个没有办法成相，没有办法在身体里面去复制出来那个感觉。所以，我们就找了一下这些图片。这些图片呢是比较形象一点的，但是，它毕竟又是不真实的，它是塑造出来的、3D打印出来的。当然可以作为一些理解了。</w:t>
       </w:r>
     </w:p>
     <w:p>
       <w:pPr>
-        <w:spacing w:before="40" w:after="80"/>
-        <w:ind w:left="283"/>
-        <w:shd w:val="clear" w:color="auto" w:fill="EDF6EF"/>
+        <w:ind w:left="170"/>
         <w:pBdr>
-          <w:left w:val="single" w:sz="20" w:space="6" w:color="1E5631"/>
+          <w:left w:val="single" w:sz="18" w:space="4" w:color="1E4620"/>
         </w:pBdr>
-      </w:pPr>
-      <w:r>
-        <w:rPr>
-          <w:sz w:val="20"/>
+        <w:shd w:val="clear" w:fill="F2F5FA"/>
+      </w:pPr>
+      <w:r>
+        <w:rPr>
+          <w:b w:val="0"/>
         </w:rPr>
         <w:t>[00:02:09] 三十二身分，就是头发、体毛、指甲、牙齿、皮肤，肌肉、筋腱，骨头、骨髓，肾、心、肝、膜、脾、肺，肠、肠间膜、胃中物、粪，还有大脑，还有胆汁、痰、脓、血、汗、脂肪，眼泪、膏脂、鼻涕、唾液、关节滑液、尿。这是来自于佛陀的《入出息念经》。</w:t>
       </w:r>
     </w:p>
     <w:p>
       <w:pPr>
-        <w:spacing w:before="40" w:after="80"/>
-        <w:ind w:left="283"/>
-        <w:shd w:val="clear" w:color="auto" w:fill="EDF6EF"/>
+        <w:ind w:left="170"/>
         <w:pBdr>
-          <w:left w:val="single" w:sz="20" w:space="6" w:color="1E5631"/>
+          <w:left w:val="single" w:sz="18" w:space="4" w:color="1E4620"/>
         </w:pBdr>
-      </w:pPr>
-      <w:r>
-        <w:rPr>
-          <w:sz w:val="20"/>
+        <w:shd w:val="clear" w:fill="F2F5FA"/>
+      </w:pPr>
+      <w:r>
+        <w:rPr>
+          <w:b w:val="0"/>
         </w:rPr>
         <w:t>[00:02:39] 我们来大致看一个这样的人。如果这个我们一下子记不了那么多，没关系。你看人，能不能就看他就是一个这样的东西？那如果一个这样的东西，你也能感觉到它很可爱——那就（要记得）基本上我们的可爱都长在脸上，你不会感觉这个肠子很可爱，对？那你就把这个脸呢变成骷髅：把这个脸变成骷髅，眼睛变成骷髅（的眼窝），那就不可爱了。那这个头发、体毛、指甲、牙齿、皮肤这一堆，你想过去？是，这个又没有可爱的地方。</w:t>
       </w:r>
     </w:p>
     <w:p>
       <w:pPr>
-        <w:spacing w:before="40" w:after="80"/>
-        <w:ind w:left="283"/>
-        <w:shd w:val="clear" w:color="auto" w:fill="EDF6EF"/>
+        <w:ind w:left="170"/>
         <w:pBdr>
-          <w:left w:val="single" w:sz="20" w:space="6" w:color="1E5631"/>
+          <w:left w:val="single" w:sz="18" w:space="4" w:color="1E4620"/>
         </w:pBdr>
-      </w:pPr>
-      <w:r>
-        <w:rPr>
-          <w:sz w:val="20"/>
+        <w:shd w:val="clear" w:fill="F2F5FA"/>
+      </w:pPr>
+      <w:r>
+        <w:rPr>
+          <w:b w:val="0"/>
         </w:rPr>
         <w:t>[00:03:29] 然后肌肉、筋腱、骨头、骨髓、肾。然后，这心、肝、膜、脾、肺。从背后来看，这个是肺了，这也是肺。心脏是在这里面，这个是心脏。这个是肝脏，这个是胃，这个是脾。好，然后这个是大肠，这个是小肠，大肠是这样的。好来，这个是骨头，这个是大脑，这后面的小脑。就是骨头，这是肉，这是筋腱，这白白的是筋腱，这是脂肪。好，然后这个是骨头。全身的骨架——你就看这样的人，你就不会觉得他可爱吗？</w:t>
       </w:r>
     </w:p>
     <w:p>
       <w:pPr>
-        <w:spacing w:before="40" w:after="80"/>
-        <w:ind w:left="283"/>
-        <w:shd w:val="clear" w:color="auto" w:fill="EDF6EF"/>
+        <w:ind w:left="170"/>
         <w:pBdr>
-          <w:left w:val="single" w:sz="20" w:space="6" w:color="1E5631"/>
+          <w:left w:val="single" w:sz="18" w:space="4" w:color="1E4620"/>
         </w:pBdr>
-      </w:pPr>
-      <w:r>
-        <w:rPr>
-          <w:sz w:val="20"/>
+        <w:shd w:val="clear" w:fill="F2F5FA"/>
+      </w:pPr>
+      <w:r>
+        <w:rPr>
+          <w:b w:val="0"/>
         </w:rPr>
         <w:t>[00:04:51] 那我们看一个人，你就能（这样）呈现：可能他就是这样一个人，男人女人来，都是这样的一个东西。能不能这样体验一下？好，背后看过去就是这个样子。这个是肾脏。那么这个是膀胱，膀胱里面装着尿液。你看它的背后就是一团这样的东西，你能不能生起可爱的感觉？好，那么这个就是——</w:t>
       </w:r>
@@ -804,23 +1388,21 @@
       <w:r>
         <w:rPr>
           <w:b/>
-          <w:sz w:val="21"/>
         </w:rPr>
         <w:t>二、"透视"皮肤，观见内部不净：解决贪爱的执取</w:t>
       </w:r>
     </w:p>
     <w:p>
       <w:pPr>
-        <w:spacing w:before="40" w:after="80"/>
-        <w:ind w:left="283"/>
-        <w:shd w:val="clear" w:color="auto" w:fill="EDF6EF"/>
+        <w:ind w:left="170"/>
         <w:pBdr>
-          <w:left w:val="single" w:sz="20" w:space="6" w:color="1E5631"/>
+          <w:left w:val="single" w:sz="18" w:space="4" w:color="1E4620"/>
         </w:pBdr>
-      </w:pPr>
-      <w:r>
-        <w:rPr>
-          <w:sz w:val="20"/>
+        <w:shd w:val="clear" w:fill="F2F5FA"/>
+      </w:pPr>
+      <w:r>
+        <w:rPr>
+          <w:b w:val="0"/>
         </w:rPr>
         <w:t>[00:05:43] 如果足够分开来看，就是头发，这是体毛，这些指甲，就是牙齿，是皮肤。皮肤下面，就是肌肉；这个是筋腱，这白白的是筋腱，这是脂肪。好，然后这个是骨头。对。那么像这个，就是我们大致对这些主要的身体组成部分有个了解。那么你在修这个三十二身分不净（观）的时候，你就给它把皮肤透过去——把皮肤透过去，你就会看到里面一堆的三十二身分。那这个你还会觉得这个人很可爱（吗）？如果他没有可爱，那你就解决了可能对他产生贪爱的这样的一种执取。</w:t>
       </w:r>
@@ -829,119 +1411,111 @@
       <w:r>
         <w:rPr>
           <w:b/>
-          <w:sz w:val="21"/>
         </w:rPr>
         <w:t>三、闭眼回忆·逐部位觉察训练（引导实录·上：从头发到肾）</w:t>
       </w:r>
     </w:p>
     <w:p>
       <w:pPr>
-        <w:spacing w:before="40" w:after="80"/>
-        <w:ind w:left="283"/>
-        <w:shd w:val="clear" w:color="auto" w:fill="EDF6EF"/>
+        <w:ind w:left="170"/>
         <w:pBdr>
-          <w:left w:val="single" w:sz="20" w:space="6" w:color="1E5631"/>
+          <w:left w:val="single" w:sz="18" w:space="4" w:color="1E4620"/>
         </w:pBdr>
-      </w:pPr>
-      <w:r>
-        <w:rPr>
-          <w:sz w:val="20"/>
+        <w:shd w:val="clear" w:fill="F2F5FA"/>
+      </w:pPr>
+      <w:r>
+        <w:rPr>
+          <w:b w:val="0"/>
         </w:rPr>
         <w:t>[00:07:07] 好，大家呢现在闭上眼睛，我们来尝试来回忆一下、感觉一下。回到心脏的位置。</w:t>
       </w:r>
     </w:p>
     <w:p>
       <w:pPr>
-        <w:spacing w:before="40" w:after="80"/>
-        <w:ind w:left="283"/>
-        <w:shd w:val="clear" w:color="auto" w:fill="EDF6EF"/>
+        <w:ind w:left="170"/>
         <w:pBdr>
-          <w:left w:val="single" w:sz="20" w:space="6" w:color="1E5631"/>
+          <w:left w:val="single" w:sz="18" w:space="4" w:color="1E4620"/>
         </w:pBdr>
-      </w:pPr>
-      <w:r>
-        <w:rPr>
-          <w:sz w:val="20"/>
+        <w:shd w:val="clear" w:fill="F2F5FA"/>
+      </w:pPr>
+      <w:r>
+        <w:rPr>
+          <w:b w:val="0"/>
         </w:rPr>
         <w:t>[00:07:35] 跟我们的宣讲一下：我们要修三十二身分的不净，不管是自己还是他人，我们这是由三十二个身分来组成。这三十二身分，单个单个来看，它都是可厌的。首先，它的颜色不可喜，它的味道也不可喜，它的这个香（气味）也不可喜。哪怕就是头发，时间长了也会发臭，会流汗等等。我们从心（脏）出发，从下往上，去觉察我们的头发。从头发根向头发（发梢）观察出去。先观察一根头发，然后一堆头发。头发是不净的，是会发臭的。（引导停顿）</w:t>
       </w:r>
     </w:p>
     <w:p>
       <w:pPr>
-        <w:spacing w:before="40" w:after="80"/>
-        <w:ind w:left="283"/>
-        <w:shd w:val="clear" w:color="auto" w:fill="EDF6EF"/>
+        <w:ind w:left="170"/>
         <w:pBdr>
-          <w:left w:val="single" w:sz="20" w:space="6" w:color="1E5631"/>
+          <w:left w:val="single" w:sz="18" w:space="4" w:color="1E4620"/>
         </w:pBdr>
-      </w:pPr>
-      <w:r>
-        <w:rPr>
-          <w:sz w:val="20"/>
+        <w:shd w:val="clear" w:fill="F2F5FA"/>
+      </w:pPr>
+      <w:r>
+        <w:rPr>
+          <w:b w:val="0"/>
         </w:rPr>
         <w:t>[00:09:03] 然后朝向身体的体毛。一部分的体毛：眉毛、腋毛、身体的汗毛，它也是不净的。如果你觉得自己的毛发干净，那把你的头发剪下来，一起炒菜、一起煮稀饭，你肯定不愿意，因为它不净。</w:t>
       </w:r>
     </w:p>
     <w:p>
       <w:pPr>
-        <w:spacing w:before="40" w:after="80"/>
-        <w:ind w:left="283"/>
-        <w:shd w:val="clear" w:color="auto" w:fill="EDF6EF"/>
+        <w:ind w:left="170"/>
         <w:pBdr>
-          <w:left w:val="single" w:sz="20" w:space="6" w:color="1E5631"/>
+          <w:left w:val="single" w:sz="18" w:space="4" w:color="1E4620"/>
         </w:pBdr>
-      </w:pPr>
-      <w:r>
-        <w:rPr>
-          <w:sz w:val="20"/>
+        <w:shd w:val="clear" w:fill="F2F5FA"/>
+      </w:pPr>
+      <w:r>
+        <w:rPr>
+          <w:b w:val="0"/>
         </w:rPr>
         <w:t>[00:09:40] 指甲。指甲是藏污纳垢的地方，还会有灰指甲。肝胆不好的人，指甲还会裂开，有裂痕、碎痕，凹凸不平。指甲不净。牙齿。很多人的牙齿都会蛀。</w:t>
       </w:r>
     </w:p>
     <w:p>
       <w:pPr>
-        <w:spacing w:before="40" w:after="80"/>
-        <w:ind w:left="283"/>
-        <w:shd w:val="clear" w:color="auto" w:fill="EDF6EF"/>
+        <w:ind w:left="170"/>
         <w:pBdr>
-          <w:left w:val="single" w:sz="20" w:space="6" w:color="1E5631"/>
+          <w:left w:val="single" w:sz="18" w:space="4" w:color="1E4620"/>
         </w:pBdr>
-      </w:pPr>
-      <w:r>
-        <w:rPr>
-          <w:sz w:val="20"/>
+        <w:shd w:val="clear" w:fill="F2F5FA"/>
+      </w:pPr>
+      <w:r>
+        <w:rPr>
+          <w:b w:val="0"/>
         </w:rPr>
         <w:t>[00:10:03] 有一天不刷牙，这个牙垢就很臭。皮肤，身体的皮肤，一天不洗澡也很臭，黏黏的，老了还皱巴巴的。然后身体的肌肉红红的，也像牛肉一样，它的这个腥臭味很重，肌肉的边上是筋腱，白色的。骨头从头骨一直到脚骨。骨头其实它是不净的：如果有一个骨架晚上摆在你房间门口，你不小心一打开看到，你会吓一跳——你不会喜欢一个骷髅。但是，那个骷髅就在你身上，也在别人身上。骨头的里面有骨髓，它也是猩红色的，腥巴的臭味。</w:t>
       </w:r>
     </w:p>
     <w:p>
       <w:pPr>
-        <w:spacing w:before="40" w:after="80"/>
-        <w:ind w:left="283"/>
-        <w:shd w:val="clear" w:color="auto" w:fill="EDF6EF"/>
+        <w:ind w:left="170"/>
         <w:pBdr>
-          <w:left w:val="single" w:sz="20" w:space="6" w:color="1E5631"/>
+          <w:left w:val="single" w:sz="18" w:space="4" w:color="1E4620"/>
         </w:pBdr>
-      </w:pPr>
-      <w:r>
-        <w:rPr>
-          <w:sz w:val="20"/>
+        <w:shd w:val="clear" w:fill="F2F5FA"/>
+      </w:pPr>
+      <w:r>
+        <w:rPr>
+          <w:b w:val="0"/>
         </w:rPr>
         <w:t>[00:11:35] 肾脏。肾脏在腰部的后面，它是过滤尿液的，也是充满了臭（味）。</w:t>
       </w:r>
     </w:p>
     <w:p>
       <w:pPr>
-        <w:spacing w:before="40" w:after="80"/>
-        <w:ind w:left="283"/>
-        <w:shd w:val="clear" w:color="auto" w:fill="EDF6EF"/>
+        <w:ind w:left="170"/>
         <w:pBdr>
-          <w:left w:val="single" w:sz="20" w:space="6" w:color="1E5631"/>
+          <w:left w:val="single" w:sz="18" w:space="4" w:color="1E4620"/>
         </w:pBdr>
-      </w:pPr>
-      <w:r>
-        <w:rPr>
-          <w:sz w:val="20"/>
+        <w:shd w:val="clear" w:fill="F2F5FA"/>
+      </w:pPr>
+      <w:r>
+        <w:rPr>
+          <w:b w:val="0"/>
         </w:rPr>
         <w:t>[00:11:50] 有些人可能过去吃过牛腰、猪腰，处理不好都是臭骚骚的。我们人类一样。</w:t>
       </w:r>
@@ -950,148 +1524,138 @@
       <w:r>
         <w:rPr>
           <w:b/>
-          <w:sz w:val="21"/>
         </w:rPr>
         <w:t>四、闭眼回忆·逐部位觉察训练（引导实录·下：从心脏到尿）</w:t>
       </w:r>
     </w:p>
     <w:p>
       <w:pPr>
-        <w:spacing w:before="40" w:after="80"/>
-        <w:ind w:left="283"/>
-        <w:shd w:val="clear" w:color="auto" w:fill="EDF6EF"/>
+        <w:ind w:left="170"/>
         <w:pBdr>
-          <w:left w:val="single" w:sz="20" w:space="6" w:color="1E5631"/>
+          <w:left w:val="single" w:sz="18" w:space="4" w:color="1E4620"/>
         </w:pBdr>
-      </w:pPr>
-      <w:r>
-        <w:rPr>
-          <w:sz w:val="20"/>
+        <w:shd w:val="clear" w:fill="F2F5FA"/>
+      </w:pPr>
+      <w:r>
+        <w:rPr>
+          <w:b w:val="0"/>
         </w:rPr>
         <w:t xml:space="preserve">🔖 </w:t>
       </w:r>
       <w:r>
         <w:rPr>
           <w:b/>
-          <w:sz w:val="20"/>
         </w:rPr>
         <w:t>【本周朗读段·止】</w:t>
       </w:r>
       <w:r>
         <w:rPr>
-          <w:sz w:val="20"/>
+          <w:b w:val="0"/>
         </w:rPr>
         <w:t>（以下可依时间与兴趣继续共读）</w:t>
       </w:r>
     </w:p>
     <w:p>
       <w:pPr>
-        <w:spacing w:before="40" w:after="80"/>
-        <w:ind w:left="283"/>
-        <w:shd w:val="clear" w:color="auto" w:fill="EDF6EF"/>
+        <w:ind w:left="170"/>
         <w:pBdr>
-          <w:left w:val="single" w:sz="20" w:space="6" w:color="1E5631"/>
+          <w:left w:val="single" w:sz="18" w:space="4" w:color="1E4620"/>
         </w:pBdr>
-      </w:pPr>
-      <w:r>
-        <w:rPr>
-          <w:sz w:val="20"/>
+        <w:shd w:val="clear" w:fill="F2F5FA"/>
+      </w:pPr>
+      <w:r>
+        <w:rPr>
+          <w:b w:val="0"/>
         </w:rPr>
         <w:t>[00:12:05] 心在心脏，胸口偏左边一点。肝，在中部——身体的中部，左边向右边，暗红色的。有些人有脂肪肝，就是肝的表面充满了脂肪；有些人会得肝硬化；有些人先天（感染）的乙肝、甲肝，这些肝的细胞出现了（变性），一些病变，有炎症。</w:t>
       </w:r>
     </w:p>
     <w:p>
       <w:pPr>
-        <w:spacing w:before="40" w:after="80"/>
-        <w:ind w:left="283"/>
-        <w:shd w:val="clear" w:color="auto" w:fill="EDF6EF"/>
+        <w:ind w:left="170"/>
         <w:pBdr>
-          <w:left w:val="single" w:sz="20" w:space="6" w:color="1E5631"/>
+          <w:left w:val="single" w:sz="18" w:space="4" w:color="1E4620"/>
         </w:pBdr>
-      </w:pPr>
-      <w:r>
-        <w:rPr>
-          <w:sz w:val="20"/>
+        <w:shd w:val="clear" w:fill="F2F5FA"/>
+      </w:pPr>
+      <w:r>
+        <w:rPr>
+          <w:b w:val="0"/>
         </w:rPr>
         <w:t>[00:13:13] 胸膜、心膜。心脏外面有一个包膜，我们叫心包。（还有）外面有个膜叫什么？皮肤下面包着全身的（叫）内膜。脾，在胃的上方、心脏的下方，是脾。肺，在胸腔，两个大的肺。然后是小肠、大肠，是消化排泄用的。大肠里面，就是粪便。如果一个人排便不好，他从横（结）肠到直肠，都是粪便，黏在那个肠的皱褶的壁上，就很多人会得直肠癌——就是长时间便秘造成的。</w:t>
       </w:r>
     </w:p>
     <w:p>
       <w:pPr>
-        <w:spacing w:before="40" w:after="80"/>
-        <w:ind w:left="283"/>
-        <w:shd w:val="clear" w:color="auto" w:fill="EDF6EF"/>
+        <w:ind w:left="170"/>
         <w:pBdr>
-          <w:left w:val="single" w:sz="20" w:space="6" w:color="1E5631"/>
+          <w:left w:val="single" w:sz="18" w:space="4" w:color="1E4620"/>
         </w:pBdr>
-      </w:pPr>
-      <w:r>
-        <w:rPr>
-          <w:sz w:val="20"/>
+        <w:shd w:val="clear" w:fill="F2F5FA"/>
+      </w:pPr>
+      <w:r>
+        <w:rPr>
+          <w:b w:val="0"/>
         </w:rPr>
         <w:t>[00:15:04] （此段前数句转写破碎，据语境为胃中物部分）……跟粪一样。要去看胃里面没有消化的这些食物，散发着恶臭。因为吃下去正在消化，跟胆汁混在一起，跟胃里的消化液混在一起，那是消化的恶臭。（脾的位置呢，）是在这个左边的后侧、肝的左边的背后（注：此句转写破碎，据语境整理）。</w:t>
       </w:r>
     </w:p>
     <w:p>
       <w:pPr>
-        <w:spacing w:before="40" w:after="80"/>
-        <w:ind w:left="283"/>
-        <w:shd w:val="clear" w:color="auto" w:fill="EDF6EF"/>
+        <w:ind w:left="170"/>
         <w:pBdr>
-          <w:left w:val="single" w:sz="20" w:space="6" w:color="1E5631"/>
+          <w:left w:val="single" w:sz="18" w:space="4" w:color="1E4620"/>
         </w:pBdr>
-      </w:pPr>
-      <w:r>
-        <w:rPr>
-          <w:sz w:val="20"/>
+        <w:shd w:val="clear" w:fill="F2F5FA"/>
+      </w:pPr>
+      <w:r>
+        <w:rPr>
+          <w:b w:val="0"/>
         </w:rPr>
         <w:t>[00:16:06] 正常的胆汁是墨绿色的，有些胆汁就变成浑浊的、红褐色和黑褐色，那就是非正常的情况。有些胆汁里面有很多黏稠（的东西），甚至很多结石。</w:t>
       </w:r>
     </w:p>
     <w:p>
       <w:pPr>
-        <w:spacing w:before="40" w:after="80"/>
-        <w:ind w:left="283"/>
-        <w:shd w:val="clear" w:color="auto" w:fill="EDF6EF"/>
+        <w:ind w:left="170"/>
         <w:pBdr>
-          <w:left w:val="single" w:sz="20" w:space="6" w:color="1E5631"/>
+          <w:left w:val="single" w:sz="18" w:space="4" w:color="1E4620"/>
         </w:pBdr>
-      </w:pPr>
-      <w:r>
-        <w:rPr>
-          <w:sz w:val="20"/>
+        <w:shd w:val="clear" w:fill="F2F5FA"/>
+      </w:pPr>
+      <w:r>
+        <w:rPr>
+          <w:b w:val="0"/>
         </w:rPr>
         <w:t>[00:16:48] 痰，在我们的肺部和这个气管里面有，很多的浓痰。化过脓的人，就知道那白白的脓。</w:t>
       </w:r>
     </w:p>
     <w:p>
       <w:pPr>
-        <w:spacing w:before="40" w:after="80"/>
-        <w:ind w:left="283"/>
-        <w:shd w:val="clear" w:color="auto" w:fill="EDF6EF"/>
+        <w:ind w:left="170"/>
         <w:pBdr>
-          <w:left w:val="single" w:sz="20" w:space="6" w:color="1E5631"/>
+          <w:left w:val="single" w:sz="18" w:space="4" w:color="1E4620"/>
         </w:pBdr>
-      </w:pPr>
-      <w:r>
-        <w:rPr>
-          <w:sz w:val="20"/>
+        <w:shd w:val="clear" w:fill="F2F5FA"/>
+      </w:pPr>
+      <w:r>
+        <w:rPr>
+          <w:b w:val="0"/>
         </w:rPr>
         <w:t>[00:17:10] 血液：所有的血管、毛细血管都充满了血液，那是腥臭的。流出来的汗——每个毛孔都流汗。脂肪，皮下的脂肪，在腹部和臀部还有大腿，有很多脂肪。</w:t>
       </w:r>
     </w:p>
     <w:p>
       <w:pPr>
-        <w:spacing w:before="40" w:after="80"/>
-        <w:ind w:left="283"/>
-        <w:shd w:val="clear" w:color="auto" w:fill="EDF6EF"/>
+        <w:ind w:left="170"/>
         <w:pBdr>
-          <w:left w:val="single" w:sz="20" w:space="6" w:color="1E5631"/>
+          <w:left w:val="single" w:sz="18" w:space="4" w:color="1E4620"/>
         </w:pBdr>
-      </w:pPr>
-      <w:r>
-        <w:rPr>
-          <w:sz w:val="20"/>
+        <w:shd w:val="clear" w:fill="F2F5FA"/>
+      </w:pPr>
+      <w:r>
+        <w:rPr>
+          <w:b w:val="0"/>
         </w:rPr>
         <w:t>[00:17:55] 眼泪，就是眼球里面的眼泪。或者在广场里遇到人的时候，你就可以尝试这样的练习：所有的众生都是一堆三十二身分，没有可爱的你我、男人女人。好，我们轻轻地回到心里面。鼓励一下（我们的心）先。</w:t>
       </w:r>
@@ -1100,13 +1664,12 @@
       <w:r>
         <w:rPr>
           <w:b/>
-          <w:sz w:val="21"/>
         </w:rPr>
         <w:t>◈扩展段落</w:t>
       </w:r>
       <w:r>
         <w:rPr>
-          <w:sz w:val="21"/>
+          <w:b w:val="0"/>
         </w:rPr>
         <w:t>（可选）</w:t>
       </w:r>
@@ -1115,37 +1678,31 @@
       <w:r>
         <w:rPr>
           <w:b/>
-          <w:sz w:val="21"/>
         </w:rPr>
         <w:t>五、收尾</w:t>
       </w:r>
     </w:p>
     <w:p>
       <w:pPr>
-        <w:spacing w:before="40" w:after="80"/>
-        <w:ind w:left="283"/>
-        <w:shd w:val="clear" w:color="auto" w:fill="EDF6EF"/>
+        <w:ind w:left="170"/>
         <w:pBdr>
-          <w:left w:val="single" w:sz="20" w:space="6" w:color="1E5631"/>
+          <w:left w:val="single" w:sz="18" w:space="4" w:color="1E4620"/>
         </w:pBdr>
-      </w:pPr>
-      <w:r>
-        <w:rPr>
-          <w:sz w:val="20"/>
+        <w:shd w:val="clear" w:fill="F2F5FA"/>
+      </w:pPr>
+      <w:r>
+        <w:rPr>
+          <w:b w:val="0"/>
         </w:rPr>
         <w:t>[00:18:35] 练习的三十二身分，表现不错。我们轻轻地搓搓手，敷在眼睛上；梳梳头；搓搓腰；揉揉腿。</w:t>
       </w:r>
     </w:p>
     <w:p>
-      <w:pPr>
-        <w:spacing w:before="120" w:after="80"/>
-      </w:pPr>
-      <w:r>
-        <w:rPr>
-          <w:rFonts w:ascii="Microsoft YaHei" w:hAnsi="Microsoft YaHei" w:eastAsia="Microsoft YaHei"/>
+      <w:r>
+        <w:rPr>
           <w:b/>
-          <w:color w:val="1E5631"/>
-          <w:sz w:val="25"/>
+          <w:color w:val="1E4620"/>
+          <w:sz w:val="23"/>
         </w:rPr>
         <w:t>原文材料③：三十二身分完整口释引导——破除自他（尤其异性）贪爱与每日练习建议</w:t>
       </w:r>
@@ -1154,13 +1711,12 @@
       <w:r>
         <w:rPr>
           <w:b/>
-          <w:sz w:val="21"/>
         </w:rPr>
         <w:t>★核心段落</w:t>
       </w:r>
       <w:r>
         <w:rPr>
-          <w:sz w:val="21"/>
+          <w:b w:val="0"/>
         </w:rPr>
         <w:t>（必读）</w:t>
       </w:r>
@@ -1169,71 +1725,66 @@
       <w:r>
         <w:rPr>
           <w:b/>
-          <w:sz w:val="21"/>
         </w:rPr>
         <w:t>一、总说：修不净可生厌离、可证初禅、可破除自他贪爱</w:t>
       </w:r>
     </w:p>
     <w:p>
       <w:pPr>
-        <w:spacing w:before="40" w:after="80"/>
-        <w:ind w:left="283"/>
-        <w:shd w:val="clear" w:color="auto" w:fill="EDF6EF"/>
+        <w:ind w:left="170"/>
         <w:pBdr>
-          <w:left w:val="single" w:sz="20" w:space="6" w:color="1E5631"/>
+          <w:left w:val="single" w:sz="18" w:space="4" w:color="1E4620"/>
         </w:pBdr>
-      </w:pPr>
-      <w:r>
-        <w:rPr>
-          <w:sz w:val="20"/>
+        <w:shd w:val="clear" w:fill="F2F5FA"/>
+      </w:pPr>
+      <w:r>
+        <w:rPr>
+          <w:b w:val="0"/>
         </w:rPr>
         <w:t>[00:00:00] 好，大众请合掌，我们一起来礼敬佛陀：Namo tassa bhagavato arahato sammāsambuddhassa（注：巴利礼敬文转写破碎，依通行礼敬文校补）——南无世尊、阿拉汉、正自觉者。各位法师、各位居士大德，早上吉祥。</w:t>
       </w:r>
     </w:p>
     <w:p>
       <w:pPr>
-        <w:spacing w:before="40" w:after="80"/>
-        <w:ind w:left="283"/>
-        <w:shd w:val="clear" w:color="auto" w:fill="EDF6EF"/>
+        <w:ind w:left="170"/>
         <w:pBdr>
-          <w:left w:val="single" w:sz="20" w:space="6" w:color="1E5631"/>
+          <w:left w:val="single" w:sz="18" w:space="4" w:color="1E4620"/>
         </w:pBdr>
-      </w:pPr>
-      <w:r>
-        <w:rPr>
-          <w:sz w:val="20"/>
+        <w:shd w:val="clear" w:fill="F2F5FA"/>
+      </w:pPr>
+      <w:r>
+        <w:rPr>
+          <w:b w:val="0"/>
         </w:rPr>
         <w:t>[00:00:50] 昨天晚上，我们学习了三十二身分的一个部分。今天，我们继续来练习。我们简单复习一下昨天学习到的三十二身分：发、毛、爪、齿、皮，肉、腱、骨、骨髓、肾，对。大家呢可以自然做好。然后回到自己心脏的位置，跟我们的心打个招呼：我们要开始练习三十二身分。</w:t>
       </w:r>
     </w:p>
     <w:p>
       <w:pPr>
-        <w:spacing w:before="40" w:after="80"/>
-        <w:ind w:left="283"/>
-        <w:shd w:val="clear" w:color="auto" w:fill="EDF6EF"/>
+        <w:ind w:left="170"/>
         <w:pBdr>
-          <w:left w:val="single" w:sz="20" w:space="6" w:color="1E5631"/>
+          <w:left w:val="single" w:sz="18" w:space="4" w:color="1E4620"/>
         </w:pBdr>
-      </w:pPr>
-      <w:r>
-        <w:rPr>
-          <w:sz w:val="20"/>
+        <w:shd w:val="clear" w:fill="F2F5FA"/>
+      </w:pPr>
+      <w:r>
+        <w:rPr>
+          <w:b w:val="0"/>
         </w:rPr>
         <w:t>[00:01:52] 三十二身分的练习，可以修习它的不净，作为修观的方式而生起厌离；也可以通过修三十二身分的不净而证得初禅。对诸位来讲，可能暂时并没有很多时间来修习到初禅，但是，可以运用三十二身分，来破除对自己这个身体、以及对外在的异性的身体的这种贪爱。每一个身分，我们都要去体验它的可厌：它的味道是可厌的，它的颜色是可厌的，它的形状是可厌的，它的本质也是可厌的。</w:t>
       </w:r>
     </w:p>
     <w:p>
       <w:pPr>
-        <w:spacing w:before="40" w:after="80"/>
-        <w:ind w:left="283"/>
-        <w:shd w:val="clear" w:color="auto" w:fill="EDF6EF"/>
+        <w:ind w:left="170"/>
         <w:pBdr>
-          <w:left w:val="single" w:sz="20" w:space="6" w:color="1E5631"/>
+          <w:left w:val="single" w:sz="18" w:space="4" w:color="1E4620"/>
         </w:pBdr>
-      </w:pPr>
-      <w:r>
-        <w:rPr>
-          <w:sz w:val="20"/>
+        <w:shd w:val="clear" w:fill="F2F5FA"/>
+      </w:pPr>
+      <w:r>
+        <w:rPr>
+          <w:b w:val="0"/>
         </w:rPr>
         <w:t>[00:02:56] 举个例子说，头发——头发是可厌的。如果在你的饭里面有一根头发在上面，你都会觉得很恶心。而我们的头发如果有好几天不洗，它就会很臭。所以，我们身体的没有一个部分会是很可爱的。你只要不收拾它，它都是很难看的、都是很臭的，哪怕是你的肌肉也充满了腥味儿。</w:t>
       </w:r>
@@ -1242,151 +1793,141 @@
       <w:r>
         <w:rPr>
           <w:b/>
-          <w:sz w:val="21"/>
         </w:rPr>
         <w:t>二、逐组作意引导（上）：发毛爪齿皮——肉筋骨骨髓肾</w:t>
       </w:r>
     </w:p>
     <w:p>
       <w:pPr>
-        <w:spacing w:before="40" w:after="80"/>
-        <w:ind w:left="283"/>
-        <w:shd w:val="clear" w:color="auto" w:fill="EDF6EF"/>
+        <w:ind w:left="170"/>
         <w:pBdr>
-          <w:left w:val="single" w:sz="20" w:space="6" w:color="1E5631"/>
+          <w:left w:val="single" w:sz="18" w:space="4" w:color="1E4620"/>
         </w:pBdr>
-      </w:pPr>
-      <w:r>
-        <w:rPr>
-          <w:sz w:val="20"/>
+        <w:shd w:val="clear" w:fill="F2F5FA"/>
+      </w:pPr>
+      <w:r>
+        <w:rPr>
+          <w:b w:val="0"/>
         </w:rPr>
         <w:t>[00:03:27] 好，大家现在开始，闭上眼睛，回到心脏。从心那个地方出发，从下往上，感觉你头顶上的头发：从毛囊到头发。你感知到头发，清楚就清楚，不清楚就不清楚，都没关系。然后知道头发是可厌的。从一根头发扩展到整头的头发：头发可厌。</w:t>
       </w:r>
     </w:p>
     <w:p>
       <w:pPr>
-        <w:spacing w:before="40" w:after="80"/>
-        <w:ind w:left="283"/>
-        <w:shd w:val="clear" w:color="auto" w:fill="EDF6EF"/>
+        <w:ind w:left="170"/>
         <w:pBdr>
-          <w:left w:val="single" w:sz="20" w:space="6" w:color="1E5631"/>
+          <w:left w:val="single" w:sz="18" w:space="4" w:color="1E4620"/>
         </w:pBdr>
-      </w:pPr>
-      <w:r>
-        <w:rPr>
-          <w:sz w:val="20"/>
+        <w:shd w:val="clear" w:fill="F2F5FA"/>
+      </w:pPr>
+      <w:r>
+        <w:rPr>
+          <w:b w:val="0"/>
         </w:rPr>
         <w:t>[00:04:15] 然后是体毛。可以从眉毛、腋毛、胸毛、腿毛。身体的毛发，从一个地方——也是从里面向外看，从毛囊感知出去：眉毛、腋毛、手臂的毛、胸背的汗毛、四肢的毛。然后把头发跟体毛合起来感觉一下：你觉得全身就是毛发。</w:t>
       </w:r>
     </w:p>
     <w:p>
       <w:pPr>
-        <w:spacing w:before="40" w:after="80"/>
-        <w:ind w:left="283"/>
-        <w:shd w:val="clear" w:color="auto" w:fill="EDF6EF"/>
+        <w:ind w:left="170"/>
         <w:pBdr>
-          <w:left w:val="single" w:sz="20" w:space="6" w:color="1E5631"/>
+          <w:left w:val="single" w:sz="18" w:space="4" w:color="1E4620"/>
         </w:pBdr>
-      </w:pPr>
-      <w:r>
-        <w:rPr>
-          <w:sz w:val="20"/>
+        <w:shd w:val="clear" w:fill="F2F5FA"/>
+      </w:pPr>
+      <w:r>
+        <w:rPr>
+          <w:b w:val="0"/>
         </w:rPr>
         <w:t>然后是指甲。左手的指甲、右手的指甲：从指甲根，用心观察到整个指甲，一个一个指甲看也可以，整体地看也行。然后左脚的指甲、右脚的指甲，就这样了，四肢的指甲。指甲也是可厌的：如果有灰指甲，那就很难看；指甲会粘很多脏东西。把头发、体毛、指甲合起来，体验一下。</w:t>
       </w:r>
     </w:p>
     <w:p>
       <w:pPr>
-        <w:spacing w:before="40" w:after="80"/>
-        <w:ind w:left="283"/>
-        <w:shd w:val="clear" w:color="auto" w:fill="EDF6EF"/>
+        <w:ind w:left="170"/>
         <w:pBdr>
-          <w:left w:val="single" w:sz="20" w:space="6" w:color="1E5631"/>
+          <w:left w:val="single" w:sz="18" w:space="4" w:color="1E4620"/>
         </w:pBdr>
-      </w:pPr>
-      <w:r>
-        <w:rPr>
-          <w:sz w:val="20"/>
+        <w:shd w:val="clear" w:fill="F2F5FA"/>
+      </w:pPr>
+      <w:r>
+        <w:rPr>
+          <w:b w:val="0"/>
         </w:rPr>
         <w:t>[00:06:18] （下一个）是牙齿。从牙根，从左边槽牙到右边槽牙，从上牙到下牙。牙齿很难看：牙缝充满了食物的残余、牙垢，很臭。牙齿是可厌的。然后把头发、体毛、指甲、牙齿合起来，体验一下。</w:t>
       </w:r>
     </w:p>
     <w:p>
       <w:pPr>
-        <w:spacing w:before="40" w:after="80"/>
-        <w:ind w:left="283"/>
-        <w:shd w:val="clear" w:color="auto" w:fill="EDF6EF"/>
+        <w:ind w:left="170"/>
         <w:pBdr>
-          <w:left w:val="single" w:sz="20" w:space="6" w:color="1E5631"/>
+          <w:left w:val="single" w:sz="18" w:space="4" w:color="1E4620"/>
         </w:pBdr>
-      </w:pPr>
-      <w:r>
-        <w:rPr>
-          <w:sz w:val="20"/>
+        <w:shd w:val="clear" w:fill="F2F5FA"/>
+      </w:pPr>
+      <w:r>
+        <w:rPr>
+          <w:b w:val="0"/>
         </w:rPr>
         <w:t>[00:07:02] 第五个是皮肤。你可以从头皮开始：头皮、脸皮，脖子、双手的皮，胸前、背后的皮，胳膊的皮，腰臀部的皮，两腿的皮。你感觉把皮剥出来。好，上面有头发，外面是汗毛，挂着牙齿和指甲，那皮囊、那个毛囊。合起来感受一下：那是可厌的、不可喜的。</w:t>
       </w:r>
     </w:p>
     <w:p>
       <w:pPr>
-        <w:spacing w:before="40" w:after="80"/>
-        <w:ind w:left="283"/>
-        <w:shd w:val="clear" w:color="auto" w:fill="EDF6EF"/>
+        <w:ind w:left="170"/>
         <w:pBdr>
-          <w:left w:val="single" w:sz="20" w:space="6" w:color="1E5631"/>
+          <w:left w:val="single" w:sz="18" w:space="4" w:color="1E4620"/>
         </w:pBdr>
-      </w:pPr>
-      <w:r>
-        <w:rPr>
-          <w:sz w:val="20"/>
+        <w:shd w:val="clear" w:fill="F2F5FA"/>
+      </w:pPr>
+      <w:r>
+        <w:rPr>
+          <w:b w:val="0"/>
         </w:rPr>
         <w:t>[00:07:57] 这是一组。下一组是肌肉。我们身体的肌肉呢是红色的，跟牛肉一样，腥臭腥臭的。肌肉的边缘有很多筋腱，白色的筋腱。</w:t>
       </w:r>
     </w:p>
     <w:p>
       <w:pPr>
-        <w:spacing w:before="40" w:after="80"/>
-        <w:ind w:left="283"/>
-        <w:shd w:val="clear" w:color="auto" w:fill="EDF6EF"/>
+        <w:ind w:left="170"/>
         <w:pBdr>
-          <w:left w:val="single" w:sz="20" w:space="6" w:color="1E5631"/>
+          <w:left w:val="single" w:sz="18" w:space="4" w:color="1E4620"/>
         </w:pBdr>
-      </w:pPr>
-      <w:r>
-        <w:rPr>
-          <w:sz w:val="20"/>
+        <w:shd w:val="clear" w:fill="F2F5FA"/>
+      </w:pPr>
+      <w:r>
+        <w:rPr>
+          <w:b w:val="0"/>
         </w:rPr>
         <w:t>[00:08:31] （下一个）是骨头。从头部的骷髅头，到脚掌的掌骨：头骨、颈骨、肩（胛）骨，胸骨、肋骨、颈椎、腰椎、胸椎，上臂骨，大腿骨、小腿骨、掌骨——全身上下就是一具骨架。我们讲到了，如果你夜间容易害怕、走夜路害怕，你就修白骨：你就是一具骷髅行走在路上，你不会有害怕。</w:t>
       </w:r>
     </w:p>
     <w:p>
       <w:pPr>
-        <w:spacing w:before="40" w:after="80"/>
-        <w:ind w:left="283"/>
-        <w:shd w:val="clear" w:color="auto" w:fill="EDF6EF"/>
+        <w:ind w:left="170"/>
         <w:pBdr>
-          <w:left w:val="single" w:sz="20" w:space="6" w:color="1E5631"/>
+          <w:left w:val="single" w:sz="18" w:space="4" w:color="1E4620"/>
         </w:pBdr>
-      </w:pPr>
-      <w:r>
-        <w:rPr>
-          <w:sz w:val="20"/>
+        <w:shd w:val="clear" w:fill="F2F5FA"/>
+      </w:pPr>
+      <w:r>
+        <w:rPr>
+          <w:b w:val="0"/>
         </w:rPr>
         <w:t>[00:09:29] 骨头里面是骨髓。活体的骨髓都是红色的，因为有血液。然后是肾脏：在腰的两边，是淡红色的肾脏，外面有包膜。把肌肉、筋腱、骨头、骨髓、肾，合起来，感受一下你的身体。</w:t>
       </w:r>
     </w:p>
     <w:p>
       <w:pPr>
-        <w:spacing w:before="40" w:after="80"/>
-        <w:ind w:left="283"/>
-        <w:shd w:val="clear" w:color="auto" w:fill="EDF6EF"/>
+        <w:ind w:left="170"/>
         <w:pBdr>
-          <w:left w:val="single" w:sz="20" w:space="6" w:color="1E5631"/>
+          <w:left w:val="single" w:sz="18" w:space="4" w:color="1E4620"/>
         </w:pBdr>
-      </w:pPr>
-      <w:r>
-        <w:rPr>
-          <w:sz w:val="20"/>
+        <w:shd w:val="clear" w:fill="F2F5FA"/>
+      </w:pPr>
+      <w:r>
+        <w:rPr>
+          <w:b w:val="0"/>
         </w:rPr>
         <w:t>（然后再把前面两组）头发、体毛、指甲、牙齿、皮肤；肌肉、筋腱、骨头、骨髓、肾，合起来——</w:t>
       </w:r>
@@ -1395,119 +1936,111 @@
       <w:r>
         <w:rPr>
           <w:b/>
-          <w:sz w:val="21"/>
         </w:rPr>
         <w:t>三、逐组作意引导（中）：心肝膜脾肺，二十身分合观</w:t>
       </w:r>
     </w:p>
     <w:p>
       <w:pPr>
-        <w:spacing w:before="40" w:after="80"/>
-        <w:ind w:left="283"/>
-        <w:shd w:val="clear" w:color="auto" w:fill="EDF6EF"/>
+        <w:ind w:left="170"/>
         <w:pBdr>
-          <w:left w:val="single" w:sz="20" w:space="6" w:color="1E5631"/>
+          <w:left w:val="single" w:sz="18" w:space="4" w:color="1E4620"/>
         </w:pBdr>
-      </w:pPr>
-      <w:r>
-        <w:rPr>
-          <w:sz w:val="20"/>
+        <w:shd w:val="clear" w:fill="F2F5FA"/>
+      </w:pPr>
+      <w:r>
+        <w:rPr>
+          <w:b w:val="0"/>
         </w:rPr>
         <w:t>[00:10:29] 这是我们身体的十种身分，它是可厌的。下面一组，是心、肝、膜、脾、肺。心脏，在我们的胸（腔）啊斜下方，它外面包着一层包膜，心脏是红色的。</w:t>
       </w:r>
     </w:p>
     <w:p>
       <w:pPr>
-        <w:spacing w:before="40" w:after="80"/>
-        <w:ind w:left="283"/>
-        <w:shd w:val="clear" w:color="auto" w:fill="EDF6EF"/>
+        <w:ind w:left="170"/>
         <w:pBdr>
-          <w:left w:val="single" w:sz="20" w:space="6" w:color="1E5631"/>
+          <w:left w:val="single" w:sz="18" w:space="4" w:color="1E4620"/>
         </w:pBdr>
-      </w:pPr>
-      <w:r>
-        <w:rPr>
-          <w:sz w:val="20"/>
+        <w:shd w:val="clear" w:fill="F2F5FA"/>
+      </w:pPr>
+      <w:r>
+        <w:rPr>
+          <w:b w:val="0"/>
         </w:rPr>
         <w:t>然后肝脏。肝脏在我们靠身体的（中）部，在胸腔跟腹腔的中间交界的地方。它是我们身体器官里面最大的（器官）之一，它从左边一直跨到右边，左边的块状更大一点，右边的块状小一点。大家看过那个猪肝的颜色，就是那个肝。然后是膜。</w:t>
       </w:r>
     </w:p>
     <w:p>
       <w:pPr>
-        <w:spacing w:before="40" w:after="80"/>
-        <w:ind w:left="283"/>
-        <w:shd w:val="clear" w:color="auto" w:fill="EDF6EF"/>
+        <w:ind w:left="170"/>
         <w:pBdr>
-          <w:left w:val="single" w:sz="20" w:space="6" w:color="1E5631"/>
+          <w:left w:val="single" w:sz="18" w:space="4" w:color="1E4620"/>
         </w:pBdr>
-      </w:pPr>
-      <w:r>
-        <w:rPr>
-          <w:sz w:val="20"/>
+        <w:shd w:val="clear" w:fill="F2F5FA"/>
+      </w:pPr>
+      <w:r>
+        <w:rPr>
+          <w:b w:val="0"/>
         </w:rPr>
         <w:t>[00:11:50] 膜呢包括三个部分。一个部分呢叫内膜：内膜呢就是在我们的皮肤下方、肌肉上方，有一层很薄的筋膜。那个筋膜，在活体的时候很明显，死掉的时候呢它就不明显。所以如果我们自己有定力，看自己的那个内膜呢就会很清楚。它其实主要就是我们讲的那个触觉（神经集中之处），也就是用佛教来讲就是身净色主要集中的地方。</w:t>
       </w:r>
     </w:p>
     <w:p>
       <w:pPr>
-        <w:spacing w:before="40" w:after="80"/>
-        <w:ind w:left="283"/>
-        <w:shd w:val="clear" w:color="auto" w:fill="EDF6EF"/>
+        <w:ind w:left="170"/>
         <w:pBdr>
-          <w:left w:val="single" w:sz="20" w:space="6" w:color="1E5631"/>
+          <w:left w:val="single" w:sz="18" w:space="4" w:color="1E4620"/>
         </w:pBdr>
-      </w:pPr>
-      <w:r>
-        <w:rPr>
-          <w:sz w:val="20"/>
+        <w:shd w:val="clear" w:fill="F2F5FA"/>
+      </w:pPr>
+      <w:r>
+        <w:rPr>
+          <w:b w:val="0"/>
         </w:rPr>
         <w:t>[00:12:38] 膜还有两个。一个，就是心脏的包膜——心包，中医讲那个心包，就这个心包，也是一种膜。还有，肾脏也有一个包膜，肾外面也是包着一层膜。所以它（这些）膜有三种：皮肤下面的膜、心脏的膜和肾脏的膜。大家可以体会一下。</w:t>
       </w:r>
     </w:p>
     <w:p>
       <w:pPr>
-        <w:spacing w:before="40" w:after="80"/>
-        <w:ind w:left="283"/>
-        <w:shd w:val="clear" w:color="auto" w:fill="EDF6EF"/>
+        <w:ind w:left="170"/>
         <w:pBdr>
-          <w:left w:val="single" w:sz="20" w:space="6" w:color="1E5631"/>
+          <w:left w:val="single" w:sz="18" w:space="4" w:color="1E4620"/>
         </w:pBdr>
-      </w:pPr>
-      <w:r>
-        <w:rPr>
-          <w:sz w:val="20"/>
+        <w:shd w:val="clear" w:fill="F2F5FA"/>
+      </w:pPr>
+      <w:r>
+        <w:rPr>
+          <w:b w:val="0"/>
         </w:rPr>
         <w:t>[00:13:16] 然后是脾脏。脾脏，它是有点像大舌头一样的、长长的一样（的东西）。它是在胃的上方。那它的颜色，就比那个肝的颜色更浅一点，它是作为这个运化的器官。然后是肺，就是我们胸腔两边的那个肺，是粉红色的、暗红色的。心、肝、膜、脾、肺，大家可以体会一下：在胸腔这边，有心、肺；往下一点，是肝；肝的（左）侧下面那是脾。就是心、肺、肝、脾。</w:t>
       </w:r>
     </w:p>
     <w:p>
       <w:pPr>
-        <w:spacing w:before="40" w:after="80"/>
-        <w:ind w:left="283"/>
-        <w:shd w:val="clear" w:color="auto" w:fill="EDF6EF"/>
+        <w:ind w:left="170"/>
         <w:pBdr>
-          <w:left w:val="single" w:sz="20" w:space="6" w:color="1E5631"/>
+          <w:left w:val="single" w:sz="18" w:space="4" w:color="1E4620"/>
         </w:pBdr>
-      </w:pPr>
-      <w:r>
-        <w:rPr>
-          <w:sz w:val="20"/>
+        <w:shd w:val="clear" w:fill="F2F5FA"/>
+      </w:pPr>
+      <w:r>
+        <w:rPr>
+          <w:b w:val="0"/>
         </w:rPr>
         <w:t>[00:14:17] 还有膜。膜，就是心脏的包膜、肾脏的包膜和皮肤下面的内膜。然后体会一下，这些器官都充满了腥臭，颜色也很难看，它是不净的。这是我们身体的很重要的器官，但是其实是不净的。</w:t>
       </w:r>
     </w:p>
     <w:p>
       <w:pPr>
-        <w:spacing w:before="40" w:after="80"/>
-        <w:ind w:left="283"/>
-        <w:shd w:val="clear" w:color="auto" w:fill="EDF6EF"/>
+        <w:ind w:left="170"/>
         <w:pBdr>
-          <w:left w:val="single" w:sz="20" w:space="6" w:color="1E5631"/>
+          <w:left w:val="single" w:sz="18" w:space="4" w:color="1E4620"/>
         </w:pBdr>
-      </w:pPr>
-      <w:r>
-        <w:rPr>
-          <w:sz w:val="20"/>
+        <w:shd w:val="clear" w:fill="F2F5FA"/>
+      </w:pPr>
+      <w:r>
+        <w:rPr>
+          <w:b w:val="0"/>
         </w:rPr>
         <w:t>[00:14:45] 好，那么再把前面（三）组合起来：头发、体毛、指甲、牙齿、皮肤；肌肉、筋腱、骨头、骨髓、肾；心、肝、膜、脾、肺。合起来，看一下全身有这样一堆东西：它是不净的，它是很难看的，它散发着腥臭味儿。所以作意它不净。自己身体也是这些不净的东西，外面的身体也是这些不净的东西。</w:t>
       </w:r>
@@ -1516,13 +2049,12 @@
       <w:r>
         <w:rPr>
           <w:b/>
-          <w:sz w:val="21"/>
         </w:rPr>
         <w:t>◈扩展段落</w:t>
       </w:r>
       <w:r>
         <w:rPr>
-          <w:sz w:val="21"/>
+          <w:b w:val="0"/>
         </w:rPr>
         <w:t>（可选）</w:t>
       </w:r>
@@ -1531,119 +2063,111 @@
       <w:r>
         <w:rPr>
           <w:b/>
-          <w:sz w:val="21"/>
         </w:rPr>
         <w:t>四、逐组作意引导（下）：肠肠间膜胃中物粪脑——胆汁痰脓血汗脂肪——泪膏唾涕滑液尿</w:t>
       </w:r>
     </w:p>
     <w:p>
       <w:pPr>
-        <w:spacing w:before="40" w:after="80"/>
-        <w:ind w:left="283"/>
-        <w:shd w:val="clear" w:color="auto" w:fill="EDF6EF"/>
+        <w:ind w:left="170"/>
         <w:pBdr>
-          <w:left w:val="single" w:sz="20" w:space="6" w:color="1E5631"/>
+          <w:left w:val="single" w:sz="18" w:space="4" w:color="1E4620"/>
         </w:pBdr>
-      </w:pPr>
-      <w:r>
-        <w:rPr>
-          <w:sz w:val="20"/>
+        <w:shd w:val="clear" w:fill="F2F5FA"/>
+      </w:pPr>
+      <w:r>
+        <w:rPr>
+          <w:b w:val="0"/>
         </w:rPr>
         <w:t>[00:15:31] 好，第四组，主要是在腹腔的：肠、肠间膜（注：转写"肠粘膜"，本材料统一校为"肠间膜"）、胃中物、粪便和大脑。（[00:15:31]–[00:16:11]大肠升结肠、横结肠、降结肠与直肠的解剖细说，见本周素材"补充段落"三。）肠与肠之间，有这种脂肪状的膜，以防止肠子之间会有粘连，就叫肠间膜。然后胃：我们吃下去的、胃里面的东西，是很难看的。就是你把所有东西都吃进去完以后，在胃里面混合，跟胃液混合，它其实跟粪便没有什么差别。在胃里面，其实也有很多虫子，即使在胃酸的状态下，有很多虫子、有很多细菌。据说百分之五六十人都感染幽门杆菌，就是在胃里面。胃也是很可厌的。</w:t>
       </w:r>
     </w:p>
     <w:p>
       <w:pPr>
-        <w:spacing w:before="40" w:after="80"/>
-        <w:ind w:left="283"/>
-        <w:shd w:val="clear" w:color="auto" w:fill="EDF6EF"/>
+        <w:ind w:left="170"/>
         <w:pBdr>
-          <w:left w:val="single" w:sz="20" w:space="6" w:color="1E5631"/>
+          <w:left w:val="single" w:sz="18" w:space="4" w:color="1E4620"/>
         </w:pBdr>
-      </w:pPr>
-      <w:r>
-        <w:rPr>
-          <w:sz w:val="20"/>
+        <w:shd w:val="clear" w:fill="F2F5FA"/>
+      </w:pPr>
+      <w:r>
+        <w:rPr>
+          <w:b w:val="0"/>
         </w:rPr>
         <w:t>[00:17:07] 肠子里面，都是未消化的食物以及消化完的食物；胃，是正在消化的食物；然后在直肠里面是粪便，还没有排出去的粪便。如果肠道不好、脾胃不好的人，排便呢会黏连，会粘便盆的。那他的直肠里面，就会有很多的宿便，甚至是很长时间的宿便，经常放臭屁的人会是这样。粪便可不可厌，大家知道。</w:t>
       </w:r>
     </w:p>
     <w:p>
       <w:pPr>
-        <w:spacing w:before="40" w:after="80"/>
-        <w:ind w:left="283"/>
-        <w:shd w:val="clear" w:color="auto" w:fill="EDF6EF"/>
+        <w:ind w:left="170"/>
         <w:pBdr>
-          <w:left w:val="single" w:sz="20" w:space="6" w:color="1E5631"/>
+          <w:left w:val="single" w:sz="18" w:space="4" w:color="1E4620"/>
         </w:pBdr>
-      </w:pPr>
-      <w:r>
-        <w:rPr>
-          <w:sz w:val="20"/>
+        <w:shd w:val="clear" w:fill="F2F5FA"/>
+      </w:pPr>
+      <w:r>
+        <w:rPr>
+          <w:b w:val="0"/>
         </w:rPr>
         <w:t>[00:17:55] 然后接下来是大脑。佛陀，专门把我们觉得最宝贵的大脑跟粪便放在一块儿来去观察。这个大脑其实跟粪便没什么差别，那个一团一团的红红的。大脑呢是在头盖（骨）里面正中间的地方，在没有血的位置上，它是白色的。好，那肠、肠间膜、胃中物、粪，这些都是在腹腔。就是每一个人，你的这个腹部，都带着——据说有四公斤到五公斤左右的、这个消化和未消化的这些粪便，每个人身上都带着。再可爱的人也一样，一肚子粪便；它的脑部，其实也跟粪便差不多。</w:t>
       </w:r>
     </w:p>
     <w:p>
       <w:pPr>
-        <w:spacing w:before="40" w:after="80"/>
-        <w:ind w:left="283"/>
-        <w:shd w:val="clear" w:color="auto" w:fill="EDF6EF"/>
+        <w:ind w:left="170"/>
         <w:pBdr>
-          <w:left w:val="single" w:sz="20" w:space="6" w:color="1E5631"/>
+          <w:left w:val="single" w:sz="18" w:space="4" w:color="1E4620"/>
         </w:pBdr>
-      </w:pPr>
-      <w:r>
-        <w:rPr>
-          <w:sz w:val="20"/>
+        <w:shd w:val="clear" w:fill="F2F5FA"/>
+      </w:pPr>
+      <w:r>
+        <w:rPr>
+          <w:b w:val="0"/>
         </w:rPr>
         <w:t>[00:18:54] 肠、肠间膜、胃中物、粪、大脑，大家感受一下，还是可厌的。这四组——以地界的固态为主要特征的四组，我们可以给它合起来。让大家体会一下：头发、体毛、指甲、牙齿、皮肤、肌肉、筋腱、骨头、骨髓、肾、心、肝、膜、脾、肺、肠、肠间膜、胃中物、粪、脑，整体地感觉一下全身的这样的东西，体验它的不净。</w:t>
       </w:r>
     </w:p>
     <w:p>
       <w:pPr>
-        <w:spacing w:before="40" w:after="80"/>
-        <w:ind w:left="283"/>
-        <w:shd w:val="clear" w:color="auto" w:fill="EDF6EF"/>
+        <w:ind w:left="170"/>
         <w:pBdr>
-          <w:left w:val="single" w:sz="20" w:space="6" w:color="1E5631"/>
+          <w:left w:val="single" w:sz="18" w:space="4" w:color="1E4620"/>
         </w:pBdr>
-      </w:pPr>
-      <w:r>
-        <w:rPr>
-          <w:sz w:val="20"/>
+        <w:shd w:val="clear" w:fill="F2F5FA"/>
+      </w:pPr>
+      <w:r>
+        <w:rPr>
+          <w:b w:val="0"/>
         </w:rPr>
         <w:t>[00:20:20] 后面两组是以水界为主的。胆汁：肝脏的后下方。早上起来的颜色是偏黄的，吃完饭分泌这个胆汁以后，胆汁就会变得更青，变成青色。胆汁是苦的，就是臭臭的苦涩。胆汁（说完是）痰——大家都会吐痰，这是我们身体的一部分，在我们的这个肺部，还有这个食道，它有痰。脓，大家身体受伤化过脓，都体验过。然后是血液。胆汁、痰、脓、血——血液那就是红色的、腥臭的，血腥血腥的。好，现在夏天，大家都在流汗。汗，是没有什么好味道的哦（注：其后数句转写破碎，略）。胆汁、痰、脓、血、汗、脂肪——它也是不净的。就是脂肪：脂肪呢普遍存在在肚子，就是大家肚子比较大，外面都是很多脂肪；脂肪是黄色的。</w:t>
       </w:r>
     </w:p>
     <w:p>
       <w:pPr>
-        <w:spacing w:before="40" w:after="80"/>
-        <w:ind w:left="283"/>
-        <w:shd w:val="clear" w:color="auto" w:fill="EDF6EF"/>
+        <w:ind w:left="170"/>
         <w:pBdr>
-          <w:left w:val="single" w:sz="20" w:space="6" w:color="1E5631"/>
+          <w:left w:val="single" w:sz="18" w:space="4" w:color="1E4620"/>
         </w:pBdr>
-      </w:pPr>
-      <w:r>
-        <w:rPr>
-          <w:sz w:val="20"/>
+        <w:shd w:val="clear" w:fill="F2F5FA"/>
+      </w:pPr>
+      <w:r>
+        <w:rPr>
+          <w:b w:val="0"/>
         </w:rPr>
         <w:t>[00:21:53] 然后眼泪。然后膏脂：膏脂，就是从皮肤每个毛孔里面渗透出来那种油油的东西，这是可以溶解（清洗）的膏脂。然后是唾液：唾液是口里面混合着泡沫的这种水样的液体。然后是鼻涕：鼻涕，是从这个鼻腔里面流出来的东西。</w:t>
       </w:r>
     </w:p>
     <w:p>
       <w:pPr>
-        <w:spacing w:before="40" w:after="80"/>
-        <w:ind w:left="283"/>
-        <w:shd w:val="clear" w:color="auto" w:fill="EDF6EF"/>
+        <w:ind w:left="170"/>
         <w:pBdr>
-          <w:left w:val="single" w:sz="20" w:space="6" w:color="1E5631"/>
+          <w:left w:val="single" w:sz="18" w:space="4" w:color="1E4620"/>
         </w:pBdr>
-      </w:pPr>
-      <w:r>
-        <w:rPr>
-          <w:sz w:val="20"/>
+        <w:shd w:val="clear" w:fill="F2F5FA"/>
+      </w:pPr>
+      <w:r>
+        <w:rPr>
+          <w:b w:val="0"/>
         </w:rPr>
         <w:t>[00:23:16] 然后关节滑液：每个关节，为了保护关节，都有关节滑液，黄色的。然后最后是尿，我们每天都要排尿。好，这个就是（后）两组以液体为主要特征的身分。感知一下：痰、脓、血、汗、脂肪，眼泪、膏脂、鼻涕、唾液、关节滑液和尿。这三十二身分，就是每一个人身体里面都有的东西。</w:t>
       </w:r>
@@ -1652,13 +2176,12 @@
       <w:r>
         <w:rPr>
           <w:b/>
-          <w:sz w:val="21"/>
         </w:rPr>
         <w:t>★核心段落</w:t>
       </w:r>
       <w:r>
         <w:rPr>
-          <w:sz w:val="21"/>
+          <w:b w:val="0"/>
         </w:rPr>
         <w:t>（必读）</w:t>
       </w:r>
@@ -1667,39 +2190,36 @@
       <w:r>
         <w:rPr>
           <w:b/>
-          <w:sz w:val="21"/>
         </w:rPr>
         <w:t>五、从头到脚再过一遍："哪有可爱、哪有美丽"</w:t>
       </w:r>
     </w:p>
     <w:p>
       <w:pPr>
-        <w:spacing w:before="40" w:after="80"/>
-        <w:ind w:left="283"/>
-        <w:shd w:val="clear" w:color="auto" w:fill="EDF6EF"/>
+        <w:ind w:left="170"/>
         <w:pBdr>
-          <w:left w:val="single" w:sz="20" w:space="6" w:color="1E5631"/>
+          <w:left w:val="single" w:sz="18" w:space="4" w:color="1E4620"/>
         </w:pBdr>
-      </w:pPr>
-      <w:r>
-        <w:rPr>
-          <w:sz w:val="20"/>
+        <w:shd w:val="clear" w:fill="F2F5FA"/>
+      </w:pPr>
+      <w:r>
+        <w:rPr>
+          <w:b w:val="0"/>
         </w:rPr>
         <w:t>[00:23:25] 那么，大家呢现在最后再把这个三十二身分呢再过一下，整体或者个别的作意它的可厌。大家可以随着我的提示，大家心里面跟着去。从你的心脏往上：观察头发，眉毛、（腋毛）。然后体毛、指甲、牙齿、皮肤、肌肉、筋腱、骨头、骨髓、肾脏、心、肝、膜、脾、肺、肠、肠间膜、胃中物、粪、脑、胆汁、痰、脓、血、汗、脂肪、眼泪、膏脂、鼻涕、唾液、关节滑液、尿。</w:t>
       </w:r>
     </w:p>
     <w:p>
       <w:pPr>
-        <w:spacing w:before="40" w:after="80"/>
-        <w:ind w:left="283"/>
-        <w:shd w:val="clear" w:color="auto" w:fill="EDF6EF"/>
+        <w:ind w:left="170"/>
         <w:pBdr>
-          <w:left w:val="single" w:sz="20" w:space="6" w:color="1E5631"/>
+          <w:left w:val="single" w:sz="18" w:space="4" w:color="1E4620"/>
         </w:pBdr>
-      </w:pPr>
-      <w:r>
-        <w:rPr>
-          <w:sz w:val="20"/>
+        <w:shd w:val="clear" w:fill="F2F5FA"/>
+      </w:pPr>
+      <w:r>
+        <w:rPr>
+          <w:b w:val="0"/>
         </w:rPr>
         <w:t>[00:25:44] 我们的身体就是这三十二身分组合而成，并没有一个漂亮的、英俊的、庄严的、高大的这样的一种我或者他，这样的人设——三十二身分而已，内外都散发着恶臭。哪有可爱？哪有美丽？哪有庄严？哪有值得我们要抓取的东西？我们就可以把心提出来，在你的斜后方、在你的后脑勺的上方观察：全身的这个三十二身分。也可以把心放在正前方看过来：也就是一个三十二身分而已，每一个身分都散发着恶臭，令人厌恶。朝外看过去，周边的所有的生命都是一堆三十二身分，散发着恶臭，令人厌恶；每个生命体都自带四到八公斤的粪便。可厌、可厌。好。</w:t>
       </w:r>
@@ -1708,99 +2228,86 @@
       <w:r>
         <w:rPr>
           <w:b/>
-          <w:sz w:val="21"/>
         </w:rPr>
         <w:t>六、破除自他（尤其异性）贪爱的修法与每日练习建议</w:t>
       </w:r>
     </w:p>
     <w:p>
       <w:pPr>
-        <w:spacing w:before="40" w:after="80"/>
-        <w:ind w:left="283"/>
-        <w:shd w:val="clear" w:color="auto" w:fill="EDF6EF"/>
+        <w:ind w:left="170"/>
         <w:pBdr>
-          <w:left w:val="single" w:sz="20" w:space="6" w:color="1E5631"/>
+          <w:left w:val="single" w:sz="18" w:space="4" w:color="1E4620"/>
         </w:pBdr>
-      </w:pPr>
-      <w:r>
-        <w:rPr>
-          <w:sz w:val="20"/>
+        <w:shd w:val="clear" w:fill="F2F5FA"/>
+      </w:pPr>
+      <w:r>
+        <w:rPr>
+          <w:b w:val="0"/>
         </w:rPr>
         <w:t>[00:27:48] 如果我们对自己的身体很有贪爱，或者对于外在的异性很有贪爱，你想对治？可以修三十二身分：先修自己的，再去看别人的。你可以选择若干种身分，也可以选择三十二身分整体，也可以只选择白骨来看。</w:t>
       </w:r>
     </w:p>
     <w:p>
       <w:pPr>
-        <w:spacing w:before="40" w:after="80"/>
-        <w:ind w:left="283"/>
-        <w:shd w:val="clear" w:color="auto" w:fill="EDF6EF"/>
+        <w:ind w:left="170"/>
         <w:pBdr>
-          <w:left w:val="single" w:sz="20" w:space="6" w:color="1E5631"/>
+          <w:left w:val="single" w:sz="18" w:space="4" w:color="1E4620"/>
         </w:pBdr>
-      </w:pPr>
-      <w:r>
-        <w:rPr>
-          <w:sz w:val="20"/>
+        <w:shd w:val="clear" w:fill="F2F5FA"/>
+      </w:pPr>
+      <w:r>
+        <w:rPr>
+          <w:b w:val="0"/>
         </w:rPr>
         <w:t>[00:28:18] 当我们（这几）天大家在休息的时候，就是要练习：遇到一个人（观）三十二身分，回头看一下自己（的）三十二身分。如果你能够持续练习三十天，那基本上我们对身体的这种贪爱呢就会降到很低。就是要持续养成这个习惯就可以。</w:t>
       </w:r>
     </w:p>
     <w:p>
       <w:pPr>
-        <w:spacing w:before="40" w:after="80"/>
-        <w:ind w:left="283"/>
-        <w:shd w:val="clear" w:color="auto" w:fill="EDF6EF"/>
+        <w:ind w:left="170"/>
         <w:pBdr>
-          <w:left w:val="single" w:sz="20" w:space="6" w:color="1E5631"/>
+          <w:left w:val="single" w:sz="18" w:space="4" w:color="1E4620"/>
         </w:pBdr>
-      </w:pPr>
-      <w:r>
-        <w:rPr>
-          <w:sz w:val="20"/>
+        <w:shd w:val="clear" w:fill="F2F5FA"/>
+      </w:pPr>
+      <w:r>
+        <w:rPr>
+          <w:b w:val="0"/>
         </w:rPr>
         <w:t>[00:28:52] 三十二身分，我们学习到这里。</w:t>
       </w:r>
     </w:p>
     <w:p>
-      <w:pPr>
-        <w:spacing w:before="160" w:after="80"/>
-      </w:pPr>
-      <w:r>
-        <w:rPr>
-          <w:rFonts w:ascii="Microsoft YaHei" w:hAnsi="Microsoft YaHei" w:eastAsia="Microsoft YaHei"/>
+      <w:r>
+        <w:rPr>
           <w:b/>
-          <w:color w:val="1E5631"/>
-          <w:sz w:val="28"/>
+          <w:color w:val="1E4620"/>
+          <w:sz w:val="26"/>
         </w:rPr>
         <w:t>💬 第一轮分享（10 min）</w:t>
       </w:r>
     </w:p>
     <w:p>
       <w:pPr>
-        <w:spacing w:before="40" w:after="80"/>
-        <w:ind w:left="283"/>
-        <w:shd w:val="clear" w:color="auto" w:fill="EDF6EF"/>
+        <w:ind w:left="170"/>
         <w:pBdr>
-          <w:left w:val="single" w:sz="20" w:space="6" w:color="1E5631"/>
+          <w:left w:val="single" w:sz="18" w:space="4" w:color="1E4620"/>
         </w:pBdr>
-      </w:pPr>
-      <w:r>
-        <w:rPr>
-          <w:sz w:val="20"/>
+        <w:shd w:val="clear" w:fill="F2F5FA"/>
+      </w:pPr>
+      <w:r>
+        <w:rPr>
+          <w:b w:val="0"/>
         </w:rPr>
         <w:t>请大家轮流分享：读完这三段文字，最触动你的一句话是什么？为什么触动你？</w:t>
       </w:r>
     </w:p>
     <w:p>
-      <w:pPr>
-        <w:spacing w:before="160" w:after="80"/>
-      </w:pPr>
-      <w:r>
-        <w:rPr>
-          <w:rFonts w:ascii="Microsoft YaHei" w:hAnsi="Microsoft YaHei" w:eastAsia="Microsoft YaHei"/>
+      <w:r>
+        <w:rPr>
           <w:b/>
-          <w:color w:val="1E5631"/>
-          <w:sz w:val="28"/>
+          <w:color w:val="1E4620"/>
+          <w:sz w:val="26"/>
         </w:rPr>
         <w:t>🎯 第一轮主题讨论（10 min）</w:t>
       </w:r>
@@ -1809,161 +2316,179 @@
       <w:r>
         <w:rPr>
           <w:b/>
-          <w:sz w:val="21"/>
         </w:rPr>
         <w:t>讨论问题（按优先级）</w:t>
       </w:r>
       <w:r>
         <w:rPr>
-          <w:sz w:val="21"/>
+          <w:b w:val="0"/>
         </w:rPr>
         <w:t>：</w:t>
       </w:r>
     </w:p>
     <w:p>
       <w:pPr>
-        <w:ind w:left="340"/>
-      </w:pPr>
-      <w:r>
-        <w:rPr>
-          <w:color w:val="1E5631"/>
-          <w:sz w:val="21"/>
-        </w:rPr>
-        <w:t xml:space="preserve">• </w:t>
-      </w:r>
+        <w:pStyle w:val="ListBullet"/>
+      </w:pPr>
       <w:r>
         <w:rPr>
           <w:b/>
-          <w:sz w:val="21"/>
         </w:rPr>
         <w:t>问题②（◈选答）</w:t>
       </w:r>
       <w:r>
         <w:rPr>
-          <w:sz w:val="21"/>
+          <w:b w:val="0"/>
         </w:rPr>
         <w:t>：课件里说修三十二身分有八类利益，第一类是"不乐与乐的征服者"。结合你的生活："对自己身体太满意"和"对自己身体不满意"，各在什么时候出现过？如果"乐与不乐都能被征服"，你的生活会有什么不同？（提示：回到材料①"八类利益"那段，逐条念一遍让大家听。）</w:t>
       </w:r>
     </w:p>
     <w:p>
       <w:pPr>
-        <w:ind w:left="340"/>
-      </w:pPr>
-      <w:r>
-        <w:rPr>
-          <w:color w:val="1E5631"/>
-          <w:sz w:val="21"/>
-        </w:rPr>
-        <w:t xml:space="preserve">• </w:t>
-      </w:r>
+        <w:pStyle w:val="ListBullet"/>
+      </w:pPr>
       <w:r>
         <w:rPr>
           <w:b/>
-          <w:sz w:val="21"/>
         </w:rPr>
         <w:t>问题③（◈选答，时间富余或大家感兴趣时讨论）</w:t>
       </w:r>
       <w:r>
         <w:rPr>
-          <w:sz w:val="21"/>
+          <w:b w:val="0"/>
         </w:rPr>
         <w:t>：材料③说"如果你能够持续练习三十天，那基本上我们对身体的这种贪爱呢就会降到很低"，并给了具体练习建议（遇到一个人，观三十二身分，回头看一下自己的）。你觉得这个练习难在哪里、容易在哪里？八周结束后，你愿意保留其中的哪一条？</w:t>
       </w:r>
     </w:p>
     <w:p>
       <w:pPr>
-        <w:spacing w:before="40" w:after="80"/>
-        <w:ind w:left="283"/>
-        <w:shd w:val="clear" w:color="auto" w:fill="EDF6EF"/>
+        <w:ind w:left="170"/>
         <w:pBdr>
-          <w:left w:val="single" w:sz="20" w:space="6" w:color="1E5631"/>
+          <w:left w:val="single" w:sz="18" w:space="4" w:color="1E4620"/>
         </w:pBdr>
+        <w:shd w:val="clear" w:fill="F2F5FA"/>
       </w:pPr>
       <w:r>
         <w:rPr>
           <w:b/>
-          <w:sz w:val="20"/>
         </w:rPr>
         <w:t>分层追问</w:t>
       </w:r>
       <w:r>
         <w:rPr>
-          <w:sz w:val="20"/>
-        </w:rPr>
-        <w:t>（可视时间取用，由浅入深）： - 【现象】读完「三十二身分」，你第一反应是好奇，还是抗拒？ - 【影响】「把身体拆开来看」，会怎样改变你对自己、对别人的眼光？ - 【应对】这周你可以在哪个具体场景（照镜子、走路），练一次「过一遍身分」？</w:t>
-      </w:r>
-    </w:p>
-    <w:p>
-      <w:pPr>
-        <w:spacing w:before="160" w:after="80"/>
-      </w:pPr>
-      <w:r>
-        <w:rPr>
-          <w:rFonts w:ascii="Microsoft YaHei" w:hAnsi="Microsoft YaHei" w:eastAsia="Microsoft YaHei"/>
+          <w:b w:val="0"/>
+        </w:rPr>
+        <w:t>（可视时间取用，由浅入深）：</w:t>
+      </w:r>
+    </w:p>
+    <w:p>
+      <w:pPr>
+        <w:ind w:left="170"/>
+        <w:pBdr>
+          <w:left w:val="single" w:sz="18" w:space="4" w:color="1E4620"/>
+        </w:pBdr>
+        <w:shd w:val="clear" w:fill="F2F5FA"/>
+      </w:pPr>
+      <w:r>
+        <w:rPr>
+          <w:b w:val="0"/>
+        </w:rPr>
+        <w:t>- 【现象】读完「三十二身分」，你第一反应是好奇，还是抗拒？</w:t>
+      </w:r>
+    </w:p>
+    <w:p>
+      <w:pPr>
+        <w:ind w:left="170"/>
+        <w:pBdr>
+          <w:left w:val="single" w:sz="18" w:space="4" w:color="1E4620"/>
+        </w:pBdr>
+        <w:shd w:val="clear" w:fill="F2F5FA"/>
+      </w:pPr>
+      <w:r>
+        <w:rPr>
+          <w:b w:val="0"/>
+        </w:rPr>
+        <w:t>- 【影响】「把身体拆开来看」，会怎样改变你对自己、对别人的眼光？</w:t>
+      </w:r>
+    </w:p>
+    <w:p>
+      <w:pPr>
+        <w:ind w:left="170"/>
+        <w:pBdr>
+          <w:left w:val="single" w:sz="18" w:space="4" w:color="1E4620"/>
+        </w:pBdr>
+        <w:shd w:val="clear" w:fill="F2F5FA"/>
+      </w:pPr>
+      <w:r>
+        <w:rPr>
+          <w:b w:val="0"/>
+        </w:rPr>
+        <w:t>- 【应对】这周你可以在哪个具体场景（照镜子、走路），练一次「过一遍身分」？</w:t>
+      </w:r>
+    </w:p>
+    <w:p>
+      <w:r>
+        <w:rPr>
           <w:b/>
-          <w:color w:val="1E5631"/>
-          <w:sz w:val="28"/>
+          <w:color w:val="1E4620"/>
+          <w:sz w:val="26"/>
         </w:rPr>
         <w:t>🧘 禅修练习（15 min）</w:t>
       </w:r>
     </w:p>
     <w:p>
       <w:pPr>
-        <w:spacing w:before="40" w:after="80"/>
-        <w:ind w:left="283"/>
-        <w:shd w:val="clear" w:color="auto" w:fill="EDF6EF"/>
+        <w:ind w:left="170"/>
         <w:pBdr>
-          <w:left w:val="single" w:sz="20" w:space="6" w:color="1E5631"/>
+          <w:left w:val="single" w:sz="18" w:space="4" w:color="1E4620"/>
         </w:pBdr>
-      </w:pPr>
-      <w:r>
-        <w:rPr>
-          <w:sz w:val="20"/>
+        <w:shd w:val="clear" w:fill="F2F5FA"/>
+      </w:pPr>
+      <w:r>
+        <w:rPr>
+          <w:b w:val="0"/>
         </w:rPr>
         <w:t>💡 本周由连续两周合并，含两段禅修练习引导词；时间紧可读其一，或各取前半段（合计约15分钟）。</w:t>
       </w:r>
     </w:p>
     <w:p>
       <w:pPr>
-        <w:spacing w:before="40" w:after="80"/>
-        <w:ind w:left="283"/>
-        <w:shd w:val="clear" w:color="auto" w:fill="EDF6EF"/>
+        <w:ind w:left="170"/>
         <w:pBdr>
-          <w:left w:val="single" w:sz="20" w:space="6" w:color="1E5631"/>
+          <w:left w:val="single" w:sz="18" w:space="4" w:color="1E4620"/>
         </w:pBdr>
-      </w:pPr>
-      <w:r>
-        <w:rPr>
-          <w:sz w:val="20"/>
+        <w:shd w:val="clear" w:fill="F2F5FA"/>
+      </w:pPr>
+      <w:r>
+        <w:rPr>
+          <w:b w:val="0"/>
         </w:rPr>
         <w:t xml:space="preserve">⚠️ </w:t>
       </w:r>
       <w:r>
         <w:rPr>
           <w:b/>
-          <w:sz w:val="20"/>
         </w:rPr>
         <w:t>禅修禁忌提示</w:t>
       </w:r>
       <w:r>
         <w:rPr>
-          <w:sz w:val="20"/>
+          <w:b w:val="0"/>
         </w:rPr>
         <w:t>：若你正处在严重抑郁、焦虑、创伤后应激，或精神类疾病的发作／用药期，或正经历强烈的情绪危机，请先咨询医生或心理师，再决定是否练习；练习中若出现明显不适（如心悸、胸闷、情绪失控），请立即停止，睁开眼睛，把注意力放回呼吸与身体，必要时离场休息。</w:t>
       </w:r>
     </w:p>
     <w:p>
       <w:pPr>
-        <w:spacing w:before="40" w:after="80"/>
-        <w:ind w:left="283"/>
-        <w:shd w:val="clear" w:color="auto" w:fill="EDF6EF"/>
+        <w:ind w:left="170"/>
         <w:pBdr>
-          <w:left w:val="single" w:sz="20" w:space="6" w:color="1E5631"/>
+          <w:left w:val="single" w:sz="18" w:space="4" w:color="1E4620"/>
         </w:pBdr>
-      </w:pPr>
-      <w:r>
-        <w:rPr>
-          <w:sz w:val="20"/>
+        <w:shd w:val="clear" w:fill="F2F5FA"/>
+      </w:pPr>
+      <w:r>
+        <w:rPr>
+          <w:b w:val="0"/>
         </w:rPr>
         <w:t>本引导词为照读版（据本周素材材料②《27_三十二身分-20240707》与材料③《08_三十二身分2-20240625》的现场引导整理摘编，media_id见上方共读原文；括号内为操作提示与停顿，不念出来）。照读约4分钟，静坐约8分钟。</w:t>
       </w:r>
@@ -1972,45 +2497,237 @@
       <w:r>
         <w:rPr>
           <w:b/>
-          <w:sz w:val="21"/>
         </w:rPr>
         <w:t>请跟随引导练习</w:t>
       </w:r>
       <w:r>
         <w:rPr>
-          <w:sz w:val="21"/>
+          <w:b w:val="0"/>
         </w:rPr>
         <w:t>：</w:t>
       </w:r>
     </w:p>
     <w:p>
       <w:pPr>
-        <w:spacing w:before="40" w:after="80"/>
-        <w:ind w:left="283"/>
-        <w:shd w:val="clear" w:color="auto" w:fill="EDF6EF"/>
+        <w:ind w:left="170"/>
         <w:pBdr>
-          <w:left w:val="single" w:sz="20" w:space="6" w:color="1E5631"/>
+          <w:left w:val="single" w:sz="18" w:space="4" w:color="1E4620"/>
         </w:pBdr>
-      </w:pPr>
-      <w:r>
-        <w:rPr>
-          <w:sz w:val="20"/>
-        </w:rPr>
-        <w:t>请大家自然地坐好，坐在椅子上也完全可以，让背自然挺直、放松，轻轻闭上眼睛。（停顿5秒） 先回到心脏的位置——感觉胸口偏左、心跳的地方，跟它打个招呼：接下来的几分钟，我们要"看"一看自己的身体。（停顿5秒） 我们按六组来过一遍。每组只需要"大致感觉"就好：看不清楚完全没关系，知道它在那里就可以。 第一组，五样：感觉头顶的头发——从发根到发梢；眉毛、腋毛、汗毛；手指甲、脚趾甲；上下两排牙齿；最后，包裹全身的皮肤。（停顿20秒） 第二组，五样：皮肤下面的肌肉——红红的，像牛肉一样；肌肉边上的筋腱，白白的；从头骨到脚骨的骨头；骨头里面的骨髓；后腰两边、像芒果形状的肾脏。（停顿20秒） 第三组，五样：胸腔里跳动的心脏；身体最大器官之一的肝脏；包在心脏、肾脏外面的膜，和皮肤下面的膜；胃的上方、心脏下方的脾脏；胸腔两边两叶肺。（停顿20秒） 第四组，五样：腹腔里的小肠、大肠；肠子之间的肠间膜；胃里正在消化的食物；肠子里的粪便；最后是头腔里的脑。（停顿20秒） 第五组，六样：胆汁、痰、脓、血、汗、脂肪——这些是流动的、潮湿的。（停顿20秒） 第六组，六样：眼泪、油膏、唾液、鼻涕、关节滑液、尿。（停顿20秒） 现在，整体感觉一下：这一副身体，就是这堆东西的组合。没有多什么，也没有少什么。（停顿20秒） 如实地知道它——不美化，也不嫌弃，只是知道。（停顿30秒） 最后，用一颗平静的心，对自己的身体说一声：辛苦了，谢谢你一直在运转。（停顿15秒） 好，慢慢动动手指、脚趾，搓搓手掌，把温热的手掌敷在眼睛上，轻轻睁开眼睛。（停顿10秒） 今天只求"过了一遍"，不求画面清晰——知道它在那里，就已经是练习了。</w:t>
-      </w:r>
-    </w:p>
-    <w:p>
-      <w:pPr>
-        <w:spacing w:before="40" w:after="80"/>
-        <w:ind w:left="283"/>
-        <w:shd w:val="clear" w:color="auto" w:fill="EDF6EF"/>
+        <w:shd w:val="clear" w:fill="F2F5FA"/>
+      </w:pPr>
+      <w:r>
+        <w:rPr>
+          <w:b w:val="0"/>
+        </w:rPr>
+        <w:t>请大家自然地坐好，坐在椅子上也完全可以，让背自然挺直、放松，轻轻闭上眼睛。（停顿5秒）</w:t>
+      </w:r>
+    </w:p>
+    <w:p>
+      <w:pPr>
+        <w:ind w:left="170"/>
         <w:pBdr>
-          <w:left w:val="single" w:sz="20" w:space="6" w:color="1E5631"/>
+          <w:left w:val="single" w:sz="18" w:space="4" w:color="1E4620"/>
         </w:pBdr>
-      </w:pPr>
-      <w:r>
-        <w:rPr>
-          <w:sz w:val="20"/>
+        <w:shd w:val="clear" w:fill="F2F5FA"/>
+      </w:pPr>
+      <w:r>
+        <w:rPr>
+          <w:b w:val="0"/>
+        </w:rPr>
+        <w:t>先回到心脏的位置——感觉胸口偏左、心跳的地方，跟它打个招呼：接下来的几分钟，我们要"看"一看自己的身体。（停顿5秒）</w:t>
+      </w:r>
+    </w:p>
+    <w:p>
+      <w:pPr>
+        <w:ind w:left="170"/>
+        <w:pBdr>
+          <w:left w:val="single" w:sz="18" w:space="4" w:color="1E4620"/>
+        </w:pBdr>
+        <w:shd w:val="clear" w:fill="F2F5FA"/>
+      </w:pPr>
+      <w:r>
+        <w:rPr>
+          <w:b w:val="0"/>
+        </w:rPr>
+        <w:t>我们按六组来过一遍。每组只需要"大致感觉"就好：看不清楚完全没关系，知道它在那里就可以。</w:t>
+      </w:r>
+    </w:p>
+    <w:p>
+      <w:pPr>
+        <w:ind w:left="170"/>
+        <w:pBdr>
+          <w:left w:val="single" w:sz="18" w:space="4" w:color="1E4620"/>
+        </w:pBdr>
+        <w:shd w:val="clear" w:fill="F2F5FA"/>
+      </w:pPr>
+      <w:r>
+        <w:rPr>
+          <w:b w:val="0"/>
+        </w:rPr>
+        <w:t>第一组，五样：感觉头顶的头发——从发根到发梢；眉毛、腋毛、汗毛；手指甲、脚趾甲；上下两排牙齿；最后，包裹全身的皮肤。（停顿20秒）</w:t>
+      </w:r>
+    </w:p>
+    <w:p>
+      <w:pPr>
+        <w:ind w:left="170"/>
+        <w:pBdr>
+          <w:left w:val="single" w:sz="18" w:space="4" w:color="1E4620"/>
+        </w:pBdr>
+        <w:shd w:val="clear" w:fill="F2F5FA"/>
+      </w:pPr>
+      <w:r>
+        <w:rPr>
+          <w:b w:val="0"/>
+        </w:rPr>
+        <w:t>第二组，五样：皮肤下面的肌肉——红红的，像牛肉一样；肌肉边上的筋腱，白白的；从头骨到脚骨的骨头；骨头里面的骨髓；后腰两边、像芒果形状的肾脏。（停顿20秒）</w:t>
+      </w:r>
+    </w:p>
+    <w:p>
+      <w:pPr>
+        <w:ind w:left="170"/>
+        <w:pBdr>
+          <w:left w:val="single" w:sz="18" w:space="4" w:color="1E4620"/>
+        </w:pBdr>
+        <w:shd w:val="clear" w:fill="F2F5FA"/>
+      </w:pPr>
+      <w:r>
+        <w:rPr>
+          <w:b w:val="0"/>
+        </w:rPr>
+        <w:t>第三组，五样：胸腔里跳动的心脏；身体最大器官之一的肝脏；包在心脏、肾脏外面的膜，和皮肤下面的膜；胃的上方、心脏下方的脾脏；胸腔两边两叶肺。（停顿20秒）</w:t>
+      </w:r>
+    </w:p>
+    <w:p>
+      <w:pPr>
+        <w:ind w:left="170"/>
+        <w:pBdr>
+          <w:left w:val="single" w:sz="18" w:space="4" w:color="1E4620"/>
+        </w:pBdr>
+        <w:shd w:val="clear" w:fill="F2F5FA"/>
+      </w:pPr>
+      <w:r>
+        <w:rPr>
+          <w:b w:val="0"/>
+        </w:rPr>
+        <w:t>第四组，五样：腹腔里的小肠、大肠；肠子之间的肠间膜；胃里正在消化的食物；肠子里的粪便；最后是头腔里的脑。（停顿20秒）</w:t>
+      </w:r>
+    </w:p>
+    <w:p>
+      <w:pPr>
+        <w:ind w:left="170"/>
+        <w:pBdr>
+          <w:left w:val="single" w:sz="18" w:space="4" w:color="1E4620"/>
+        </w:pBdr>
+        <w:shd w:val="clear" w:fill="F2F5FA"/>
+      </w:pPr>
+      <w:r>
+        <w:rPr>
+          <w:b w:val="0"/>
+        </w:rPr>
+        <w:t>第五组，六样：胆汁、痰、脓、血、汗、脂肪——这些是流动的、潮湿的。（停顿20秒）</w:t>
+      </w:r>
+    </w:p>
+    <w:p>
+      <w:pPr>
+        <w:ind w:left="170"/>
+        <w:pBdr>
+          <w:left w:val="single" w:sz="18" w:space="4" w:color="1E4620"/>
+        </w:pBdr>
+        <w:shd w:val="clear" w:fill="F2F5FA"/>
+      </w:pPr>
+      <w:r>
+        <w:rPr>
+          <w:b w:val="0"/>
+        </w:rPr>
+        <w:t>第六组，六样：眼泪、油膏、唾液、鼻涕、关节滑液、尿。（停顿20秒）</w:t>
+      </w:r>
+    </w:p>
+    <w:p>
+      <w:pPr>
+        <w:ind w:left="170"/>
+        <w:pBdr>
+          <w:left w:val="single" w:sz="18" w:space="4" w:color="1E4620"/>
+        </w:pBdr>
+        <w:shd w:val="clear" w:fill="F2F5FA"/>
+      </w:pPr>
+      <w:r>
+        <w:rPr>
+          <w:b w:val="0"/>
+        </w:rPr>
+        <w:t>现在，整体感觉一下：这一副身体，就是这堆东西的组合。没有多什么，也没有少什么。（停顿20秒）</w:t>
+      </w:r>
+    </w:p>
+    <w:p>
+      <w:pPr>
+        <w:ind w:left="170"/>
+        <w:pBdr>
+          <w:left w:val="single" w:sz="18" w:space="4" w:color="1E4620"/>
+        </w:pBdr>
+        <w:shd w:val="clear" w:fill="F2F5FA"/>
+      </w:pPr>
+      <w:r>
+        <w:rPr>
+          <w:b w:val="0"/>
+        </w:rPr>
+        <w:t>如实地知道它——不美化，也不嫌弃，只是知道。（停顿30秒）</w:t>
+      </w:r>
+    </w:p>
+    <w:p>
+      <w:pPr>
+        <w:ind w:left="170"/>
+        <w:pBdr>
+          <w:left w:val="single" w:sz="18" w:space="4" w:color="1E4620"/>
+        </w:pBdr>
+        <w:shd w:val="clear" w:fill="F2F5FA"/>
+      </w:pPr>
+      <w:r>
+        <w:rPr>
+          <w:b w:val="0"/>
+        </w:rPr>
+        <w:t>最后，用一颗平静的心，对自己的身体说一声：辛苦了，谢谢你一直在运转。（停顿15秒）</w:t>
+      </w:r>
+    </w:p>
+    <w:p>
+      <w:pPr>
+        <w:ind w:left="170"/>
+        <w:pBdr>
+          <w:left w:val="single" w:sz="18" w:space="4" w:color="1E4620"/>
+        </w:pBdr>
+        <w:shd w:val="clear" w:fill="F2F5FA"/>
+      </w:pPr>
+      <w:r>
+        <w:rPr>
+          <w:b w:val="0"/>
+        </w:rPr>
+        <w:t>好，慢慢动动手指、脚趾，搓搓手掌，把温热的手掌敷在眼睛上，轻轻睁开眼睛。（停顿10秒）</w:t>
+      </w:r>
+    </w:p>
+    <w:p>
+      <w:pPr>
+        <w:ind w:left="170"/>
+        <w:pBdr>
+          <w:left w:val="single" w:sz="18" w:space="4" w:color="1E4620"/>
+        </w:pBdr>
+        <w:shd w:val="clear" w:fill="F2F5FA"/>
+      </w:pPr>
+      <w:r>
+        <w:rPr>
+          <w:b w:val="0"/>
+        </w:rPr>
+        <w:t>今天只求"过了一遍"，不求画面清晰——知道它在那里，就已经是练习了。</w:t>
+      </w:r>
+    </w:p>
+    <w:p>
+      <w:pPr>
+        <w:ind w:left="170"/>
+        <w:pBdr>
+          <w:left w:val="single" w:sz="18" w:space="4" w:color="1E4620"/>
+        </w:pBdr>
+        <w:shd w:val="clear" w:fill="F2F5FA"/>
+      </w:pPr>
+      <w:r>
+        <w:rPr>
+          <w:b w:val="0"/>
         </w:rPr>
         <w:t>本引导词为照读版（据本周素材材料②《三十二身分-20230607》"给自己的身体从头到脚散播慈爱"、材料③《231108大佛禅修营第六天上午开示》[01:00:02]"先对自己修慈心……然后给所有的众生修慈心"的引导整理摘编，media_id见上方共读原文；括号内为操作提示与停顿，不念出来）。照读约4分钟，静坐约8分钟。</w:t>
       </w:r>
@@ -2019,86 +2736,329 @@
       <w:r>
         <w:rPr>
           <w:b/>
-          <w:sz w:val="21"/>
         </w:rPr>
         <w:t>请跟随引导练习</w:t>
       </w:r>
       <w:r>
         <w:rPr>
-          <w:sz w:val="21"/>
+          <w:b w:val="0"/>
         </w:rPr>
         <w:t>：</w:t>
       </w:r>
     </w:p>
     <w:p>
       <w:pPr>
-        <w:spacing w:before="40" w:after="80"/>
-        <w:ind w:left="283"/>
-        <w:shd w:val="clear" w:color="auto" w:fill="EDF6EF"/>
+        <w:ind w:left="170"/>
         <w:pBdr>
-          <w:left w:val="single" w:sz="20" w:space="6" w:color="1E5631"/>
+          <w:left w:val="single" w:sz="18" w:space="4" w:color="1E4620"/>
         </w:pBdr>
-      </w:pPr>
-      <w:r>
-        <w:rPr>
-          <w:sz w:val="20"/>
-        </w:rPr>
-        <w:t>请大家自然地坐好，背自然挺直、放松，轻轻闭上眼睛。（停顿5秒） 先回到心脏的位置。给心一个交代：接下来，我们先"看"身体，再"祝福"身体。（停顿5秒） 先快速过一遍三十二身分——比上周快一点，每一组大概十秒。 头发、体毛、指甲、牙齿、皮肤。（停顿10秒） 肌肉、筋腱、骨、骨髓、肾。（停顿10秒） 心、肝、膜、脾、肺。（停顿10秒） 肠、肠间膜、胃中物、粪、脑。（停顿10秒） 胆汁、痰、脓、血、汗、脂肪。（停顿10秒） 眼泪、油膏、唾液、鼻涕、关节滑液、尿。（停顿10秒） 整体感觉一下：这副身体，就是这堆身分的组合——没有多什么，也没有少什么。如实地知道它。（停顿20秒） 现在，把心从"观察"转到"祝福"。从头顶开始，从头到脚，对自己的身体散播慈爱—— 愿我的头安宁，愿我的脸安宁；愿我的胸腹安宁，愿我的脊背安宁；愿我的双手双脚安宁；愿我这三十二身分，各安其位、各尽其用。（停顿20秒） 愿我此身无病无痛，愿我此心无怨无恨，愿我快乐、安宁。（停顿20秒） 再把这份祝愿慢慢扩大：愿我的亲人——他们也同样是一副三十二身分的组合，也同样会累、会病、会老——愿他们快乐、安宁。（停顿20秒） 愿今天遇见的所有人、所有众生，愿他们快乐、安宁。（停顿20秒） 最后，回到呼吸上坐一会儿：不净的部分已经看见了，慈心的部分也送出去了——让心在这个平衡里休息。（停顿60秒） 好，慢慢动动手指、脚趾，搓搓手掌，把温热的手掌敷在眼睛上，轻轻睁开眼睛。（停顿10秒） 记住这个顺序：先看清楚，再送祝福。哪天觉得观身分让心发紧、发沉，就多送一会儿祝福——这就是"以慈心平衡不净观"。</w:t>
-      </w:r>
-    </w:p>
-    <w:p>
-      <w:pPr>
-        <w:spacing w:before="160" w:after="80"/>
-      </w:pPr>
-      <w:r>
-        <w:rPr>
-          <w:rFonts w:ascii="Microsoft YaHei" w:hAnsi="Microsoft YaHei" w:eastAsia="Microsoft YaHei"/>
+        <w:shd w:val="clear" w:fill="F2F5FA"/>
+      </w:pPr>
+      <w:r>
+        <w:rPr>
+          <w:b w:val="0"/>
+        </w:rPr>
+        <w:t>请大家自然地坐好，背自然挺直、放松，轻轻闭上眼睛。（停顿5秒）</w:t>
+      </w:r>
+    </w:p>
+    <w:p>
+      <w:pPr>
+        <w:ind w:left="170"/>
+        <w:pBdr>
+          <w:left w:val="single" w:sz="18" w:space="4" w:color="1E4620"/>
+        </w:pBdr>
+        <w:shd w:val="clear" w:fill="F2F5FA"/>
+      </w:pPr>
+      <w:r>
+        <w:rPr>
+          <w:b w:val="0"/>
+        </w:rPr>
+        <w:t>先回到心脏的位置。给心一个交代：接下来，我们先"看"身体，再"祝福"身体。（停顿5秒）</w:t>
+      </w:r>
+    </w:p>
+    <w:p>
+      <w:pPr>
+        <w:ind w:left="170"/>
+        <w:pBdr>
+          <w:left w:val="single" w:sz="18" w:space="4" w:color="1E4620"/>
+        </w:pBdr>
+        <w:shd w:val="clear" w:fill="F2F5FA"/>
+      </w:pPr>
+      <w:r>
+        <w:rPr>
+          <w:b w:val="0"/>
+        </w:rPr>
+        <w:t>先快速过一遍三十二身分——比上周快一点，每一组大概十秒。</w:t>
+      </w:r>
+    </w:p>
+    <w:p>
+      <w:pPr>
+        <w:ind w:left="170"/>
+        <w:pBdr>
+          <w:left w:val="single" w:sz="18" w:space="4" w:color="1E4620"/>
+        </w:pBdr>
+        <w:shd w:val="clear" w:fill="F2F5FA"/>
+      </w:pPr>
+      <w:r>
+        <w:rPr>
+          <w:b w:val="0"/>
+        </w:rPr>
+        <w:t>头发、体毛、指甲、牙齿、皮肤。（停顿10秒）</w:t>
+      </w:r>
+    </w:p>
+    <w:p>
+      <w:pPr>
+        <w:ind w:left="170"/>
+        <w:pBdr>
+          <w:left w:val="single" w:sz="18" w:space="4" w:color="1E4620"/>
+        </w:pBdr>
+        <w:shd w:val="clear" w:fill="F2F5FA"/>
+      </w:pPr>
+      <w:r>
+        <w:rPr>
+          <w:b w:val="0"/>
+        </w:rPr>
+        <w:t>肌肉、筋腱、骨、骨髓、肾。（停顿10秒）</w:t>
+      </w:r>
+    </w:p>
+    <w:p>
+      <w:pPr>
+        <w:ind w:left="170"/>
+        <w:pBdr>
+          <w:left w:val="single" w:sz="18" w:space="4" w:color="1E4620"/>
+        </w:pBdr>
+        <w:shd w:val="clear" w:fill="F2F5FA"/>
+      </w:pPr>
+      <w:r>
+        <w:rPr>
+          <w:b w:val="0"/>
+        </w:rPr>
+        <w:t>心、肝、膜、脾、肺。（停顿10秒）</w:t>
+      </w:r>
+    </w:p>
+    <w:p>
+      <w:pPr>
+        <w:ind w:left="170"/>
+        <w:pBdr>
+          <w:left w:val="single" w:sz="18" w:space="4" w:color="1E4620"/>
+        </w:pBdr>
+        <w:shd w:val="clear" w:fill="F2F5FA"/>
+      </w:pPr>
+      <w:r>
+        <w:rPr>
+          <w:b w:val="0"/>
+        </w:rPr>
+        <w:t>肠、肠间膜、胃中物、粪、脑。（停顿10秒）</w:t>
+      </w:r>
+    </w:p>
+    <w:p>
+      <w:pPr>
+        <w:ind w:left="170"/>
+        <w:pBdr>
+          <w:left w:val="single" w:sz="18" w:space="4" w:color="1E4620"/>
+        </w:pBdr>
+        <w:shd w:val="clear" w:fill="F2F5FA"/>
+      </w:pPr>
+      <w:r>
+        <w:rPr>
+          <w:b w:val="0"/>
+        </w:rPr>
+        <w:t>胆汁、痰、脓、血、汗、脂肪。（停顿10秒）</w:t>
+      </w:r>
+    </w:p>
+    <w:p>
+      <w:pPr>
+        <w:ind w:left="170"/>
+        <w:pBdr>
+          <w:left w:val="single" w:sz="18" w:space="4" w:color="1E4620"/>
+        </w:pBdr>
+        <w:shd w:val="clear" w:fill="F2F5FA"/>
+      </w:pPr>
+      <w:r>
+        <w:rPr>
+          <w:b w:val="0"/>
+        </w:rPr>
+        <w:t>眼泪、油膏、唾液、鼻涕、关节滑液、尿。（停顿10秒）</w:t>
+      </w:r>
+    </w:p>
+    <w:p>
+      <w:pPr>
+        <w:ind w:left="170"/>
+        <w:pBdr>
+          <w:left w:val="single" w:sz="18" w:space="4" w:color="1E4620"/>
+        </w:pBdr>
+        <w:shd w:val="clear" w:fill="F2F5FA"/>
+      </w:pPr>
+      <w:r>
+        <w:rPr>
+          <w:b w:val="0"/>
+        </w:rPr>
+        <w:t>整体感觉一下：这副身体，就是这堆身分的组合——没有多什么，也没有少什么。如实地知道它。（停顿20秒）</w:t>
+      </w:r>
+    </w:p>
+    <w:p>
+      <w:pPr>
+        <w:ind w:left="170"/>
+        <w:pBdr>
+          <w:left w:val="single" w:sz="18" w:space="4" w:color="1E4620"/>
+        </w:pBdr>
+        <w:shd w:val="clear" w:fill="F2F5FA"/>
+      </w:pPr>
+      <w:r>
+        <w:rPr>
+          <w:b w:val="0"/>
+        </w:rPr>
+        <w:t>现在，把心从"观察"转到"祝福"。从头顶开始，从头到脚，对自己的身体散播慈爱——</w:t>
+      </w:r>
+    </w:p>
+    <w:p>
+      <w:pPr>
+        <w:ind w:left="170"/>
+        <w:pBdr>
+          <w:left w:val="single" w:sz="18" w:space="4" w:color="1E4620"/>
+        </w:pBdr>
+        <w:shd w:val="clear" w:fill="F2F5FA"/>
+      </w:pPr>
+      <w:r>
+        <w:rPr>
+          <w:b w:val="0"/>
+        </w:rPr>
+        <w:t>愿我的头安宁，愿我的脸安宁；愿我的胸腹安宁，愿我的脊背安宁；愿我的双手双脚安宁；愿我这三十二身分，各安其位、各尽其用。（停顿20秒）</w:t>
+      </w:r>
+    </w:p>
+    <w:p>
+      <w:pPr>
+        <w:ind w:left="170"/>
+        <w:pBdr>
+          <w:left w:val="single" w:sz="18" w:space="4" w:color="1E4620"/>
+        </w:pBdr>
+        <w:shd w:val="clear" w:fill="F2F5FA"/>
+      </w:pPr>
+      <w:r>
+        <w:rPr>
+          <w:b w:val="0"/>
+        </w:rPr>
+        <w:t>愿我此身无病无痛，愿我此心无怨无恨，愿我快乐、安宁。（停顿20秒）</w:t>
+      </w:r>
+    </w:p>
+    <w:p>
+      <w:pPr>
+        <w:ind w:left="170"/>
+        <w:pBdr>
+          <w:left w:val="single" w:sz="18" w:space="4" w:color="1E4620"/>
+        </w:pBdr>
+        <w:shd w:val="clear" w:fill="F2F5FA"/>
+      </w:pPr>
+      <w:r>
+        <w:rPr>
+          <w:b w:val="0"/>
+        </w:rPr>
+        <w:t>再把这份祝愿慢慢扩大：愿我的亲人——他们也同样是一副三十二身分的组合，也同样会累、会病、会老——愿他们快乐、安宁。（停顿20秒）</w:t>
+      </w:r>
+    </w:p>
+    <w:p>
+      <w:pPr>
+        <w:ind w:left="170"/>
+        <w:pBdr>
+          <w:left w:val="single" w:sz="18" w:space="4" w:color="1E4620"/>
+        </w:pBdr>
+        <w:shd w:val="clear" w:fill="F2F5FA"/>
+      </w:pPr>
+      <w:r>
+        <w:rPr>
+          <w:b w:val="0"/>
+        </w:rPr>
+        <w:t>愿今天遇见的所有人、所有众生，愿他们快乐、安宁。（停顿20秒）</w:t>
+      </w:r>
+    </w:p>
+    <w:p>
+      <w:pPr>
+        <w:ind w:left="170"/>
+        <w:pBdr>
+          <w:left w:val="single" w:sz="18" w:space="4" w:color="1E4620"/>
+        </w:pBdr>
+        <w:shd w:val="clear" w:fill="F2F5FA"/>
+      </w:pPr>
+      <w:r>
+        <w:rPr>
+          <w:b w:val="0"/>
+        </w:rPr>
+        <w:t>最后，回到呼吸上坐一会儿：不净的部分已经看见了，慈心的部分也送出去了——让心在这个平衡里休息。（停顿60秒）</w:t>
+      </w:r>
+    </w:p>
+    <w:p>
+      <w:pPr>
+        <w:ind w:left="170"/>
+        <w:pBdr>
+          <w:left w:val="single" w:sz="18" w:space="4" w:color="1E4620"/>
+        </w:pBdr>
+        <w:shd w:val="clear" w:fill="F2F5FA"/>
+      </w:pPr>
+      <w:r>
+        <w:rPr>
+          <w:b w:val="0"/>
+        </w:rPr>
+        <w:t>好，慢慢动动手指、脚趾，搓搓手掌，把温热的手掌敷在眼睛上，轻轻睁开眼睛。（停顿10秒）</w:t>
+      </w:r>
+    </w:p>
+    <w:p>
+      <w:pPr>
+        <w:ind w:left="170"/>
+        <w:pBdr>
+          <w:left w:val="single" w:sz="18" w:space="4" w:color="1E4620"/>
+        </w:pBdr>
+        <w:shd w:val="clear" w:fill="F2F5FA"/>
+      </w:pPr>
+      <w:r>
+        <w:rPr>
+          <w:b w:val="0"/>
+        </w:rPr>
+        <w:t>记住这个顺序：先看清楚，再送祝福。哪天觉得观身分让心发紧、发沉，就多送一会儿祝福——这就是"以慈心平衡不净观"。</w:t>
+      </w:r>
+    </w:p>
+    <w:p>
+      <w:r>
+        <w:rPr>
           <w:b/>
-          <w:color w:val="1E5631"/>
-          <w:sz w:val="28"/>
+          <w:color w:val="1E4620"/>
+          <w:sz w:val="26"/>
         </w:rPr>
         <w:t>📖 共读原文2（20 min）</w:t>
       </w:r>
     </w:p>
     <w:p>
       <w:pPr>
-        <w:spacing w:before="40" w:after="80"/>
-        <w:ind w:left="283"/>
-        <w:shd w:val="clear" w:color="auto" w:fill="EDF6EF"/>
+        <w:ind w:left="170"/>
         <w:pBdr>
-          <w:left w:val="single" w:sz="20" w:space="6" w:color="1E5631"/>
+          <w:left w:val="single" w:sz="18" w:space="4" w:color="1E4620"/>
         </w:pBdr>
-      </w:pPr>
-      <w:r>
-        <w:rPr>
-          <w:sz w:val="20"/>
+        <w:shd w:val="clear" w:fill="F2F5FA"/>
+      </w:pPr>
+      <w:r>
+        <w:rPr>
+          <w:b w:val="0"/>
         </w:rPr>
         <w:t xml:space="preserve">🔖 </w:t>
       </w:r>
       <w:r>
         <w:rPr>
           <w:b/>
-          <w:sz w:val="20"/>
         </w:rPr>
         <w:t>【本周朗读段·起】</w:t>
       </w:r>
       <w:r>
         <w:rPr>
-          <w:sz w:val="20"/>
+          <w:b w:val="0"/>
         </w:rPr>
         <w:t>（以下为本讲建议照读的原文，中等稍慢约 25 分钟；其余内容为默读／选读／延伸）</w:t>
       </w:r>
     </w:p>
     <w:p>
-      <w:pPr>
-        <w:spacing w:before="120" w:after="80"/>
-      </w:pPr>
-      <w:r>
-        <w:rPr>
-          <w:rFonts w:ascii="Microsoft YaHei" w:hAnsi="Microsoft YaHei" w:eastAsia="Microsoft YaHei"/>
+      <w:r>
+        <w:rPr>
           <w:b/>
-          <w:color w:val="1E5631"/>
-          <w:sz w:val="25"/>
+          <w:color w:val="1E4620"/>
+          <w:sz w:val="23"/>
         </w:rPr>
         <w:t>原文材料①：各部位的形态、颜色与功能——从粗显到细微的止观次第与修习前调整</w:t>
       </w:r>
@@ -2107,13 +3067,12 @@
       <w:r>
         <w:rPr>
           <w:b/>
-          <w:sz w:val="21"/>
         </w:rPr>
         <w:t>★核心段落</w:t>
       </w:r>
       <w:r>
         <w:rPr>
-          <w:sz w:val="21"/>
+          <w:b w:val="0"/>
         </w:rPr>
         <w:t>（必读）</w:t>
       </w:r>
@@ -2122,119 +3081,111 @@
       <w:r>
         <w:rPr>
           <w:b/>
-          <w:sz w:val="21"/>
         </w:rPr>
         <w:t>一、固态组：肉、筋、骨、骨髓、肾——形态、颜色与功能</w:t>
       </w:r>
     </w:p>
     <w:p>
       <w:pPr>
-        <w:spacing w:before="40" w:after="80"/>
-        <w:ind w:left="283"/>
-        <w:shd w:val="clear" w:color="auto" w:fill="EDF6EF"/>
+        <w:ind w:left="170"/>
         <w:pBdr>
-          <w:left w:val="single" w:sz="20" w:space="6" w:color="1E5631"/>
+          <w:left w:val="single" w:sz="18" w:space="4" w:color="1E4620"/>
         </w:pBdr>
-      </w:pPr>
-      <w:r>
-        <w:rPr>
-          <w:sz w:val="20"/>
+        <w:shd w:val="clear" w:fill="F2F5FA"/>
+      </w:pPr>
+      <w:r>
+        <w:rPr>
+          <w:b w:val="0"/>
         </w:rPr>
         <w:t>[00:00:00] （我们继续）学习三十二身分（注：开头数句转写破碎，据语境整理）。三十二身分的下一组是肉、筋、骨、骨髓、肾。这个肌肉，它是红色的，跟牛肉差不多，但比牛肉要臭很多。人肉的腥味是非常重的。虽然大家没有什么机会闻到，但如果你定力够了，修三十二身分（的时候），闻你身上的肉，它就是很腥臭。</w:t>
       </w:r>
     </w:p>
     <w:p>
       <w:pPr>
-        <w:spacing w:before="40" w:after="80"/>
-        <w:ind w:left="283"/>
-        <w:shd w:val="clear" w:color="auto" w:fill="EDF6EF"/>
+        <w:ind w:left="170"/>
         <w:pBdr>
-          <w:left w:val="single" w:sz="20" w:space="6" w:color="1E5631"/>
+          <w:left w:val="single" w:sz="18" w:space="4" w:color="1E4620"/>
         </w:pBdr>
-      </w:pPr>
-      <w:r>
-        <w:rPr>
-          <w:sz w:val="20"/>
+        <w:shd w:val="clear" w:fill="F2F5FA"/>
+      </w:pPr>
+      <w:r>
+        <w:rPr>
+          <w:b w:val="0"/>
         </w:rPr>
         <w:t>[00:00:42] 第二个呢是筋。筋，有很多种。这个联络全身上身的骨骼、肌肉，都是透过这个筋腱来完成。筋腱既是信息传导，同时也是支撑我们整个骨骼还有肌肉的主要的软支撑点。</w:t>
       </w:r>
     </w:p>
     <w:p>
       <w:pPr>
-        <w:spacing w:before="40" w:after="80"/>
-        <w:ind w:left="283"/>
-        <w:shd w:val="clear" w:color="auto" w:fill="EDF6EF"/>
+        <w:ind w:left="170"/>
         <w:pBdr>
-          <w:left w:val="single" w:sz="20" w:space="6" w:color="1E5631"/>
+          <w:left w:val="single" w:sz="18" w:space="4" w:color="1E4620"/>
         </w:pBdr>
-      </w:pPr>
-      <w:r>
-        <w:rPr>
-          <w:sz w:val="20"/>
+        <w:shd w:val="clear" w:fill="F2F5FA"/>
+      </w:pPr>
+      <w:r>
+        <w:rPr>
+          <w:b w:val="0"/>
         </w:rPr>
         <w:t>[00:01:19] 经典里面讲说支撑身体（有）六十根大筋，六十条粗的，然后有几百条细的筋。它是白色的。</w:t>
       </w:r>
     </w:p>
     <w:p>
       <w:pPr>
-        <w:spacing w:before="40" w:after="80"/>
-        <w:ind w:left="283"/>
-        <w:shd w:val="clear" w:color="auto" w:fill="EDF6EF"/>
+        <w:ind w:left="170"/>
         <w:pBdr>
-          <w:left w:val="single" w:sz="20" w:space="6" w:color="1E5631"/>
+          <w:left w:val="single" w:sz="18" w:space="4" w:color="1E4620"/>
         </w:pBdr>
-      </w:pPr>
-      <w:r>
-        <w:rPr>
-          <w:sz w:val="20"/>
+        <w:shd w:val="clear" w:fill="F2F5FA"/>
+      </w:pPr>
+      <w:r>
+        <w:rPr>
+          <w:b w:val="0"/>
         </w:rPr>
         <w:t>[00:01:35] 骨头，就是我们身体的骨骼了：从头到脚，头骨、脊柱骨、肋骨、手骨、肩胛骨、腿骨、髌骨等等。当然，我们牙齿也是属于骨头了，但是牙齿是单独被列出来的。要很细地去找那些小骨头，就有几百根，我们大概能看到就可以了。骨头下来是骨髓。骨髓，就是骨头里面的髓。骨头里面的髓，它是不一样的。</w:t>
       </w:r>
     </w:p>
     <w:p>
       <w:pPr>
-        <w:spacing w:before="40" w:after="80"/>
-        <w:ind w:left="283"/>
-        <w:shd w:val="clear" w:color="auto" w:fill="EDF6EF"/>
+        <w:ind w:left="170"/>
         <w:pBdr>
-          <w:left w:val="single" w:sz="20" w:space="6" w:color="1E5631"/>
+          <w:left w:val="single" w:sz="18" w:space="4" w:color="1E4620"/>
         </w:pBdr>
-      </w:pPr>
-      <w:r>
-        <w:rPr>
-          <w:sz w:val="20"/>
+        <w:shd w:val="clear" w:fill="F2F5FA"/>
+      </w:pPr>
+      <w:r>
+        <w:rPr>
+          <w:b w:val="0"/>
         </w:rPr>
         <w:t>[00:02:36] 我们脊柱里面的骨髓，它是膏状的，它是白色的。在我们大腿骨里面的骨髓，它不是那种膏状的，经典里面形容，就是像放入竹筒蒸了的大笋的形状；各种小骨之类的，则如放入竹节中的细笋的形状。</w:t>
       </w:r>
     </w:p>
     <w:p>
       <w:pPr>
-        <w:spacing w:before="40" w:after="80"/>
-        <w:ind w:left="283"/>
-        <w:shd w:val="clear" w:color="auto" w:fill="EDF6EF"/>
+        <w:ind w:left="170"/>
         <w:pBdr>
-          <w:left w:val="single" w:sz="20" w:space="6" w:color="1E5631"/>
+          <w:left w:val="single" w:sz="18" w:space="4" w:color="1E4620"/>
         </w:pBdr>
-      </w:pPr>
-      <w:r>
-        <w:rPr>
-          <w:sz w:val="20"/>
+        <w:shd w:val="clear" w:fill="F2F5FA"/>
+      </w:pPr>
+      <w:r>
+        <w:rPr>
+          <w:b w:val="0"/>
         </w:rPr>
         <w:t>[00:03:11] 大家吃过鸡鸭的骨头，里面那个红红的、甚至有丝状的，那个就是骨髓了。如果我们看起来是红的——它没有血液的时候，它也是白色的；把它洗干净了，它也是有些是白色的。所以骨髓，从脊柱到每个骨头里面都有骨髓。</w:t>
       </w:r>
     </w:p>
     <w:p>
       <w:pPr>
-        <w:spacing w:before="40" w:after="80"/>
-        <w:ind w:left="283"/>
-        <w:shd w:val="clear" w:color="auto" w:fill="EDF6EF"/>
+        <w:ind w:left="170"/>
         <w:pBdr>
-          <w:left w:val="single" w:sz="20" w:space="6" w:color="1E5631"/>
+          <w:left w:val="single" w:sz="18" w:space="4" w:color="1E4620"/>
         </w:pBdr>
-      </w:pPr>
-      <w:r>
-        <w:rPr>
-          <w:sz w:val="20"/>
+        <w:shd w:val="clear" w:fill="F2F5FA"/>
+      </w:pPr>
+      <w:r>
+        <w:rPr>
+          <w:b w:val="0"/>
         </w:rPr>
         <w:t>[00:03:43] 最后一个就是肾脏。肾脏就在我们的腰部：大概的位置在背部肋骨的最下沿，大概有三分之一是露出来的，露出肋骨外面，然后三分之二左右，是在肋骨的（保）护（之）上。左右各有一块了，它是淡红色的，有点像椭圆形的，有的说是像两个连结在一起的芒果。肾脏，它是有包膜，跟心脏一样有包膜：心脏的包膜是比较厚的，肾脏的包膜是比较薄的。下一组，就是心、肝、膜、脾、肺。</w:t>
       </w:r>
@@ -2243,87 +3194,81 @@
       <w:r>
         <w:rPr>
           <w:b/>
-          <w:sz w:val="21"/>
         </w:rPr>
         <w:t>二、心、肝、肋膜——形态、颜色与功能</w:t>
       </w:r>
     </w:p>
     <w:p>
       <w:pPr>
-        <w:spacing w:before="40" w:after="80"/>
-        <w:ind w:left="283"/>
-        <w:shd w:val="clear" w:color="auto" w:fill="EDF6EF"/>
+        <w:ind w:left="170"/>
         <w:pBdr>
-          <w:left w:val="single" w:sz="20" w:space="6" w:color="1E5631"/>
+          <w:left w:val="single" w:sz="18" w:space="4" w:color="1E4620"/>
         </w:pBdr>
-      </w:pPr>
-      <w:r>
-        <w:rPr>
-          <w:sz w:val="20"/>
+        <w:shd w:val="clear" w:fill="F2F5FA"/>
+      </w:pPr>
+      <w:r>
+        <w:rPr>
+          <w:b w:val="0"/>
         </w:rPr>
         <w:t>[00:04:44] 心脏，在我们胸腔（注：尊者此处口述位置为"胸腔的靠右边"，与通常"偏左"之说不同，照录）。它的颜色，经典说有点像莲花瓣背面的颜色。它有包膜，它有心包。它有左心室、右心室。心包外面的上方，它有很多脂肪——我们说冠状动脉，就是这些冠状动脉了，有些静脉管、有些动脉管。我们心理活动的物质基础，就是心脏里面的血液上面生起来的。我们说血液不是心所依处色，但是心所依处色是依着血液生起来；那心理活动，又是依着心所依处色才能产生。</w:t>
       </w:r>
     </w:p>
     <w:p>
       <w:pPr>
-        <w:spacing w:before="40" w:after="80"/>
-        <w:ind w:left="283"/>
-        <w:shd w:val="clear" w:color="auto" w:fill="EDF6EF"/>
+        <w:ind w:left="170"/>
         <w:pBdr>
-          <w:left w:val="single" w:sz="20" w:space="6" w:color="1E5631"/>
+          <w:left w:val="single" w:sz="18" w:space="4" w:color="1E4620"/>
         </w:pBdr>
-      </w:pPr>
-      <w:r>
-        <w:rPr>
-          <w:sz w:val="20"/>
+        <w:shd w:val="clear" w:fill="F2F5FA"/>
+      </w:pPr>
+      <w:r>
+        <w:rPr>
+          <w:b w:val="0"/>
         </w:rPr>
         <w:t>[00:05:56] 如果一个定力够的人，他不单可以看到外在的心脏的形状，他也可以深入到心脏的心室——左心室、右心室，以及可以观察它的瓣膜，都是没有问题的。</w:t>
       </w:r>
     </w:p>
     <w:p>
       <w:pPr>
-        <w:spacing w:before="40" w:after="80"/>
-        <w:ind w:left="283"/>
-        <w:shd w:val="clear" w:color="auto" w:fill="EDF6EF"/>
+        <w:ind w:left="170"/>
         <w:pBdr>
-          <w:left w:val="single" w:sz="20" w:space="6" w:color="1E5631"/>
+          <w:left w:val="single" w:sz="18" w:space="4" w:color="1E4620"/>
         </w:pBdr>
-      </w:pPr>
-      <w:r>
-        <w:rPr>
-          <w:sz w:val="20"/>
+        <w:shd w:val="clear" w:fill="F2F5FA"/>
+      </w:pPr>
+      <w:r>
+        <w:rPr>
+          <w:b w:val="0"/>
         </w:rPr>
         <w:t>[00:06:20] 下一个是肝脏。肝脏是淡赤色的，它有两块两大块：右边过来这一块是比较大块，左边这一块是略小块一点，我们叫左右两叶。肝脏是身体里面内脏里面最大的器官之一了。它的位置，就在我们的胸部，在（乳）房的下方这个区域，也是在肋骨的下沿以上的地方。肝胆不好的人，你去刮这个左右两边的肋骨的骨缝，如果肝气郁结的人就能够刮到很多结节点，就会有痛。</w:t>
       </w:r>
     </w:p>
     <w:p>
       <w:pPr>
-        <w:spacing w:before="40" w:after="80"/>
-        <w:ind w:left="283"/>
-        <w:shd w:val="clear" w:color="auto" w:fill="EDF6EF"/>
+        <w:ind w:left="170"/>
         <w:pBdr>
-          <w:left w:val="single" w:sz="20" w:space="6" w:color="1E5631"/>
+          <w:left w:val="single" w:sz="18" w:space="4" w:color="1E4620"/>
         </w:pBdr>
-      </w:pPr>
-      <w:r>
-        <w:rPr>
-          <w:sz w:val="20"/>
+        <w:shd w:val="clear" w:fill="F2F5FA"/>
+      </w:pPr>
+      <w:r>
+        <w:rPr>
+          <w:b w:val="0"/>
         </w:rPr>
         <w:t>[00:07:28] 这是肝脏。健康好的肝脏，它是光泽的，颗粒是均匀的。如果定力够的话，可以（进）到肝脏内部去看。</w:t>
       </w:r>
     </w:p>
     <w:p>
       <w:pPr>
-        <w:spacing w:before="40" w:after="80"/>
-        <w:ind w:left="283"/>
-        <w:shd w:val="clear" w:color="auto" w:fill="EDF6EF"/>
+        <w:ind w:left="170"/>
         <w:pBdr>
-          <w:left w:val="single" w:sz="20" w:space="6" w:color="1E5631"/>
+          <w:left w:val="single" w:sz="18" w:space="4" w:color="1E4620"/>
         </w:pBdr>
-      </w:pPr>
-      <w:r>
-        <w:rPr>
-          <w:sz w:val="20"/>
+        <w:shd w:val="clear" w:fill="F2F5FA"/>
+      </w:pPr>
+      <w:r>
+        <w:rPr>
+          <w:b w:val="0"/>
         </w:rPr>
         <w:t>[00:07:48] 再下一个，是膜，就称为叫肋膜。膜，它又分（两）个：一个是腹壁的膜和非附壁的膜。肋膜，都是白色的。据同学们反映，活体的肋膜跟死掉的肋膜，差别很大：解剖时候的肋膜，惨白惨白的；活体的肋膜，它是一层像酥油状的、有生命的（膜），我们很多的身净色，是在上面长着的、附着在上面的。肋膜，有三个部分：一个部分，就是皮肤下的这个肋膜，全身包着的、皮肤以下肌肉以上的一层膜；第二个，就是心脏的包膜，我们叫心包；还有一个就是肾脏的包膜，在肾脏上有一层薄薄的膜。所以修肋膜的时候，是要把这三个都观察到。</w:t>
       </w:r>
@@ -2332,71 +3277,66 @@
       <w:r>
         <w:rPr>
           <w:b/>
-          <w:sz w:val="21"/>
         </w:rPr>
         <w:t>三、胃中物、粪、脑与"污水池"之喻：固态组收尾</w:t>
       </w:r>
     </w:p>
     <w:p>
       <w:pPr>
-        <w:spacing w:before="40" w:after="80"/>
-        <w:ind w:left="283"/>
-        <w:shd w:val="clear" w:color="auto" w:fill="EDF6EF"/>
+        <w:ind w:left="170"/>
         <w:pBdr>
-          <w:left w:val="single" w:sz="20" w:space="6" w:color="1E5631"/>
+          <w:left w:val="single" w:sz="18" w:space="4" w:color="1E4620"/>
         </w:pBdr>
-      </w:pPr>
-      <w:r>
-        <w:rPr>
-          <w:sz w:val="20"/>
+        <w:shd w:val="clear" w:fill="F2F5FA"/>
+      </w:pPr>
+      <w:r>
+        <w:rPr>
+          <w:b w:val="0"/>
         </w:rPr>
         <w:t>[00:13:42] 经典里面形容了：就像这个印度的村庄门口的污水池——在天气非常热之后开始雨季，倾盆大雨下来以后，因为水泛滥出来的这个尿、粪、皮、骨、浆、头发、唾液，各种各样的脏物混合在一起；还有蛆虫；因为太阳晒，起水泡，变成青黑色，就很臭、很厌恶。</w:t>
       </w:r>
     </w:p>
     <w:p>
       <w:pPr>
-        <w:spacing w:before="40" w:after="80"/>
-        <w:ind w:left="283"/>
-        <w:shd w:val="clear" w:color="auto" w:fill="EDF6EF"/>
+        <w:ind w:left="170"/>
         <w:pBdr>
-          <w:left w:val="single" w:sz="20" w:space="6" w:color="1E5631"/>
+          <w:left w:val="single" w:sz="18" w:space="4" w:color="1E4620"/>
         </w:pBdr>
-      </w:pPr>
-      <w:r>
-        <w:rPr>
-          <w:sz w:val="20"/>
+        <w:shd w:val="clear" w:fill="F2F5FA"/>
+      </w:pPr>
+      <w:r>
+        <w:rPr>
+          <w:b w:val="0"/>
         </w:rPr>
         <w:t>[00:14:20] 我们的胃中物，差不多就是这样一种状态。定力够，就可以去观察到。当然我们也可以观察到你的胃表层有没有胃炎，有没有长东西，有没有胃溃疡等等，也是可以观察的。</w:t>
       </w:r>
     </w:p>
     <w:p>
       <w:pPr>
-        <w:spacing w:before="40" w:after="80"/>
-        <w:ind w:left="283"/>
-        <w:shd w:val="clear" w:color="auto" w:fill="EDF6EF"/>
+        <w:ind w:left="170"/>
         <w:pBdr>
-          <w:left w:val="single" w:sz="20" w:space="6" w:color="1E5631"/>
+          <w:left w:val="single" w:sz="18" w:space="4" w:color="1E4620"/>
         </w:pBdr>
-      </w:pPr>
-      <w:r>
-        <w:rPr>
-          <w:sz w:val="20"/>
+        <w:shd w:val="clear" w:fill="F2F5FA"/>
+      </w:pPr>
+      <w:r>
+        <w:rPr>
+          <w:b w:val="0"/>
         </w:rPr>
         <w:t>[00:14:46] 下一个就是粪便。粪便，主要是集中在降结肠，就是靠近肛门上面那一段肠里面，就可以观察到。</w:t>
       </w:r>
     </w:p>
     <w:p>
       <w:pPr>
-        <w:spacing w:before="40" w:after="80"/>
-        <w:ind w:left="283"/>
-        <w:shd w:val="clear" w:color="auto" w:fill="EDF6EF"/>
+        <w:ind w:left="170"/>
         <w:pBdr>
-          <w:left w:val="single" w:sz="20" w:space="6" w:color="1E5631"/>
+          <w:left w:val="single" w:sz="18" w:space="4" w:color="1E4620"/>
         </w:pBdr>
-      </w:pPr>
-      <w:r>
-        <w:rPr>
-          <w:sz w:val="20"/>
+        <w:shd w:val="clear" w:fill="F2F5FA"/>
+      </w:pPr>
+      <w:r>
+        <w:rPr>
+          <w:b w:val="0"/>
         </w:rPr>
         <w:t>[00:14:57] 最后一个（固态的），就是大脑。佛陀是把粪便跟大脑放在一起了，它其实长得也挺像的。大脑就是我们头腔、头盖骨里面的这个脑髓，它是白色的。这个就是以地界的固态为主要特征的（二十身分）。</w:t>
       </w:r>
@@ -2405,212 +3345,213 @@
       <w:r>
         <w:rPr>
           <w:b/>
-          <w:sz w:val="21"/>
         </w:rPr>
         <w:t>四、水界组：胆汁、痰、脓、血、汗、脂肪、泪、油膏、唾液、鼻涕、关节滑液、尿</w:t>
       </w:r>
     </w:p>
     <w:p>
       <w:pPr>
-        <w:spacing w:before="40" w:after="80"/>
-        <w:ind w:left="283"/>
-        <w:shd w:val="clear" w:color="auto" w:fill="EDF6EF"/>
+        <w:ind w:left="170"/>
         <w:pBdr>
-          <w:left w:val="single" w:sz="20" w:space="6" w:color="1E5631"/>
+          <w:left w:val="single" w:sz="18" w:space="4" w:color="1E4620"/>
         </w:pBdr>
-      </w:pPr>
-      <w:r>
-        <w:rPr>
-          <w:sz w:val="20"/>
+        <w:shd w:val="clear" w:fill="F2F5FA"/>
+      </w:pPr>
+      <w:r>
+        <w:rPr>
+          <w:b w:val="0"/>
         </w:rPr>
         <w:t>[00:15:50] 剩下的三组了，是以液态、也就是水界的特征为主的：胆汁、痰、脓、血、汗、脂肪。</w:t>
       </w:r>
     </w:p>
     <w:p>
       <w:pPr>
-        <w:spacing w:before="40" w:after="80"/>
-        <w:ind w:left="283"/>
-        <w:shd w:val="clear" w:color="auto" w:fill="EDF6EF"/>
+        <w:ind w:left="170"/>
         <w:pBdr>
-          <w:left w:val="single" w:sz="20" w:space="6" w:color="1E5631"/>
+          <w:left w:val="single" w:sz="18" w:space="4" w:color="1E4620"/>
         </w:pBdr>
-      </w:pPr>
-      <w:r>
-        <w:rPr>
-          <w:sz w:val="20"/>
+        <w:shd w:val="clear" w:fill="F2F5FA"/>
+      </w:pPr>
+      <w:r>
+        <w:rPr>
+          <w:b w:val="0"/>
         </w:rPr>
         <w:t>[00:15:50] 胆汁，是在我们肝脏的后方，就右边的肝脏的下方。一般如果是要做胆囊切除的人，他不是从前面开进去，他是从背后的肋骨（之间）进去的。胆汁，是参与消化用的。如果你可以观察：早上刚醒过来还没有吃饭的时候，胆汁的颜色就比较黄、比较浓；吃了饭以后你再观察，胆汁就会变得比较绿、比较清一点。当然如果你可以观察，伸到里面可以看到你的胆囊里面有没有结石——</w:t>
       </w:r>
     </w:p>
     <w:p>
       <w:pPr>
-        <w:spacing w:before="40" w:after="80"/>
-        <w:ind w:left="283"/>
-        <w:shd w:val="clear" w:color="auto" w:fill="EDF6EF"/>
+        <w:ind w:left="170"/>
         <w:pBdr>
-          <w:left w:val="single" w:sz="20" w:space="6" w:color="1E5631"/>
+          <w:left w:val="single" w:sz="18" w:space="4" w:color="1E4620"/>
         </w:pBdr>
-      </w:pPr>
-      <w:r>
-        <w:rPr>
-          <w:sz w:val="20"/>
+        <w:shd w:val="clear" w:fill="F2F5FA"/>
+      </w:pPr>
+      <w:r>
+        <w:rPr>
+          <w:b w:val="0"/>
         </w:rPr>
         <w:t>[00:16:42] 结石。有些它不是结石，它就是变得黏糊糊的非常稠，就是它的胆汁不清。往往这个胆——我们叫肝胆郁结的人——他这个很容易（郁结）。他即使不长那个胆结石，因为那个胆汁变得很浓很粘稠，所以它的排泄，就会出现困扰困难。</w:t>
       </w:r>
     </w:p>
     <w:p>
       <w:pPr>
-        <w:spacing w:before="40" w:after="80"/>
-        <w:ind w:left="283"/>
-        <w:shd w:val="clear" w:color="auto" w:fill="EDF6EF"/>
+        <w:ind w:left="170"/>
         <w:pBdr>
-          <w:left w:val="single" w:sz="20" w:space="6" w:color="1E5631"/>
+          <w:left w:val="single" w:sz="18" w:space="4" w:color="1E4620"/>
         </w:pBdr>
-      </w:pPr>
-      <w:r>
-        <w:rPr>
-          <w:sz w:val="20"/>
+        <w:shd w:val="clear" w:fill="F2F5FA"/>
+      </w:pPr>
+      <w:r>
+        <w:rPr>
+          <w:b w:val="0"/>
         </w:rPr>
         <w:t>[00:17:11] 胆汁（说完），然后这个痰——痰，它就是我们的那个浓痰，黏黏的那种浓痰，在我们的肺部、在我们的（气管）、在食道下方都有。如果是体寒的人，他的痰是白色的；如果是发烧或者热感（感冒），它这个是黄色的。下一个是脓，就化脓，就是败坏的血液而引发的脓，就是现代医学讲的白细胞的尸体。过去大家有过化脓或者长青春痘，上面那个白点，就是那个脓；如果现在没有的话，就回想过去的这样。</w:t>
       </w:r>
     </w:p>
     <w:p>
       <w:pPr>
-        <w:spacing w:before="40" w:after="80"/>
-        <w:ind w:left="283"/>
-        <w:shd w:val="clear" w:color="auto" w:fill="EDF6EF"/>
+        <w:ind w:left="170"/>
         <w:pBdr>
-          <w:left w:val="single" w:sz="20" w:space="6" w:color="1E5631"/>
+          <w:left w:val="single" w:sz="18" w:space="4" w:color="1E4620"/>
         </w:pBdr>
-      </w:pPr>
-      <w:r>
-        <w:rPr>
-          <w:sz w:val="20"/>
+        <w:shd w:val="clear" w:fill="F2F5FA"/>
+      </w:pPr>
+      <w:r>
+        <w:rPr>
+          <w:b w:val="0"/>
         </w:rPr>
         <w:t>[00:18:23] 血液，就是全身循环的，它又分两种：一种是积聚的血液和循环的血液。积聚的血液，就是在我们的心脏里面、肝脏里面、肺脏里面，有一些聚积在那上面的，叫积聚的血液；还有就是全身循环的血液了。它是红色的，人类的血液呢也是非常腥臭的。所以为什么肌肉很臭？是跟血液的腥臭有关。</w:t>
       </w:r>
     </w:p>
     <w:p>
       <w:pPr>
-        <w:spacing w:before="40" w:after="80"/>
-        <w:ind w:left="283"/>
-        <w:shd w:val="clear" w:color="auto" w:fill="EDF6EF"/>
+        <w:ind w:left="170"/>
         <w:pBdr>
-          <w:left w:val="single" w:sz="20" w:space="6" w:color="1E5631"/>
+          <w:left w:val="single" w:sz="18" w:space="4" w:color="1E4620"/>
         </w:pBdr>
-      </w:pPr>
-      <w:r>
-        <w:rPr>
-          <w:sz w:val="20"/>
+        <w:shd w:val="clear" w:fill="F2F5FA"/>
+      </w:pPr>
+      <w:r>
+        <w:rPr>
+          <w:b w:val="0"/>
         </w:rPr>
         <w:t>[00:18:50] （汗呢，）就大家都很熟悉，毛孔渗透出来的水了。有些人有汗臭，有些人呢不会那么臭，跟他的这个心生色法有关，也跟他的内分泌有关。在人体的往外流的体液里面，有两种体液是（明显）有新生色法（即心生色法）的：一个是眼泪，一个是汗。</w:t>
       </w:r>
     </w:p>
     <w:p>
       <w:pPr>
-        <w:spacing w:before="40" w:after="80"/>
-        <w:ind w:left="283"/>
-        <w:shd w:val="clear" w:color="auto" w:fill="EDF6EF"/>
+        <w:ind w:left="170"/>
         <w:pBdr>
-          <w:left w:val="single" w:sz="20" w:space="6" w:color="1E5631"/>
+          <w:left w:val="single" w:sz="18" w:space="4" w:color="1E4620"/>
         </w:pBdr>
-      </w:pPr>
-      <w:r>
-        <w:rPr>
-          <w:sz w:val="20"/>
+        <w:shd w:val="clear" w:fill="F2F5FA"/>
+      </w:pPr>
+      <w:r>
+        <w:rPr>
+          <w:b w:val="0"/>
         </w:rPr>
         <w:t>[00:20:24] 脂肪，就是皮下的脂肪，最多的就是在肚皮的，大部分的人肚皮下面都有脂肪；还有就是臀部，很多人的臀部上面有脂肪。</w:t>
       </w:r>
     </w:p>
     <w:p>
       <w:pPr>
-        <w:spacing w:before="40" w:after="80"/>
-        <w:ind w:left="283"/>
-        <w:shd w:val="clear" w:color="auto" w:fill="EDF6EF"/>
+        <w:ind w:left="170"/>
         <w:pBdr>
-          <w:left w:val="single" w:sz="20" w:space="6" w:color="1E5631"/>
+          <w:left w:val="single" w:sz="18" w:space="4" w:color="1E4620"/>
         </w:pBdr>
-      </w:pPr>
-      <w:r>
-        <w:rPr>
-          <w:sz w:val="20"/>
+        <w:shd w:val="clear" w:fill="F2F5FA"/>
+      </w:pPr>
+      <w:r>
+        <w:rPr>
+          <w:b w:val="0"/>
         </w:rPr>
         <w:t>[00:20:44] 最后一组，就是眼泪、油膏、唾液、鼻涕、关节滑液、尿。这个油膏——vasā——就是我们指什么？就是从皮肤渗出来那个油。虽然也是脂肪，但是佛陀把它单独列出来了。很多人就是身上搓一搓，搓出一团黑黑的东西来，那个是油膏。</w:t>
       </w:r>
     </w:p>
     <w:p>
       <w:pPr>
-        <w:spacing w:before="40" w:after="80"/>
-        <w:ind w:left="283"/>
-        <w:shd w:val="clear" w:color="auto" w:fill="EDF6EF"/>
+        <w:ind w:left="170"/>
         <w:pBdr>
-          <w:left w:val="single" w:sz="20" w:space="6" w:color="1E5631"/>
+          <w:left w:val="single" w:sz="18" w:space="4" w:color="1E4620"/>
         </w:pBdr>
-      </w:pPr>
-      <w:r>
-        <w:rPr>
-          <w:sz w:val="20"/>
+        <w:shd w:val="clear" w:fill="F2F5FA"/>
+      </w:pPr>
+      <w:r>
+        <w:rPr>
+          <w:b w:val="0"/>
         </w:rPr>
         <w:t>[00:21:04] 眼泪，就是我们的泪腺产生的，它是青色的，观察的时候就在眼睛里面细观察。油膏，就是这个油脂，遍布在皮肤上；有些人油性体质，他的头发、他的头部皮肤，就会分泌很多的这样的油出来。唾液，就跟那个痰不一样，唾液就纯粹那个清的唾液，口腔里面的。下一个是鼻涕。</w:t>
       </w:r>
     </w:p>
     <w:p>
       <w:pPr>
-        <w:spacing w:before="40" w:after="80"/>
-        <w:ind w:left="283"/>
-        <w:shd w:val="clear" w:color="auto" w:fill="EDF6EF"/>
+        <w:ind w:left="170"/>
         <w:pBdr>
-          <w:left w:val="single" w:sz="20" w:space="6" w:color="1E5631"/>
+          <w:left w:val="single" w:sz="18" w:space="4" w:color="1E4620"/>
         </w:pBdr>
-      </w:pPr>
-      <w:r>
-        <w:rPr>
-          <w:sz w:val="20"/>
-        </w:rPr>
-        <w:t xml:space="preserve">[00:22:08] 鼻涕，就是我们感冒着凉的时候流出来的清鼻涕，或者浓鼻涕。平常我们没（感）冒，（但）一直都有的——这个鼻腔里面，有很多的鼻涕：你是没感冒，但很多的鼻涕在里面。 🔖 </w:t>
+        <w:shd w:val="clear" w:fill="F2F5FA"/>
+      </w:pPr>
+      <w:r>
+        <w:rPr>
+          <w:b w:val="0"/>
+        </w:rPr>
+        <w:t>[00:22:08] 鼻涕，就是我们感冒着凉的时候流出来的清鼻涕，或者浓鼻涕。平常我们没（感）冒，（但）一直都有的——这个鼻腔里面，有很多的鼻涕：你是没感冒，但很多的鼻涕在里面。</w:t>
+      </w:r>
+    </w:p>
+    <w:p>
+      <w:pPr>
+        <w:ind w:left="170"/>
+        <w:pBdr>
+          <w:left w:val="single" w:sz="18" w:space="4" w:color="1E4620"/>
+        </w:pBdr>
+        <w:shd w:val="clear" w:fill="F2F5FA"/>
+      </w:pPr>
+      <w:r>
+        <w:rPr>
+          <w:b w:val="0"/>
+        </w:rPr>
+        <w:t xml:space="preserve">🔖 </w:t>
       </w:r>
       <w:r>
         <w:rPr>
           <w:b/>
-          <w:sz w:val="20"/>
         </w:rPr>
         <w:t>【本周朗读段·止】</w:t>
       </w:r>
       <w:r>
         <w:rPr>
-          <w:sz w:val="20"/>
+          <w:b w:val="0"/>
         </w:rPr>
         <w:t>（以下可依时间与兴趣继续共读）</w:t>
       </w:r>
     </w:p>
     <w:p>
       <w:pPr>
-        <w:spacing w:before="40" w:after="80"/>
-        <w:ind w:left="283"/>
-        <w:shd w:val="clear" w:color="auto" w:fill="EDF6EF"/>
+        <w:ind w:left="170"/>
         <w:pBdr>
-          <w:left w:val="single" w:sz="20" w:space="6" w:color="1E5631"/>
+          <w:left w:val="single" w:sz="18" w:space="4" w:color="1E4620"/>
         </w:pBdr>
-      </w:pPr>
-      <w:r>
-        <w:rPr>
-          <w:sz w:val="20"/>
+        <w:shd w:val="clear" w:fill="F2F5FA"/>
+      </w:pPr>
+      <w:r>
+        <w:rPr>
+          <w:b w:val="0"/>
         </w:rPr>
         <w:t>[00:22:27] 关节滑液：所有的关节都有关节滑液，它是黄色的。大致的经典里讲说像"迦尼迦罗（kaṇikāra）"树汁的颜色，蔫蔫的、淡黄色的这种。它是关节之间起隔离和润滑作用的。我们年纪大了，身体一动就咔咔响，那就是关节滑液减少的缘故——而不是说身体好像嘎嘎响就很通畅，不是的。所以小孩子不会嘎嘎响，年纪大了就会嘎嘎响，就是关节（滑）液也少了。</w:t>
       </w:r>
     </w:p>
     <w:p>
       <w:pPr>
-        <w:spacing w:before="40" w:after="80"/>
-        <w:ind w:left="283"/>
-        <w:shd w:val="clear" w:color="auto" w:fill="EDF6EF"/>
+        <w:ind w:left="170"/>
         <w:pBdr>
-          <w:left w:val="single" w:sz="20" w:space="6" w:color="1E5631"/>
+          <w:left w:val="single" w:sz="18" w:space="4" w:color="1E4620"/>
         </w:pBdr>
-      </w:pPr>
-      <w:r>
-        <w:rPr>
-          <w:sz w:val="20"/>
+        <w:shd w:val="clear" w:fill="F2F5FA"/>
+      </w:pPr>
+      <w:r>
+        <w:rPr>
+          <w:b w:val="0"/>
         </w:rPr>
         <w:t>[00:23:15] 然后最后是尿，尿呢就在膀胱里面。如果你早上起来的尿，大部分都会偏黄色了；有些人会淡一点，有些人就是清一点，喝水喝多的人他就没那么黄。</w:t>
       </w:r>
@@ -2619,135 +3560,126 @@
       <w:r>
         <w:rPr>
           <w:b/>
-          <w:sz w:val="21"/>
         </w:rPr>
         <w:t>五、从粗到细、从概念法到究竟法的止观次第</w:t>
       </w:r>
     </w:p>
     <w:p>
       <w:pPr>
-        <w:spacing w:before="40" w:after="80"/>
-        <w:ind w:left="283"/>
-        <w:shd w:val="clear" w:color="auto" w:fill="EDF6EF"/>
+        <w:ind w:left="170"/>
         <w:pBdr>
-          <w:left w:val="single" w:sz="20" w:space="6" w:color="1E5631"/>
+          <w:left w:val="single" w:sz="18" w:space="4" w:color="1E4620"/>
         </w:pBdr>
-      </w:pPr>
-      <w:r>
-        <w:rPr>
-          <w:sz w:val="20"/>
+        <w:shd w:val="clear" w:fill="F2F5FA"/>
+      </w:pPr>
+      <w:r>
+        <w:rPr>
+          <w:b w:val="0"/>
         </w:rPr>
         <w:t>[00:23:54] 三十二身分的内容，就简单（讲到这里），我们有一个概念了。大家自己来去修，如果有专门修的人，你可以提出来，我们按照你的问题再来讲。一般情况下，三十二身分如果是要修成的话，在止观的体系，我们是成就入出息念第四禅以后再修三十二身分。</w:t>
       </w:r>
     </w:p>
     <w:p>
       <w:pPr>
-        <w:spacing w:before="40" w:after="80"/>
-        <w:ind w:left="283"/>
-        <w:shd w:val="clear" w:color="auto" w:fill="EDF6EF"/>
+        <w:ind w:left="170"/>
         <w:pBdr>
-          <w:left w:val="single" w:sz="20" w:space="6" w:color="1E5631"/>
+          <w:left w:val="single" w:sz="18" w:space="4" w:color="1E4620"/>
         </w:pBdr>
-      </w:pPr>
-      <w:r>
-        <w:rPr>
-          <w:sz w:val="20"/>
+        <w:shd w:val="clear" w:fill="F2F5FA"/>
+      </w:pPr>
+      <w:r>
+        <w:rPr>
+          <w:b w:val="0"/>
         </w:rPr>
         <w:t>[00:24:28] 那时候三十二身分，就是要完整地看到——在你身体体内清晰地看到，甚至，可以深入到每一个身分的里面去观察它的健康程度：甚至你的牙齿（健康与否），这个肾脏里面有没有囊肿、有没有结石，就可以这样去观察了。这个是我们基本上的一个要求。</w:t>
       </w:r>
     </w:p>
     <w:p>
       <w:pPr>
-        <w:spacing w:before="40" w:after="80"/>
-        <w:ind w:left="283"/>
-        <w:shd w:val="clear" w:color="auto" w:fill="EDF6EF"/>
+        <w:ind w:left="170"/>
         <w:pBdr>
-          <w:left w:val="single" w:sz="20" w:space="6" w:color="1E5631"/>
+          <w:left w:val="single" w:sz="18" w:space="4" w:color="1E4620"/>
         </w:pBdr>
-      </w:pPr>
-      <w:r>
-        <w:rPr>
-          <w:sz w:val="20"/>
+        <w:shd w:val="clear" w:fill="F2F5FA"/>
+      </w:pPr>
+      <w:r>
+        <w:rPr>
+          <w:b w:val="0"/>
         </w:rPr>
         <w:t>[00:24:59] 为什么三十二身分要能看得清楚？如果你的定力连着一块一块这么大块的三十二身分都看不清楚，那么未来那个刹那生灭的极其细小的色法你怎么看？然后那个比色法生灭更快的名法，无形无相的名法，你就更观察不到。所以它这个止观的体系，它就是渐次的——从粗到细的，从概念法到究竟法，是这样的过程。</w:t>
       </w:r>
     </w:p>
     <w:p>
       <w:pPr>
-        <w:spacing w:before="40" w:after="80"/>
-        <w:ind w:left="283"/>
-        <w:shd w:val="clear" w:color="auto" w:fill="EDF6EF"/>
+        <w:ind w:left="170"/>
         <w:pBdr>
-          <w:left w:val="single" w:sz="20" w:space="6" w:color="1E5631"/>
+          <w:left w:val="single" w:sz="18" w:space="4" w:color="1E4620"/>
         </w:pBdr>
-      </w:pPr>
-      <w:r>
-        <w:rPr>
-          <w:sz w:val="20"/>
+        <w:shd w:val="clear" w:fill="F2F5FA"/>
+      </w:pPr>
+      <w:r>
+        <w:rPr>
+          <w:b w:val="0"/>
         </w:rPr>
         <w:t>[00:25:33] 一个三十二身分修成的人，基本上，他只要心一作意，那十方，就周边全都是三十二身分。每个同学到那个阶段都要练习：这个禅堂一坐下来就是一堆三十二身分，没有人管他了；吃饭的时候一坐下来都是三十二身分；走到街上，周围全是三十二身分。有些人一上菜市场就很恶心，因为菜市场里面全是三十二身分。大部分人都是可以做到的：就是禅那稳定、定力稳定的时候，他就用（禅那的）光明扫出去，可以扫很远很远，可以扫到东半球西半球、南半球北半球，看一下它下面都是三十二身分。</w:t>
       </w:r>
     </w:p>
     <w:p>
       <w:pPr>
-        <w:spacing w:before="40" w:after="80"/>
-        <w:ind w:left="283"/>
-        <w:shd w:val="clear" w:color="auto" w:fill="EDF6EF"/>
+        <w:ind w:left="170"/>
         <w:pBdr>
-          <w:left w:val="single" w:sz="20" w:space="6" w:color="1E5631"/>
+          <w:left w:val="single" w:sz="18" w:space="4" w:color="1E4620"/>
         </w:pBdr>
-      </w:pPr>
-      <w:r>
-        <w:rPr>
-          <w:sz w:val="20"/>
+        <w:shd w:val="clear" w:fill="F2F5FA"/>
+      </w:pPr>
+      <w:r>
+        <w:rPr>
+          <w:b w:val="0"/>
         </w:rPr>
         <w:t>[00:26:06] 当这样的一种观察的时候，我们就不会有一个男人女人、金银财宝这些分别了，它就是一堆三十二身分。对于有生命的（角度）上来讲，这样，我们就不会对自己的生命、他人的生命生起贪爱，也不会觉得我们所遭受的这个东西是有一个"我"在承受——那就一堆三十二身分。这是成就三十二身分的人他要这样来修了。那么对于现在初学的同学来讲，可以这样去作意；这样去作意，能够熟练以后，他也能够成就了。</w:t>
       </w:r>
     </w:p>
     <w:p>
       <w:pPr>
-        <w:spacing w:before="40" w:after="80"/>
-        <w:ind w:left="283"/>
-        <w:shd w:val="clear" w:color="auto" w:fill="EDF6EF"/>
+        <w:ind w:left="170"/>
         <w:pBdr>
-          <w:left w:val="single" w:sz="20" w:space="6" w:color="1E5631"/>
+          <w:left w:val="single" w:sz="18" w:space="4" w:color="1E4620"/>
         </w:pBdr>
-      </w:pPr>
-      <w:r>
-        <w:rPr>
-          <w:sz w:val="20"/>
+        <w:shd w:val="clear" w:fill="F2F5FA"/>
+      </w:pPr>
+      <w:r>
+        <w:rPr>
+          <w:b w:val="0"/>
         </w:rPr>
         <w:t>[00:27:20] 古代有一些修三十二身分的，他是没有培养定力的，就直接通过三十二身分来成就定力，也是可以的，也是可以做到我刚才讲的那样的程度了。</w:t>
       </w:r>
     </w:p>
     <w:p>
       <w:pPr>
-        <w:spacing w:before="40" w:after="80"/>
-        <w:ind w:left="283"/>
-        <w:shd w:val="clear" w:color="auto" w:fill="EDF6EF"/>
+        <w:ind w:left="170"/>
         <w:pBdr>
-          <w:left w:val="single" w:sz="20" w:space="6" w:color="1E5631"/>
+          <w:left w:val="single" w:sz="18" w:space="4" w:color="1E4620"/>
         </w:pBdr>
-      </w:pPr>
-      <w:r>
-        <w:rPr>
-          <w:sz w:val="20"/>
+        <w:shd w:val="clear" w:fill="F2F5FA"/>
+      </w:pPr>
+      <w:r>
+        <w:rPr>
+          <w:b w:val="0"/>
         </w:rPr>
         <w:t>[00:27:31] 如果你不是以三十二身分作为根本业处来修，那就把三十二身分作为一切处业处，或者说保护业处来修。作为保护业处来修——同样的，如果我们对自己、对他人生起贪爱，我们修自己、他人三十二身分的不净，会有效地去除我们的贪婪，这是一个，那这个要把可厌要修出来了。还有一个，一切处业处的作用，就是当我们昏沉、当我们散乱、这个心不容易处在平衡的状态，那就修一段时间三十二身分，是有效果的了——从经验来看是有效果的。</w:t>
       </w:r>
     </w:p>
     <w:p>
       <w:pPr>
-        <w:spacing w:before="40" w:after="80"/>
-        <w:ind w:left="283"/>
-        <w:shd w:val="clear" w:color="auto" w:fill="EDF6EF"/>
+        <w:ind w:left="170"/>
         <w:pBdr>
-          <w:left w:val="single" w:sz="20" w:space="6" w:color="1E5631"/>
+          <w:left w:val="single" w:sz="18" w:space="4" w:color="1E4620"/>
         </w:pBdr>
-      </w:pPr>
-      <w:r>
-        <w:rPr>
-          <w:sz w:val="20"/>
+        <w:shd w:val="clear" w:fill="F2F5FA"/>
+      </w:pPr>
+      <w:r>
+        <w:rPr>
+          <w:b w:val="0"/>
         </w:rPr>
         <w:t>[00:28:24] 基本上，对大部分同学来讲，修三十二身分就（有）两个作用。</w:t>
       </w:r>
@@ -2756,27 +3688,22 @@
       <w:r>
         <w:rPr>
           <w:b/>
-          <w:sz w:val="21"/>
         </w:rPr>
         <w:t>◈扩展段落</w:t>
       </w:r>
       <w:r>
         <w:rPr>
-          <w:sz w:val="21"/>
+          <w:b w:val="0"/>
         </w:rPr>
         <w:t>（可选）</w:t>
       </w:r>
     </w:p>
     <w:p>
-      <w:pPr>
-        <w:spacing w:before="120" w:after="80"/>
-      </w:pPr>
-      <w:r>
-        <w:rPr>
-          <w:rFonts w:ascii="Microsoft YaHei" w:hAnsi="Microsoft YaHei" w:eastAsia="Microsoft YaHei"/>
+      <w:r>
+        <w:rPr>
           <w:b/>
-          <w:color w:val="1E5631"/>
-          <w:sz w:val="25"/>
+          <w:color w:val="1E4620"/>
+          <w:sz w:val="23"/>
         </w:rPr>
         <w:t>原文材料②：依次观想引导——以三十二身分收摄散乱心、以慈心平衡</w:t>
       </w:r>
@@ -2785,13 +3712,12 @@
       <w:r>
         <w:rPr>
           <w:b/>
-          <w:sz w:val="21"/>
         </w:rPr>
         <w:t>★核心段落</w:t>
       </w:r>
       <w:r>
         <w:rPr>
-          <w:sz w:val="21"/>
+          <w:b w:val="0"/>
         </w:rPr>
         <w:t>（必读）</w:t>
       </w:r>
@@ -2800,55 +3726,51 @@
       <w:r>
         <w:rPr>
           <w:b/>
-          <w:sz w:val="21"/>
         </w:rPr>
         <w:t>一、随念诵逐位作意的引导（上）：头发、体毛、指甲、牙齿、皮肤</w:t>
       </w:r>
     </w:p>
     <w:p>
       <w:pPr>
-        <w:spacing w:before="40" w:after="80"/>
-        <w:ind w:left="283"/>
-        <w:shd w:val="clear" w:color="auto" w:fill="EDF6EF"/>
+        <w:ind w:left="170"/>
         <w:pBdr>
-          <w:left w:val="single" w:sz="20" w:space="6" w:color="1E5631"/>
+          <w:left w:val="single" w:sz="18" w:space="4" w:color="1E4620"/>
         </w:pBdr>
-      </w:pPr>
-      <w:r>
-        <w:rPr>
-          <w:sz w:val="20"/>
+        <w:shd w:val="clear" w:fill="F2F5FA"/>
+      </w:pPr>
+      <w:r>
+        <w:rPr>
+          <w:b w:val="0"/>
         </w:rPr>
         <w:t>[00:00:01] （心散的时候）也可以修三十二身分。我每天早上都有念诵这个三十二身分。大家也可以试一下，随着我的引导你去作意：我念到一个身分，你的心，就朝向于那个地方，去到那个地方就可以。头发：你的心，就从头皮以下，向上去感觉那个头发，从一根到一片，到全部（的头发）。体毛：你可以从眉毛开始，男众可以（连）到胡子，也是从里向外——从发根到（发梢）。可以到胡子，可以到腋毛，可以到身毛；手臂、腿部，体毛可以一个位置一个位置逐步扫描全身。</w:t>
       </w:r>
     </w:p>
     <w:p>
       <w:pPr>
-        <w:spacing w:before="40" w:after="80"/>
-        <w:ind w:left="283"/>
-        <w:shd w:val="clear" w:color="auto" w:fill="EDF6EF"/>
+        <w:ind w:left="170"/>
         <w:pBdr>
-          <w:left w:val="single" w:sz="20" w:space="6" w:color="1E5631"/>
+          <w:left w:val="single" w:sz="18" w:space="4" w:color="1E4620"/>
         </w:pBdr>
-      </w:pPr>
-      <w:r>
-        <w:rPr>
-          <w:sz w:val="20"/>
+        <w:shd w:val="clear" w:fill="F2F5FA"/>
+      </w:pPr>
+      <w:r>
+        <w:rPr>
+          <w:b w:val="0"/>
         </w:rPr>
         <w:t>[00:01:29] 指甲：从手指甲开始，一个一个指甲看过去。左手从拇指到小拇指，右手从拇指到小拇指；也是把心投向那个指甲的内部——跟肉连在一起的、跟肌肉连接的内层，要往外看。看完手指甲看脚趾甲：脚趾的指甲，大拇指到小拇指；右脚的指甲，大拇指到小拇指。双手双脚的指甲，同时看到。牙齿：上牙、下牙，从门牙到磨牙，同时看到有一口的牙齿。</w:t>
       </w:r>
     </w:p>
     <w:p>
       <w:pPr>
-        <w:spacing w:before="40" w:after="80"/>
-        <w:ind w:left="283"/>
-        <w:shd w:val="clear" w:color="auto" w:fill="EDF6EF"/>
+        <w:ind w:left="170"/>
         <w:pBdr>
-          <w:left w:val="single" w:sz="20" w:space="6" w:color="1E5631"/>
+          <w:left w:val="single" w:sz="18" w:space="4" w:color="1E4620"/>
         </w:pBdr>
-      </w:pPr>
-      <w:r>
-        <w:rPr>
-          <w:sz w:val="20"/>
+        <w:shd w:val="clear" w:fill="F2F5FA"/>
+      </w:pPr>
+      <w:r>
+        <w:rPr>
+          <w:b w:val="0"/>
         </w:rPr>
         <w:t>[00:02:39] 接下来的是皮肤。你可以从你的脸部皮肤看起，皮肤也是从（与肌肉）连接的地方开始看。皮肤外面充满了毛孔，毛孔里面都有（毛）。头面部的全部（皮肤）、手臂、前胸、后背、腰、腹部、臀部、腿部，加上所有的皮肤。你感觉那个皮肤被（抽）出来一样，像脱衣服一样——皮肤（被）抽出来，从里面向外看。这就是一组：头发、体毛、指甲、牙齿、皮肤。</w:t>
       </w:r>
@@ -2857,151 +3779,141 @@
       <w:r>
         <w:rPr>
           <w:b/>
-          <w:sz w:val="21"/>
         </w:rPr>
         <w:t>二、引导（中）：肌肉、筋腱、骨、骨髓、肾、心、肝、膜、肺</w:t>
       </w:r>
     </w:p>
     <w:p>
       <w:pPr>
-        <w:spacing w:before="40" w:after="80"/>
-        <w:ind w:left="283"/>
-        <w:shd w:val="clear" w:color="auto" w:fill="EDF6EF"/>
+        <w:ind w:left="170"/>
         <w:pBdr>
-          <w:left w:val="single" w:sz="20" w:space="6" w:color="1E5631"/>
+          <w:left w:val="single" w:sz="18" w:space="4" w:color="1E4620"/>
         </w:pBdr>
-      </w:pPr>
-      <w:r>
-        <w:rPr>
-          <w:sz w:val="20"/>
+        <w:shd w:val="clear" w:fill="F2F5FA"/>
+      </w:pPr>
+      <w:r>
+        <w:rPr>
+          <w:b w:val="0"/>
         </w:rPr>
         <w:t>[00:03:57] 第二组接着下来，皮肤以下的，肌肉：脸部的肌肉。肌肉是红色的，人的肌肉是红色的：脸部的肌肉、脖子的肌肉、手臂的肌肉、前胸后背的肌肉、腰的肌肉、臀部的肌肉、腿的肌肉，全身的肌肉同时看到。</w:t>
       </w:r>
     </w:p>
     <w:p>
       <w:pPr>
-        <w:spacing w:before="40" w:after="80"/>
-        <w:ind w:left="283"/>
-        <w:shd w:val="clear" w:color="auto" w:fill="EDF6EF"/>
+        <w:ind w:left="170"/>
         <w:pBdr>
-          <w:left w:val="single" w:sz="20" w:space="6" w:color="1E5631"/>
+          <w:left w:val="single" w:sz="18" w:space="4" w:color="1E4620"/>
         </w:pBdr>
-      </w:pPr>
-      <w:r>
-        <w:rPr>
-          <w:sz w:val="20"/>
+        <w:shd w:val="clear" w:fill="F2F5FA"/>
+      </w:pPr>
+      <w:r>
+        <w:rPr>
+          <w:b w:val="0"/>
         </w:rPr>
         <w:t>[00:04:00] 肌肉里面是筋腱，白白的筋腱。它负责牵拉着身体、传递各种信息。最大的筋腱，就是支撑头颈部的筋腱，还有脖子的大筋；往下肩膀也是有很多筋，手臂、手，后背的筋很多，臀部、大腿有很多的筋。筋腱。</w:t>
       </w:r>
     </w:p>
     <w:p>
       <w:pPr>
-        <w:spacing w:before="40" w:after="80"/>
-        <w:ind w:left="283"/>
-        <w:shd w:val="clear" w:color="auto" w:fill="EDF6EF"/>
+        <w:ind w:left="170"/>
         <w:pBdr>
-          <w:left w:val="single" w:sz="20" w:space="6" w:color="1E5631"/>
+          <w:left w:val="single" w:sz="18" w:space="4" w:color="1E4620"/>
         </w:pBdr>
-      </w:pPr>
-      <w:r>
-        <w:rPr>
-          <w:sz w:val="20"/>
+        <w:shd w:val="clear" w:fill="F2F5FA"/>
+      </w:pPr>
+      <w:r>
+        <w:rPr>
+          <w:b w:val="0"/>
         </w:rPr>
         <w:t>[00:05:31] 接着是骨头。从头盖骨——头盖骨的骨头像骷髅一样；肩膀，脖子——脖子就是颈椎的骨头；肩膀、肩胛骨；上臂、下臂是手骨，手掌的掌骨；后背的脊柱、肋骨；腰部、腰椎；胯骨；大腿骨、小腿骨、胫骨；脚掌骨。全身从上到下的那个骨头，可以（这样）想一下。</w:t>
       </w:r>
     </w:p>
     <w:p>
       <w:pPr>
-        <w:spacing w:before="40" w:after="80"/>
-        <w:ind w:left="283"/>
-        <w:shd w:val="clear" w:color="auto" w:fill="EDF6EF"/>
+        <w:ind w:left="170"/>
         <w:pBdr>
-          <w:left w:val="single" w:sz="20" w:space="6" w:color="1E5631"/>
+          <w:left w:val="single" w:sz="18" w:space="4" w:color="1E4620"/>
         </w:pBdr>
-      </w:pPr>
-      <w:r>
-        <w:rPr>
-          <w:sz w:val="20"/>
+        <w:shd w:val="clear" w:fill="F2F5FA"/>
+      </w:pPr>
+      <w:r>
+        <w:rPr>
+          <w:b w:val="0"/>
         </w:rPr>
         <w:t>[00:06:25] 骨头的里面是骨髓：脖子的颈椎里面，一直到后背、腰，这个脊椎呢里面，有骨髓。骨髓的本色是白的，但它充满了血，又显得是红的。再往下是肾：在我们的腰偏上一点点，有我们最低的那个肋骨，保护的里面，左边右边各有一个肾脏，肾脏外面包了一层膜。</w:t>
       </w:r>
     </w:p>
     <w:p>
       <w:pPr>
-        <w:spacing w:before="40" w:after="80"/>
-        <w:ind w:left="283"/>
-        <w:shd w:val="clear" w:color="auto" w:fill="EDF6EF"/>
+        <w:ind w:left="170"/>
         <w:pBdr>
-          <w:left w:val="single" w:sz="20" w:space="6" w:color="1E5631"/>
+          <w:left w:val="single" w:sz="18" w:space="4" w:color="1E4620"/>
         </w:pBdr>
-      </w:pPr>
-      <w:r>
-        <w:rPr>
-          <w:sz w:val="20"/>
+        <w:shd w:val="clear" w:fill="F2F5FA"/>
+      </w:pPr>
+      <w:r>
+        <w:rPr>
+          <w:b w:val="0"/>
         </w:rPr>
         <w:t>[00:06:43] 再来到心脏：心脏是靠我们左边，靠左边一点，胸（骨）以下、胸肋骨以上里面，有心脏——红色的心脏，在跳动的心脏。然后（看）一下，中间肋骨以下，身体器官里面最大的器官——肝脏：褐色的肝脏，从右到左。</w:t>
       </w:r>
     </w:p>
     <w:p>
       <w:pPr>
-        <w:spacing w:before="40" w:after="80"/>
-        <w:ind w:left="283"/>
-        <w:shd w:val="clear" w:color="auto" w:fill="EDF6EF"/>
+        <w:ind w:left="170"/>
         <w:pBdr>
-          <w:left w:val="single" w:sz="20" w:space="6" w:color="1E5631"/>
+          <w:left w:val="single" w:sz="18" w:space="4" w:color="1E4620"/>
         </w:pBdr>
-      </w:pPr>
-      <w:r>
-        <w:rPr>
-          <w:sz w:val="20"/>
+        <w:shd w:val="clear" w:fill="F2F5FA"/>
+      </w:pPr>
+      <w:r>
+        <w:rPr>
+          <w:b w:val="0"/>
         </w:rPr>
         <w:t>[00:08:18] 好，再往下是膜。膜不是横膈膜。膜有三个：一个是心脏的包膜——心包；一个是肾的包膜；再一个是皮肤以下、全身包裹着的一层微细的膜。这个膜只有活体的时候才会有，死了就消失了。全身的膜有三种：皮下膜、心包膜（心包），还有肾包膜。</w:t>
       </w:r>
     </w:p>
     <w:p>
       <w:pPr>
-        <w:spacing w:before="40" w:after="80"/>
-        <w:ind w:left="283"/>
-        <w:shd w:val="clear" w:color="auto" w:fill="EDF6EF"/>
+        <w:ind w:left="170"/>
         <w:pBdr>
-          <w:left w:val="single" w:sz="20" w:space="6" w:color="1E5631"/>
+          <w:left w:val="single" w:sz="18" w:space="4" w:color="1E4620"/>
         </w:pBdr>
-      </w:pPr>
-      <w:r>
-        <w:rPr>
-          <w:sz w:val="20"/>
+        <w:shd w:val="clear" w:fill="F2F5FA"/>
+      </w:pPr>
+      <w:r>
+        <w:rPr>
+          <w:b w:val="0"/>
         </w:rPr>
         <w:t>[00:08:58] 再往下是肺：胸腔里面（很大）的器官，左边一个，右边一个，两叶肺。肺也是（淡）红色的。再往下是肠：中间是小肠，外圈是大肠；在左边往肛门方向过来的最后这一段是直肠。肠和肠之间，有（膜）——像棉纱一样的、纱状的脂肪，叫肠间膜。</w:t>
       </w:r>
     </w:p>
     <w:p>
       <w:pPr>
-        <w:spacing w:before="40" w:after="80"/>
-        <w:ind w:left="283"/>
-        <w:shd w:val="clear" w:color="auto" w:fill="EDF6EF"/>
+        <w:ind w:left="170"/>
         <w:pBdr>
-          <w:left w:val="single" w:sz="20" w:space="6" w:color="1E5631"/>
+          <w:left w:val="single" w:sz="18" w:space="4" w:color="1E4620"/>
         </w:pBdr>
-      </w:pPr>
-      <w:r>
-        <w:rPr>
-          <w:sz w:val="20"/>
+        <w:shd w:val="clear" w:fill="F2F5FA"/>
+      </w:pPr>
+      <w:r>
+        <w:rPr>
+          <w:b w:val="0"/>
         </w:rPr>
         <w:t>[00:09:40] 然后再往下呢是胃：肝脏以下、肠子以上这个区域，是胃。要想着胃里面装满了我们过去吃下去的那些食物，正在那里搅拌、腐化、熟化。再往下是粪：粪便在直肠那个地方等着往外排，如果脾胃不好的人，就排不干净。</w:t>
       </w:r>
     </w:p>
     <w:p>
       <w:pPr>
-        <w:spacing w:before="40" w:after="80"/>
-        <w:ind w:left="283"/>
-        <w:shd w:val="clear" w:color="auto" w:fill="EDF6EF"/>
+        <w:ind w:left="170"/>
         <w:pBdr>
-          <w:left w:val="single" w:sz="20" w:space="6" w:color="1E5631"/>
+          <w:left w:val="single" w:sz="18" w:space="4" w:color="1E4620"/>
         </w:pBdr>
-      </w:pPr>
-      <w:r>
-        <w:rPr>
-          <w:sz w:val="20"/>
+        <w:shd w:val="clear" w:fill="F2F5FA"/>
+      </w:pPr>
+      <w:r>
+        <w:rPr>
+          <w:b w:val="0"/>
         </w:rPr>
         <w:t>[00:10:25] 再往下是大脑，就是脑髓：我们的大脑、小脑里面的脑髓。这些呢都是以地界为主的身分。再往下是以水界为主的身分，像胆汁：它在肝脏的里面，在身体的右边肝脏的里边，有胆汁、有胆囊，胆囊里面有胆汁。</w:t>
       </w:r>
@@ -3010,13 +3922,12 @@
       <w:r>
         <w:rPr>
           <w:b/>
-          <w:sz w:val="21"/>
         </w:rPr>
         <w:t>★核心段落</w:t>
       </w:r>
       <w:r>
         <w:rPr>
-          <w:sz w:val="21"/>
+          <w:b w:val="0"/>
         </w:rPr>
         <w:t>（必读）</w:t>
       </w:r>
@@ -3025,39 +3936,36 @@
       <w:r>
         <w:rPr>
           <w:b/>
-          <w:sz w:val="21"/>
         </w:rPr>
         <w:t>三、不净观的本意与"打妄想时"的收摄用法</w:t>
       </w:r>
     </w:p>
     <w:p>
       <w:pPr>
-        <w:spacing w:before="40" w:after="80"/>
-        <w:ind w:left="283"/>
-        <w:shd w:val="clear" w:color="auto" w:fill="EDF6EF"/>
+        <w:ind w:left="170"/>
         <w:pBdr>
-          <w:left w:val="single" w:sz="20" w:space="6" w:color="1E5631"/>
+          <w:left w:val="single" w:sz="18" w:space="4" w:color="1E4620"/>
         </w:pBdr>
-      </w:pPr>
-      <w:r>
-        <w:rPr>
-          <w:sz w:val="20"/>
+        <w:shd w:val="clear" w:fill="F2F5FA"/>
+      </w:pPr>
+      <w:r>
+        <w:rPr>
+          <w:b w:val="0"/>
         </w:rPr>
         <w:t>[00:14:56] 三十二身分本身是修不净的。当我们看到自己的身体是这些组成，别人的身体也是这些组成——不净，充满了不净。你喜欢的那个帅哥美女，其实都是这些不净组成；每个人肚子里面都是一泡屎尿。这个生命很不堪，令人厌恶。（修习不净，能）防护我们对自己的身体和对他人的身体生起贪爱。那你也可以拿来用：你打妄想的时候、心不听话的时候，就（修）三十二身分。</w:t>
       </w:r>
     </w:p>
     <w:p>
       <w:pPr>
-        <w:spacing w:before="40" w:after="80"/>
-        <w:ind w:left="283"/>
-        <w:shd w:val="clear" w:color="auto" w:fill="EDF6EF"/>
+        <w:ind w:left="170"/>
         <w:pBdr>
-          <w:left w:val="single" w:sz="20" w:space="6" w:color="1E5631"/>
+          <w:left w:val="single" w:sz="18" w:space="4" w:color="1E4620"/>
         </w:pBdr>
-      </w:pPr>
-      <w:r>
-        <w:rPr>
-          <w:sz w:val="20"/>
+        <w:shd w:val="clear" w:fill="F2F5FA"/>
+      </w:pPr>
+      <w:r>
+        <w:rPr>
+          <w:b w:val="0"/>
         </w:rPr>
         <w:t>[00:15:51] 三十二身分有三十二个所缘，它在身体的三十二个不同的部位。你要一个个去找它们，心就会比较忙，你就没空打妄想了。然后再反过来背一遍：从尿一直背到头发，你又没空（打妄想）——也可以用这种方式来解决。</w:t>
       </w:r>
@@ -3066,37 +3974,31 @@
       <w:r>
         <w:rPr>
           <w:b/>
-          <w:sz w:val="21"/>
         </w:rPr>
         <w:t>四、配合佛随念与散播慈爱：以慈心平衡不净观</w:t>
       </w:r>
     </w:p>
     <w:p>
       <w:pPr>
-        <w:spacing w:before="40" w:after="80"/>
-        <w:ind w:left="283"/>
-        <w:shd w:val="clear" w:color="auto" w:fill="EDF6EF"/>
+        <w:ind w:left="170"/>
         <w:pBdr>
-          <w:left w:val="single" w:sz="20" w:space="6" w:color="1E5631"/>
+          <w:left w:val="single" w:sz="18" w:space="4" w:color="1E4620"/>
         </w:pBdr>
-      </w:pPr>
-      <w:r>
-        <w:rPr>
-          <w:sz w:val="20"/>
+        <w:shd w:val="clear" w:fill="F2F5FA"/>
+      </w:pPr>
+      <w:r>
+        <w:rPr>
+          <w:b w:val="0"/>
         </w:rPr>
         <w:t>[00:16:16] 对于（心）散乱的人，一开始，就用这种很多所缘的（收摄）来练习三十二身分，和佛随念建塔。然后，给自己的身体从头到脚散播慈爱，这些都很有效。好，你可以继续修三十二身分，你也可以继续修佛随念，你也可以转去修入出息，你也可以休息一会儿。你们自己选择：要继续修的就留下来继续修；要休息的就去休息一小会儿，尽量不要发出声音。</w:t>
       </w:r>
     </w:p>
     <w:p>
-      <w:pPr>
-        <w:spacing w:before="120" w:after="80"/>
-      </w:pPr>
-      <w:r>
-        <w:rPr>
-          <w:rFonts w:ascii="Microsoft YaHei" w:hAnsi="Microsoft YaHei" w:eastAsia="Microsoft YaHei"/>
+      <w:r>
+        <w:rPr>
           <w:b/>
-          <w:color w:val="1E5631"/>
-          <w:sz w:val="25"/>
+          <w:color w:val="1E4620"/>
+          <w:sz w:val="23"/>
         </w:rPr>
         <w:t>原文材料③：在家人日用——呵欲、容貌执着、心烦不静时的收摄与"护卫"之义</w:t>
       </w:r>
@@ -3105,13 +4007,12 @@
       <w:r>
         <w:rPr>
           <w:b/>
-          <w:sz w:val="21"/>
         </w:rPr>
         <w:t>★核心段落</w:t>
       </w:r>
       <w:r>
         <w:rPr>
-          <w:sz w:val="21"/>
+          <w:b w:val="0"/>
         </w:rPr>
         <w:t>（必读）</w:t>
       </w:r>
@@ -3120,39 +4021,36 @@
       <w:r>
         <w:rPr>
           <w:b/>
-          <w:sz w:val="21"/>
         </w:rPr>
         <w:t>一、佛陀的正面回答：三十二身分</w:t>
       </w:r>
     </w:p>
     <w:p>
       <w:pPr>
-        <w:spacing w:before="40" w:after="80"/>
-        <w:ind w:left="283"/>
-        <w:shd w:val="clear" w:color="auto" w:fill="EDF6EF"/>
+        <w:ind w:left="170"/>
         <w:pBdr>
-          <w:left w:val="single" w:sz="20" w:space="6" w:color="1E5631"/>
+          <w:left w:val="single" w:sz="18" w:space="4" w:color="1E4620"/>
         </w:pBdr>
-      </w:pPr>
-      <w:r>
-        <w:rPr>
-          <w:sz w:val="20"/>
+        <w:shd w:val="clear" w:fill="F2F5FA"/>
+      </w:pPr>
+      <w:r>
+        <w:rPr>
+          <w:b w:val="0"/>
         </w:rPr>
         <w:t>[00:19:15] 如何对治这个对自己色身的贪爱、对异性的色身的贪爱？佛陀教导的，是三十二身分。</w:t>
       </w:r>
     </w:p>
     <w:p>
       <w:pPr>
-        <w:spacing w:before="40" w:after="80"/>
-        <w:ind w:left="283"/>
-        <w:shd w:val="clear" w:color="auto" w:fill="EDF6EF"/>
+        <w:ind w:left="170"/>
         <w:pBdr>
-          <w:left w:val="single" w:sz="20" w:space="6" w:color="1E5631"/>
+          <w:left w:val="single" w:sz="18" w:space="4" w:color="1E4620"/>
         </w:pBdr>
-      </w:pPr>
-      <w:r>
-        <w:rPr>
-          <w:sz w:val="20"/>
+        <w:shd w:val="clear" w:fill="F2F5FA"/>
+      </w:pPr>
+      <w:r>
+        <w:rPr>
+          <w:b w:val="0"/>
         </w:rPr>
         <w:t>[00:19:39] 三十二身分，就是我们每天早上念诵的三十二身分里面提到的：头发、体毛、指甲、牙齿、皮肤，肌肉、筋腱、骨头、骨髓、肾，心、肝、膜、脾、肺，肠、肠间膜、胃中物、粪、脑，胆汁、痰、脓、血、汗，脂肪、眼泪、膏脂、鼻涕，唾液、关节滑液、尿——就是身体的三十二身分。佛陀，按照这样的次第排列，让我们去观察。</w:t>
       </w:r>
@@ -3161,23 +4059,21 @@
       <w:r>
         <w:rPr>
           <w:b/>
-          <w:sz w:val="21"/>
         </w:rPr>
         <w:t>二、修三十二身分的利益：不乐与乐的征服者</w:t>
       </w:r>
     </w:p>
     <w:p>
       <w:pPr>
-        <w:spacing w:before="40" w:after="80"/>
-        <w:ind w:left="283"/>
-        <w:shd w:val="clear" w:color="auto" w:fill="EDF6EF"/>
+        <w:ind w:left="170"/>
         <w:pBdr>
-          <w:left w:val="single" w:sz="20" w:space="6" w:color="1E5631"/>
+          <w:left w:val="single" w:sz="18" w:space="4" w:color="1E4620"/>
         </w:pBdr>
-      </w:pPr>
-      <w:r>
-        <w:rPr>
-          <w:sz w:val="20"/>
+        <w:shd w:val="clear" w:fill="F2F5FA"/>
+      </w:pPr>
+      <w:r>
+        <w:rPr>
+          <w:b w:val="0"/>
         </w:rPr>
         <w:t>[00:23:18] 那修三十二身分有什么样的利益？第一个，它是不乐与乐的征服者。不乐与乐的征服者，就是你喜欢的和你不喜欢的：你对自己的身体的喜欢和不喜欢；你看到别人很漂亮，然后你觉得嫉妒；你对自己照照镜子觉得挺帅、觉得很好看，就很乐。你修三十二身分都可以征服：别人再好看，都是三十二身分，肚子里都是一泡屎尿；你自己再好看，也是这样——你只要三天不洗澡，你就很臭。就是乐与不乐的征服者，怖畏恐惧的征服者——就是怖畏会老、怖畏会死亡，这些。</w:t>
       </w:r>
@@ -3186,13 +4082,12 @@
       <w:r>
         <w:rPr>
           <w:b/>
-          <w:sz w:val="21"/>
         </w:rPr>
         <w:t>◈扩展段落</w:t>
       </w:r>
       <w:r>
         <w:rPr>
-          <w:sz w:val="21"/>
+          <w:b w:val="0"/>
         </w:rPr>
         <w:t>（可选）</w:t>
       </w:r>
@@ -3201,71 +4096,66 @@
       <w:r>
         <w:rPr>
           <w:b/>
-          <w:sz w:val="21"/>
         </w:rPr>
         <w:t>三、定力深厚时的"体检"：直接观察体内器官</w:t>
       </w:r>
     </w:p>
     <w:p>
       <w:pPr>
-        <w:spacing w:before="40" w:after="80"/>
-        <w:ind w:left="283"/>
-        <w:shd w:val="clear" w:color="auto" w:fill="EDF6EF"/>
+        <w:ind w:left="170"/>
         <w:pBdr>
-          <w:left w:val="single" w:sz="20" w:space="6" w:color="1E5631"/>
+          <w:left w:val="single" w:sz="18" w:space="4" w:color="1E4620"/>
         </w:pBdr>
-      </w:pPr>
-      <w:r>
-        <w:rPr>
-          <w:sz w:val="20"/>
+        <w:shd w:val="clear" w:fill="F2F5FA"/>
+      </w:pPr>
+      <w:r>
+        <w:rPr>
+          <w:b w:val="0"/>
         </w:rPr>
         <w:t>[00:21:04] 古时候，没有那些（检查设备），也没有这个彩超B超。佛陀时代，大家禅定够的时候就直接看了。我们现在，如果自己要观察，也是可以。基本上在我们的课程里面，如果一个禅修者他证得了禅那——比如说入出息念的禅那，入出息念禅那以后就修这个三十二身分。</w:t>
       </w:r>
     </w:p>
     <w:p>
       <w:pPr>
-        <w:spacing w:before="40" w:after="80"/>
-        <w:ind w:left="283"/>
-        <w:shd w:val="clear" w:color="auto" w:fill="EDF6EF"/>
+        <w:ind w:left="170"/>
         <w:pBdr>
-          <w:left w:val="single" w:sz="20" w:space="6" w:color="1E5631"/>
+          <w:left w:val="single" w:sz="18" w:space="4" w:color="1E4620"/>
         </w:pBdr>
-      </w:pPr>
-      <w:r>
-        <w:rPr>
-          <w:sz w:val="20"/>
+        <w:shd w:val="clear" w:fill="F2F5FA"/>
+      </w:pPr>
+      <w:r>
+        <w:rPr>
+          <w:b w:val="0"/>
         </w:rPr>
         <w:t>[00:21:44] 什么叫做三十二身分修成功？按照《童蒙止观》里面叫"善根发"的相。三十二身分修成的特点，就是你在那个禅那出来以后，以观察，你身体的每一个器官就跟你平常在眼睛看到的一模一样，那么清晰、那么明确，颜色都是一样，甚至比你眼睛（看）还能够更深入。</w:t>
       </w:r>
     </w:p>
     <w:p>
       <w:pPr>
-        <w:spacing w:before="40" w:after="80"/>
-        <w:ind w:left="283"/>
-        <w:shd w:val="clear" w:color="auto" w:fill="EDF6EF"/>
+        <w:ind w:left="170"/>
         <w:pBdr>
-          <w:left w:val="single" w:sz="20" w:space="6" w:color="1E5631"/>
+          <w:left w:val="single" w:sz="18" w:space="4" w:color="1E4620"/>
         </w:pBdr>
-      </w:pPr>
-      <w:r>
-        <w:rPr>
-          <w:sz w:val="20"/>
+        <w:shd w:val="clear" w:fill="F2F5FA"/>
+      </w:pPr>
+      <w:r>
+        <w:rPr>
+          <w:b w:val="0"/>
         </w:rPr>
         <w:t>[00:22:11] 比如说，我们会要求你要进到你的心脏里面，看那个心室、心室之间的关系，看你血液的流动；进到你的胆囊里面，看看你的胆囊的胆汁是清澈的还是浓稠的，还是里面有没有结石；你可以深入到肾脏里面，观察里面有没有肾囊肿、有没有肾结石，都是可以做到的。你只要禅那稳定就没有问题。</w:t>
       </w:r>
     </w:p>
     <w:p>
       <w:pPr>
-        <w:spacing w:before="40" w:after="80"/>
-        <w:ind w:left="283"/>
-        <w:shd w:val="clear" w:color="auto" w:fill="EDF6EF"/>
+        <w:ind w:left="170"/>
         <w:pBdr>
-          <w:left w:val="single" w:sz="20" w:space="6" w:color="1E5631"/>
+          <w:left w:val="single" w:sz="18" w:space="4" w:color="1E4620"/>
         </w:pBdr>
-      </w:pPr>
-      <w:r>
-        <w:rPr>
-          <w:sz w:val="20"/>
+        <w:shd w:val="clear" w:fill="F2F5FA"/>
+      </w:pPr>
+      <w:r>
+        <w:rPr>
+          <w:b w:val="0"/>
         </w:rPr>
         <w:t>[00:22:43] 甚至有些同学，他已经可以（做）切片扫描。本来，我们的切片扫描是在修色法的时候再来做的，但是有些定力好的，他在禅那的时候就可以：就是顺着那个每个器官，深入到每个器官里一步一步一点一点地看。有些人就能看到里面的结节；有些还没有到结节，但是它那个开始硬化，有些硬化、有些变形、颜色有些变化，它都能看到，没有问题。</w:t>
       </w:r>
@@ -3274,13 +4164,12 @@
       <w:r>
         <w:rPr>
           <w:b/>
-          <w:sz w:val="21"/>
         </w:rPr>
         <w:t>★核心段落</w:t>
       </w:r>
       <w:r>
         <w:rPr>
-          <w:sz w:val="21"/>
+          <w:b w:val="0"/>
         </w:rPr>
         <w:t>（必读）</w:t>
       </w:r>
@@ -3289,39 +4178,36 @@
       <w:r>
         <w:rPr>
           <w:b/>
-          <w:sz w:val="21"/>
         </w:rPr>
         <w:t>四、无我的一课：哪个身分是你？</w:t>
       </w:r>
     </w:p>
     <w:p>
       <w:pPr>
-        <w:spacing w:before="40" w:after="80"/>
-        <w:ind w:left="283"/>
-        <w:shd w:val="clear" w:color="auto" w:fill="EDF6EF"/>
+        <w:ind w:left="170"/>
         <w:pBdr>
-          <w:left w:val="single" w:sz="20" w:space="6" w:color="1E5631"/>
+          <w:left w:val="single" w:sz="18" w:space="4" w:color="1E4620"/>
         </w:pBdr>
-      </w:pPr>
-      <w:r>
-        <w:rPr>
-          <w:sz w:val="20"/>
+        <w:shd w:val="clear" w:fill="F2F5FA"/>
+      </w:pPr>
+      <w:r>
+        <w:rPr>
+          <w:b w:val="0"/>
         </w:rPr>
         <w:t>[00:54:21] 观察到，有几个角度。第一个角度，就是你身体就是这堆东西组成的，并没有（一个"我"）——你说这个是我，那哪一个部分、哪一个身分算是你？你是若干个身分撮合起来的一个东西。比如说这个手是我，那如果哪天你手断了，你觉得那个还是你吗？（你说）那个时候"我"就不在了；那你说那没有了手的那个（身体），是我。那你每一个部分都去掉完，原来谁是你？对，这个就是很粗的（对）无我的观察。</w:t>
       </w:r>
     </w:p>
     <w:p>
       <w:pPr>
-        <w:spacing w:before="40" w:after="80"/>
-        <w:ind w:left="283"/>
-        <w:shd w:val="clear" w:color="auto" w:fill="EDF6EF"/>
+        <w:ind w:left="170"/>
         <w:pBdr>
-          <w:left w:val="single" w:sz="20" w:space="6" w:color="1E5631"/>
+          <w:left w:val="single" w:sz="18" w:space="4" w:color="1E4620"/>
         </w:pBdr>
-      </w:pPr>
-      <w:r>
-        <w:rPr>
-          <w:sz w:val="20"/>
+        <w:shd w:val="clear" w:fill="F2F5FA"/>
+      </w:pPr>
+      <w:r>
+        <w:rPr>
+          <w:b w:val="0"/>
         </w:rPr>
         <w:t>[00:55:04] 《大智度论》讲用车来比喻：这个车，你命名为它为车，但是轮子（轱辘）是车，还是那个架子是车？同样的，三十二身分，哪一个身分是你？</w:t>
       </w:r>
@@ -3330,55 +4216,51 @@
       <w:r>
         <w:rPr>
           <w:b/>
-          <w:sz w:val="21"/>
         </w:rPr>
         <w:t>五、深入观察不净：从毛孔、牙齿到脏腑的味道，以及对容貌形体贪着的正对治</w:t>
       </w:r>
     </w:p>
     <w:p>
       <w:pPr>
-        <w:spacing w:before="40" w:after="80"/>
-        <w:ind w:left="283"/>
-        <w:shd w:val="clear" w:color="auto" w:fill="EDF6EF"/>
+        <w:ind w:left="170"/>
         <w:pBdr>
-          <w:left w:val="single" w:sz="20" w:space="6" w:color="1E5631"/>
+          <w:left w:val="single" w:sz="18" w:space="4" w:color="1E4620"/>
         </w:pBdr>
-      </w:pPr>
-      <w:r>
-        <w:rPr>
-          <w:sz w:val="20"/>
+        <w:shd w:val="clear" w:fill="F2F5FA"/>
+      </w:pPr>
+      <w:r>
+        <w:rPr>
+          <w:b w:val="0"/>
         </w:rPr>
         <w:t>[00:55:20] 第二个？每一个身分，如果你深入地去观察、深入去感觉，它其实都非常的脏、不净、很臭。你每天洗澡、每天涂粉、每天涂香水，你可能感觉不出来。这个其实你自己知道：如果你几天不洗澡，尤其在广州热天的时候，都不要讲三天不洗澡，一天不洗澡，你晚上就受不了，对？就很臭，真的很臭：头发很臭，每个毛孔都很臭，皮肤很臭，牙齿很臭。指甲，你如果是十天不剪一下，里面就一层（黑）的东西，很丑。这是外在的、你能看到的"丑"；身体也一样的：肌肉很臭。你要是觉得不臭的话，去那个菜市场，不用生鲜的，就那个卖肉的地方，你闻闻，都是腥臭。人也很臭，其实人比猪肉、比羊肉还臭。肌肉、筋腱、骨头、骨髓，它都是这样。一个肾脏，肾脏臭尿味儿——你吃过羊腰子、猪腰子就知道，它就是臭尿味儿，因为尿是通过那个排泄出来的。心脏，有血液充满，就血腥血腥的，这个心脏就是这个味道。肝脏，据他们去（尝）了，辣辣的——你在修色法的时候，可以去取它的味道，这个肝脏是辣辣的。胆囊的胆汁是苦的，苦腥苦腥的。肺部呢也是腥臭的。当你定力（够）的时候，你进入到你的胸腔和这个腹腔，它就有各种味道在里面弥漫。所以我们的身体，充满如此种种之不净。</w:t>
       </w:r>
     </w:p>
     <w:p>
       <w:pPr>
-        <w:spacing w:before="40" w:after="80"/>
-        <w:ind w:left="283"/>
-        <w:shd w:val="clear" w:color="auto" w:fill="EDF6EF"/>
+        <w:ind w:left="170"/>
         <w:pBdr>
-          <w:left w:val="single" w:sz="20" w:space="6" w:color="1E5631"/>
+          <w:left w:val="single" w:sz="18" w:space="4" w:color="1E4620"/>
         </w:pBdr>
-      </w:pPr>
-      <w:r>
-        <w:rPr>
-          <w:sz w:val="20"/>
+        <w:shd w:val="clear" w:fill="F2F5FA"/>
+      </w:pPr>
+      <w:r>
+        <w:rPr>
+          <w:b w:val="0"/>
         </w:rPr>
         <w:t>[00:58:01] 当你对你的这个色身非常在意的时候，你修三十二身分。当然，你对这个看起来觉得特别顺眼的男性女性——就是（对其）身体贪着的时候，觉得他很帅、觉得他很美——修一下他的三十二身分，你这种贪着就会减弱。</w:t>
       </w:r>
     </w:p>
     <w:p>
       <w:pPr>
-        <w:spacing w:before="40" w:after="80"/>
-        <w:ind w:left="283"/>
-        <w:shd w:val="clear" w:color="auto" w:fill="EDF6EF"/>
+        <w:ind w:left="170"/>
         <w:pBdr>
-          <w:left w:val="single" w:sz="20" w:space="6" w:color="1E5631"/>
+          <w:left w:val="single" w:sz="18" w:space="4" w:color="1E4620"/>
         </w:pBdr>
-      </w:pPr>
-      <w:r>
-        <w:rPr>
-          <w:sz w:val="20"/>
+        <w:shd w:val="clear" w:fill="F2F5FA"/>
+      </w:pPr>
+      <w:r>
+        <w:rPr>
+          <w:b w:val="0"/>
         </w:rPr>
         <w:t>[00:58:22] 在修的时候，你一定要去观察它每一个身分的不净和可厌。而不能说"皮肤还是挺光洁的，我觉得他还是挺好的"。你要去看到皮肤每一个毛孔——每一个毛孔每天都在往外流脏东西——要这样去想才行。而不是我看一下他的皮肤："我觉得这皮肤还是不错"，那你的贪着会不断再生起来。所以它是要去正对治。而且我们要知道它是怎么来修它的：一定对它的颜色、对它的味道、对它的前后左右的这些器官的这种状态，它的不净、它的可厌要体会出来，那么就能起到这样的作用。</w:t>
       </w:r>
@@ -3387,71 +4269,66 @@
       <w:r>
         <w:rPr>
           <w:b/>
-          <w:sz w:val="21"/>
         </w:rPr>
         <w:t>六、心烦不静时：三十二身分收摄——"护卫禅"的"护卫"之义</w:t>
       </w:r>
     </w:p>
     <w:p>
       <w:pPr>
-        <w:spacing w:before="40" w:after="80"/>
-        <w:ind w:left="283"/>
-        <w:shd w:val="clear" w:color="auto" w:fill="EDF6EF"/>
+        <w:ind w:left="170"/>
         <w:pBdr>
-          <w:left w:val="single" w:sz="20" w:space="6" w:color="1E5631"/>
+          <w:left w:val="single" w:sz="18" w:space="4" w:color="1E4620"/>
         </w:pBdr>
-      </w:pPr>
-      <w:r>
-        <w:rPr>
-          <w:sz w:val="20"/>
+        <w:shd w:val="clear" w:fill="F2F5FA"/>
+      </w:pPr>
+      <w:r>
+        <w:rPr>
+          <w:b w:val="0"/>
         </w:rPr>
         <w:t>[00:59:11] 这是一个作用。对于我们初学来讲，再一个我们最主要给大家的建议：如果你的心很不平静——刚刚下班回来，家里事情一大堆，好不容易收拾清楚，觉得我可以坐一下；一坐在那儿，各种事儿不断出来，平静不下来——</w:t>
       </w:r>
     </w:p>
     <w:p>
       <w:pPr>
-        <w:spacing w:before="40" w:after="80"/>
-        <w:ind w:left="283"/>
-        <w:shd w:val="clear" w:color="auto" w:fill="EDF6EF"/>
+        <w:ind w:left="170"/>
         <w:pBdr>
-          <w:left w:val="single" w:sz="20" w:space="6" w:color="1E5631"/>
+          <w:left w:val="single" w:sz="18" w:space="4" w:color="1E4620"/>
         </w:pBdr>
-      </w:pPr>
-      <w:r>
-        <w:rPr>
-          <w:sz w:val="20"/>
+        <w:shd w:val="clear" w:fill="F2F5FA"/>
+      </w:pPr>
+      <w:r>
+        <w:rPr>
+          <w:b w:val="0"/>
         </w:rPr>
         <w:t>[00:59:37] 你可以修一下三十二身分。因为三十二身分有至少三十二个目标，你从头到脚这样过一遍以后，第一个你不会打妄想，因为一开始都记不住，一个个过；然后你想它的不净、想它的可厌，那想着想着你的心慢慢就平静下来。平静下来完以后，你就可以去觉知入出息。</w:t>
       </w:r>
     </w:p>
     <w:p>
       <w:pPr>
-        <w:spacing w:before="40" w:after="80"/>
-        <w:ind w:left="283"/>
-        <w:shd w:val="clear" w:color="auto" w:fill="EDF6EF"/>
+        <w:ind w:left="170"/>
         <w:pBdr>
-          <w:left w:val="single" w:sz="20" w:space="6" w:color="1E5631"/>
+          <w:left w:val="single" w:sz="18" w:space="4" w:color="1E4620"/>
         </w:pBdr>
-      </w:pPr>
-      <w:r>
-        <w:rPr>
-          <w:sz w:val="20"/>
+        <w:shd w:val="clear" w:fill="F2F5FA"/>
+      </w:pPr>
+      <w:r>
+        <w:rPr>
+          <w:b w:val="0"/>
         </w:rPr>
         <w:t>[01:00:02] 对于这个平静心，我们前面教的这几个方法都是可以用的：如果你的心非常烦躁，就修三十二身分；如果你的心有一点烦躁、有点无力，平静不下来，修佛随念建塔。然后你的心没有太烦躁，但是有淡淡的嗔或者有嗔心，（先）对自己修慈心，让自己的心安宁下来，快乐升起来，然后给所有的众生修慈心；然后心平静下来以后，再来（修）入出息。</w:t>
       </w:r>
     </w:p>
     <w:p>
       <w:pPr>
-        <w:spacing w:before="40" w:after="80"/>
-        <w:ind w:left="283"/>
-        <w:shd w:val="clear" w:color="auto" w:fill="EDF6EF"/>
+        <w:ind w:left="170"/>
         <w:pBdr>
-          <w:left w:val="single" w:sz="20" w:space="6" w:color="1E5631"/>
+          <w:left w:val="single" w:sz="18" w:space="4" w:color="1E4620"/>
         </w:pBdr>
-      </w:pPr>
-      <w:r>
-        <w:rPr>
-          <w:sz w:val="20"/>
+        <w:shd w:val="clear" w:fill="F2F5FA"/>
+      </w:pPr>
+      <w:r>
+        <w:rPr>
+          <w:b w:val="0"/>
         </w:rPr>
         <w:t>[01:00:37] 所以说，为什么叫护卫禅？就是保护你能够在禅观的路上，平平稳稳地往前走。所以，三十二身分，首先对我们的作用就是抑制我们躁动的心；其次，就是对治我们对自他的贪欲。至少我们把这两点先学会，后面我们再来（学）其他的更深入的。</w:t>
       </w:r>
@@ -3460,13 +4337,12 @@
       <w:r>
         <w:rPr>
           <w:b/>
-          <w:sz w:val="21"/>
         </w:rPr>
         <w:t>◈扩展段落</w:t>
       </w:r>
       <w:r>
         <w:rPr>
-          <w:sz w:val="21"/>
+          <w:b w:val="0"/>
         </w:rPr>
         <w:t>（可选）</w:t>
       </w:r>
@@ -3475,115 +4351,101 @@
       <w:r>
         <w:rPr>
           <w:b/>
-          <w:sz w:val="21"/>
         </w:rPr>
         <w:t>七、定力与身心转化：肌瘤软化与缅甸肠梗阻案例</w:t>
       </w:r>
     </w:p>
     <w:p>
       <w:pPr>
-        <w:spacing w:before="40" w:after="80"/>
-        <w:ind w:left="283"/>
-        <w:shd w:val="clear" w:color="auto" w:fill="EDF6EF"/>
+        <w:ind w:left="170"/>
         <w:pBdr>
-          <w:left w:val="single" w:sz="20" w:space="6" w:color="1E5631"/>
+          <w:left w:val="single" w:sz="18" w:space="4" w:color="1E4620"/>
         </w:pBdr>
-      </w:pPr>
-      <w:r>
-        <w:rPr>
-          <w:sz w:val="20"/>
+        <w:shd w:val="clear" w:fill="F2F5FA"/>
+      </w:pPr>
+      <w:r>
+        <w:rPr>
+          <w:b w:val="0"/>
         </w:rPr>
         <w:t>[01:01:03] 你水平高的时候，你可以直接进入你身体的器官：你有肿瘤、你有什么结节？因为我们（有学员）以前长了三个子宫肌瘤。那修三十二身分，看到，然后深入到这肌瘤里面去，去观察它——过去由于什么原因造成这个肌瘤的（心）境，就出来了；有的（心）境可以追溯到很过去、很多生，那至少这一生的一些印象它就会出来。然后这些印象出来，把那件事情做个梳理，然后再对你的子宫肌瘤修火遍，做一下（观）热。这个（三个）以后，现在变两个了：基本上它都已经软化了——原来那个子宫肌瘤，把心放进去，感觉就像在寒冰地狱里面一样的；那现在觉得比较柔软了，温度上来了。你只要坚持，一年左右它自己会消亡。</w:t>
       </w:r>
     </w:p>
     <w:p>
       <w:pPr>
-        <w:spacing w:before="40" w:after="80"/>
-        <w:ind w:left="283"/>
-        <w:shd w:val="clear" w:color="auto" w:fill="EDF6EF"/>
+        <w:ind w:left="170"/>
         <w:pBdr>
-          <w:left w:val="single" w:sz="20" w:space="6" w:color="1E5631"/>
+          <w:left w:val="single" w:sz="18" w:space="4" w:color="1E4620"/>
         </w:pBdr>
-      </w:pPr>
-      <w:r>
-        <w:rPr>
-          <w:sz w:val="20"/>
+        <w:shd w:val="clear" w:fill="F2F5FA"/>
+      </w:pPr>
+      <w:r>
+        <w:rPr>
+          <w:b w:val="0"/>
         </w:rPr>
         <w:t>[01:02:06] 它往外排的时候，就是这个泻肚子，泻两天就少掉一个这样。如果你能够看三十二身分，它就能够持续地去看这些东西。</w:t>
       </w:r>
     </w:p>
     <w:p>
       <w:pPr>
-        <w:spacing w:before="40" w:after="80"/>
-        <w:ind w:left="283"/>
-        <w:shd w:val="clear" w:color="auto" w:fill="EDF6EF"/>
+        <w:ind w:left="170"/>
         <w:pBdr>
-          <w:left w:val="single" w:sz="20" w:space="6" w:color="1E5631"/>
+          <w:left w:val="single" w:sz="18" w:space="4" w:color="1E4620"/>
         </w:pBdr>
-      </w:pPr>
-      <w:r>
-        <w:rPr>
-          <w:sz w:val="20"/>
+        <w:shd w:val="clear" w:fill="F2F5FA"/>
+      </w:pPr>
+      <w:r>
+        <w:rPr>
+          <w:b w:val="0"/>
         </w:rPr>
         <w:t>[01:02:20] 就像我们在缅甸的时候，当时有一位西亚多，他（的）一个居士，他这个女儿，突然肚子痛：缅甸的医疗手段，各医院检查检查不出来，肚子痛来好几天了，大便也拉不出来。他没办法，就请他的师父来——我们的西亚多。他去到这个医院，坐在那看了一下，说：这个是肠梗阻，这个小女孩肠梗阻，那是在一个很隐蔽的地方——就是肠子的下边，里面两个套到一块儿了。缅甸的医生，居然也敢信，就是在这个地方，然后开刀开下去——而真的是在那个地方。用其他医疗手段看不到，我们的西亚多把它看到了。</w:t>
       </w:r>
     </w:p>
     <w:p>
       <w:pPr>
-        <w:spacing w:before="40" w:after="80"/>
-        <w:ind w:left="283"/>
-        <w:shd w:val="clear" w:color="auto" w:fill="EDF6EF"/>
+        <w:ind w:left="170"/>
         <w:pBdr>
-          <w:left w:val="single" w:sz="20" w:space="6" w:color="1E5631"/>
+          <w:left w:val="single" w:sz="18" w:space="4" w:color="1E4620"/>
         </w:pBdr>
-      </w:pPr>
-      <w:r>
-        <w:rPr>
-          <w:sz w:val="20"/>
+        <w:shd w:val="clear" w:fill="F2F5FA"/>
+      </w:pPr>
+      <w:r>
+        <w:rPr>
+          <w:b w:val="0"/>
         </w:rPr>
         <w:t>[01:03:15] 所以我们的西亚多从那以后名声大振，神通第一。这是不需要太大的神通，基本上你（有）稳定的禅那就能看到。以后大家也可以（做到）。那现在我们没有到这个程度，就用它来作为平静我们的心，作为去除我们的贪欲。好，那么这个是简单地给大家过完。那么大家，可以现在坐着，我跟大家引导一下，然后大家以后自己再去练习。</w:t>
       </w:r>
     </w:p>
     <w:p>
-      <w:pPr>
-        <w:spacing w:before="160" w:after="80"/>
-      </w:pPr>
-      <w:r>
-        <w:rPr>
-          <w:rFonts w:ascii="Microsoft YaHei" w:hAnsi="Microsoft YaHei" w:eastAsia="Microsoft YaHei"/>
+      <w:r>
+        <w:rPr>
           <w:b/>
-          <w:color w:val="1E5631"/>
-          <w:sz w:val="28"/>
+          <w:color w:val="1E4620"/>
+          <w:sz w:val="26"/>
         </w:rPr>
         <w:t>💬 第二轮分享（10 min）</w:t>
       </w:r>
     </w:p>
     <w:p>
       <w:pPr>
-        <w:spacing w:before="40" w:after="80"/>
-        <w:ind w:left="283"/>
-        <w:shd w:val="clear" w:color="auto" w:fill="EDF6EF"/>
+        <w:ind w:left="170"/>
         <w:pBdr>
-          <w:left w:val="single" w:sz="20" w:space="6" w:color="1E5631"/>
+          <w:left w:val="single" w:sz="18" w:space="4" w:color="1E4620"/>
         </w:pBdr>
-      </w:pPr>
-      <w:r>
-        <w:rPr>
-          <w:sz w:val="20"/>
+        <w:shd w:val="clear" w:fill="F2F5FA"/>
+      </w:pPr>
+      <w:r>
+        <w:rPr>
+          <w:b w:val="0"/>
         </w:rPr>
         <w:t>请大家轮流分享：读完这三段文字，最触动你的一句话是什么？为什么触动你？</w:t>
       </w:r>
     </w:p>
     <w:p>
-      <w:pPr>
-        <w:spacing w:before="160" w:after="80"/>
-      </w:pPr>
-      <w:r>
-        <w:rPr>
-          <w:rFonts w:ascii="Microsoft YaHei" w:hAnsi="Microsoft YaHei" w:eastAsia="Microsoft YaHei"/>
+      <w:r>
+        <w:rPr>
           <w:b/>
-          <w:color w:val="1E5631"/>
-          <w:sz w:val="28"/>
+          <w:color w:val="1E4620"/>
+          <w:sz w:val="26"/>
         </w:rPr>
         <w:t>🎯 第二轮主题讨论（10 min）</w:t>
       </w:r>
@@ -3592,130 +4454,147 @@
       <w:r>
         <w:rPr>
           <w:b/>
-          <w:sz w:val="21"/>
         </w:rPr>
         <w:t>讨论问题（按优先级）</w:t>
       </w:r>
       <w:r>
         <w:rPr>
-          <w:sz w:val="21"/>
+          <w:b w:val="0"/>
         </w:rPr>
         <w:t>：</w:t>
       </w:r>
     </w:p>
     <w:p>
       <w:pPr>
-        <w:ind w:left="340"/>
-      </w:pPr>
-      <w:r>
-        <w:rPr>
-          <w:color w:val="1E5631"/>
-          <w:sz w:val="21"/>
-        </w:rPr>
-        <w:t xml:space="preserve">• </w:t>
-      </w:r>
+        <w:pStyle w:val="ListBullet"/>
+      </w:pPr>
       <w:r>
         <w:rPr>
           <w:b/>
-          <w:sz w:val="21"/>
         </w:rPr>
         <w:t>问题②（◈选答）</w:t>
       </w:r>
       <w:r>
         <w:rPr>
-          <w:sz w:val="21"/>
+          <w:b w:val="0"/>
         </w:rPr>
         <w:t>：材料②说打妄想、心不听话的时候可以修三十二身分；材料③说心很不平静的时候"从头到脚过一遍，想着想着你的心慢慢就平静下来"，平静后再回到入出息。上周的"睡前过六组"你试了吗？什么时候最用得上这个"收摄"？（提示：回到材料②"你打妄想的时候、心不听话的时候，就（修）三十二身分"那段。）</w:t>
       </w:r>
     </w:p>
     <w:p>
       <w:pPr>
-        <w:ind w:left="340"/>
-      </w:pPr>
-      <w:r>
-        <w:rPr>
-          <w:color w:val="1E5631"/>
-          <w:sz w:val="21"/>
-        </w:rPr>
-        <w:t xml:space="preserve">• </w:t>
-      </w:r>
+        <w:pStyle w:val="ListBullet"/>
+      </w:pPr>
       <w:r>
         <w:rPr>
           <w:b/>
-          <w:sz w:val="21"/>
         </w:rPr>
         <w:t>问题③（◈选答，时间富余或大家感兴趣时讨论）</w:t>
       </w:r>
       <w:r>
         <w:rPr>
-          <w:sz w:val="21"/>
+          <w:b w:val="0"/>
         </w:rPr>
         <w:t>：材料③说"对自己照照镜子觉得挺帅、觉得很好看"和"觉得别人顺眼"都是同一套对治——修一下三十二身分。照镜子这件事，你最常见的内心戏是什么？如果在那个时刻作意一分钟，现实可行吗？（提示：回到材料③[00:58:01]"你这种贪着就会减弱"那段；同时提醒大家：这周作业就是这个，试一周再下结论。）</w:t>
       </w:r>
     </w:p>
     <w:p>
       <w:pPr>
-        <w:spacing w:before="40" w:after="80"/>
-        <w:ind w:left="283"/>
-        <w:shd w:val="clear" w:color="auto" w:fill="EDF6EF"/>
+        <w:ind w:left="170"/>
         <w:pBdr>
-          <w:left w:val="single" w:sz="20" w:space="6" w:color="1E5631"/>
+          <w:left w:val="single" w:sz="18" w:space="4" w:color="1E4620"/>
         </w:pBdr>
+        <w:shd w:val="clear" w:fill="F2F5FA"/>
       </w:pPr>
       <w:r>
         <w:rPr>
           <w:b/>
-          <w:sz w:val="20"/>
         </w:rPr>
         <w:t>分层追问</w:t>
       </w:r>
       <w:r>
         <w:rPr>
-          <w:sz w:val="20"/>
-        </w:rPr>
-        <w:t>（可视时间取用，由浅入深）： - 【现象】你平时最常「照镜子」的时刻是哪个？ - 【影响】如果对身体的贪爱降下来，你的生活会松在哪里？ - 【应对】这周你打算从「粗到细」里的哪一层先练起？</w:t>
-      </w:r>
-    </w:p>
-    <w:p>
-      <w:pPr>
-        <w:spacing w:before="160" w:after="80"/>
-      </w:pPr>
-      <w:r>
-        <w:rPr>
-          <w:rFonts w:ascii="Microsoft YaHei" w:hAnsi="Microsoft YaHei" w:eastAsia="Microsoft YaHei"/>
+          <w:b w:val="0"/>
+        </w:rPr>
+        <w:t>（可视时间取用，由浅入深）：</w:t>
+      </w:r>
+    </w:p>
+    <w:p>
+      <w:pPr>
+        <w:ind w:left="170"/>
+        <w:pBdr>
+          <w:left w:val="single" w:sz="18" w:space="4" w:color="1E4620"/>
+        </w:pBdr>
+        <w:shd w:val="clear" w:fill="F2F5FA"/>
+      </w:pPr>
+      <w:r>
+        <w:rPr>
+          <w:b w:val="0"/>
+        </w:rPr>
+        <w:t>- 【现象】你平时最常「照镜子」的时刻是哪个？</w:t>
+      </w:r>
+    </w:p>
+    <w:p>
+      <w:pPr>
+        <w:ind w:left="170"/>
+        <w:pBdr>
+          <w:left w:val="single" w:sz="18" w:space="4" w:color="1E4620"/>
+        </w:pBdr>
+        <w:shd w:val="clear" w:fill="F2F5FA"/>
+      </w:pPr>
+      <w:r>
+        <w:rPr>
+          <w:b w:val="0"/>
+        </w:rPr>
+        <w:t>- 【影响】如果对身体的贪爱降下来，你的生活会松在哪里？</w:t>
+      </w:r>
+    </w:p>
+    <w:p>
+      <w:pPr>
+        <w:ind w:left="170"/>
+        <w:pBdr>
+          <w:left w:val="single" w:sz="18" w:space="4" w:color="1E4620"/>
+        </w:pBdr>
+        <w:shd w:val="clear" w:fill="F2F5FA"/>
+      </w:pPr>
+      <w:r>
+        <w:rPr>
+          <w:b w:val="0"/>
+        </w:rPr>
+        <w:t>- 【应对】这周你打算从「粗到细」里的哪一层先练起？</w:t>
+      </w:r>
+    </w:p>
+    <w:p>
+      <w:r>
+        <w:rPr>
           <w:b/>
-          <w:color w:val="1E5631"/>
-          <w:sz w:val="28"/>
+          <w:color w:val="1E4620"/>
+          <w:sz w:val="26"/>
         </w:rPr>
         <w:t>📚 扩展内容包（时间富余时使用）</w:t>
       </w:r>
     </w:p>
     <w:p>
       <w:pPr>
-        <w:spacing w:before="40" w:after="80"/>
-        <w:ind w:left="283"/>
-        <w:shd w:val="clear" w:color="auto" w:fill="EDF6EF"/>
+        <w:ind w:left="170"/>
         <w:pBdr>
-          <w:left w:val="single" w:sz="20" w:space="6" w:color="1E5631"/>
+          <w:left w:val="single" w:sz="18" w:space="4" w:color="1E4620"/>
         </w:pBdr>
-      </w:pPr>
-      <w:r>
-        <w:rPr>
-          <w:sz w:val="20"/>
+        <w:shd w:val="clear" w:fill="F2F5FA"/>
+      </w:pPr>
+      <w:r>
+        <w:rPr>
+          <w:b w:val="0"/>
         </w:rPr>
         <w:t>以下内容用于共读提前结束或讨论意犹未尽时，按需选用，不必全部完成。</w:t>
       </w:r>
     </w:p>
     <w:p>
-      <w:pPr>
-        <w:spacing w:before="120" w:after="80"/>
-      </w:pPr>
-      <w:r>
-        <w:rPr>
-          <w:rFonts w:ascii="Microsoft YaHei" w:hAnsi="Microsoft YaHei" w:eastAsia="Microsoft YaHei"/>
+      <w:r>
+        <w:rPr>
           <w:b/>
-          <w:color w:val="1E5631"/>
-          <w:sz w:val="25"/>
+          <w:color w:val="1E4620"/>
+          <w:sz w:val="23"/>
         </w:rPr>
         <w:t>扩展一：补充原文段落</w:t>
       </w:r>
@@ -3724,916 +4603,658 @@
       <w:r>
         <w:rPr>
           <w:b/>
-          <w:sz w:val="21"/>
         </w:rPr>
         <w:t>段落1</w:t>
       </w:r>
       <w:r>
         <w:rPr>
-          <w:sz w:val="21"/>
+          <w:b w:val="0"/>
         </w:rPr>
         <w:t>（出自本周素材·材料③《08_三十二身分2-古源尊者-20240625》[00:15:31]–[00:16:11]，media_id：soundrecording_d0dd1c0cd17209afe241ece24bf6b7b4_230f8eeb55fa2536c3fc3012143a5c977439961422831605，未共读，照录——大肠三段与直肠的解剖细说）：</w:t>
       </w:r>
     </w:p>
     <w:p>
       <w:pPr>
-        <w:spacing w:before="40" w:after="80"/>
-        <w:ind w:left="283"/>
-        <w:shd w:val="clear" w:color="auto" w:fill="EDF6EF"/>
+        <w:ind w:left="170"/>
         <w:pBdr>
-          <w:left w:val="single" w:sz="20" w:space="6" w:color="1E5631"/>
+          <w:left w:val="single" w:sz="18" w:space="4" w:color="1E4620"/>
         </w:pBdr>
-      </w:pPr>
-      <w:r>
-        <w:rPr>
-          <w:sz w:val="20"/>
+        <w:shd w:val="clear" w:fill="F2F5FA"/>
+      </w:pPr>
+      <w:r>
+        <w:rPr>
+          <w:b w:val="0"/>
         </w:rPr>
         <w:t>[00:15:31] 肠，有小肠有大肠。小肠，就在腹腔的正中间；大肠，是围绕着小肠。大肠呢有升（结）肠、横（结）肠和降（结）肠。这个通向肛门的是直肠。</w:t>
       </w:r>
     </w:p>
     <w:p>
-      <w:pPr>
-        <w:spacing w:before="120" w:after="80"/>
-      </w:pPr>
-      <w:r>
-        <w:rPr>
-          <w:rFonts w:ascii="Microsoft YaHei" w:hAnsi="Microsoft YaHei" w:eastAsia="Microsoft YaHei"/>
+      <w:r>
+        <w:rPr>
           <w:b/>
-          <w:color w:val="1E5631"/>
-          <w:sz w:val="25"/>
+          <w:color w:val="1E4620"/>
+          <w:sz w:val="23"/>
         </w:rPr>
         <w:t>扩展二：深入讨论问题</w:t>
       </w:r>
     </w:p>
     <w:p>
       <w:pPr>
-        <w:ind w:left="340"/>
-      </w:pPr>
+        <w:pStyle w:val="ListNumber"/>
+      </w:pPr>
+      <w:r>
+        <w:rPr>
+          <w:b w:val="0"/>
+        </w:rPr>
+        <w:t>材料②说"如果你觉得自己的毛发干净，那把你的头发剪下来，一起炒菜、一起煮稀饭，你肯定不愿意"。你身体上有没有哪一样东西，平时觉得"很干净、很体面"，按原文的方式一想就不一样了？——说一件就行。（没有标准答案，也不用非得"被说服"，体会那种"滤镜松动"的瞬间就好。）</w:t>
+      </w:r>
+    </w:p>
+    <w:p>
+      <w:pPr>
+        <w:pStyle w:val="ListNumber"/>
+      </w:pPr>
+      <w:r>
+        <w:rPr>
+          <w:b w:val="0"/>
+        </w:rPr>
+        <w:t>课件把三十二身分的利益排在第一位的是"不乐与乐的征服者"。有人说：那我是不是连"对自己满意"都要放弃？——你怎么看？（提示：可回到材料①"八类利益"与材料③"你修三十二身分都可以征服"那段；讨论时把"征服贪着"和"讨厌自己"区分开。）</w:t>
+      </w:r>
+    </w:p>
+    <w:p>
       <w:r>
         <w:rPr>
           <w:b/>
-          <w:sz w:val="21"/>
-        </w:rPr>
-        <w:t xml:space="preserve">1. </w:t>
-      </w:r>
-      <w:r>
-        <w:rPr>
-          <w:sz w:val="21"/>
-        </w:rPr>
-        <w:t>材料②说"如果你觉得自己的毛发干净，那把你的头发剪下来，一起炒菜、一起煮稀饭，你肯定不愿意"。你身体上有没有哪一样东西，平时觉得"很干净、很体面"，按原文的方式一想就不一样了？——说一件就行。（没有标准答案，也不用非得"被说服"，体会那种"滤镜松动"的瞬间就好。）</w:t>
-      </w:r>
-    </w:p>
-    <w:p>
-      <w:pPr>
-        <w:ind w:left="340"/>
+          <w:color w:val="1E4620"/>
+          <w:sz w:val="23"/>
+        </w:rPr>
+        <w:t>扩展三：延伸小练习</w:t>
+      </w:r>
+    </w:p>
+    <w:p>
+      <w:pPr>
+        <w:pStyle w:val="ListBullet"/>
       </w:pPr>
       <w:r>
         <w:rPr>
           <w:b/>
-          <w:sz w:val="21"/>
-        </w:rPr>
-        <w:t xml:space="preserve">2. </w:t>
-      </w:r>
-      <w:r>
-        <w:rPr>
-          <w:sz w:val="21"/>
-        </w:rPr>
-        <w:t>课件把三十二身分的利益排在第一位的是"不乐与乐的征服者"。有人说：那我是不是连"对自己满意"都要放弃？——你怎么看？（提示：可回到材料①"八类利益"与材料③"你修三十二身分都可以征服"那段；讨论时把"征服贪着"和"讨厌自己"区分开。）</w:t>
-      </w:r>
-    </w:p>
-    <w:p>
-      <w:pPr>
-        <w:spacing w:before="120" w:after="80"/>
-      </w:pPr>
-      <w:r>
-        <w:rPr>
-          <w:rFonts w:ascii="Microsoft YaHei" w:hAnsi="Microsoft YaHei" w:eastAsia="Microsoft YaHei"/>
+        </w:rPr>
+        <w:t>六组点货</w:t>
+      </w:r>
+      <w:r>
+        <w:rPr>
+          <w:b w:val="0"/>
+        </w:rPr>
+        <w:t>：今天起，每天睡前把三十二身分按六组"点一遍货"，每组心里念名字即可，像仓库管理员清点货物——平静、不带评价，5分钟。（本周作业即此；小提醒：忘了哪一项就跳过去，不必回头较劲——"依次作意、作意不应过急、作意应不过慢"本来就是课件里的要求。）</w:t>
+      </w:r>
+    </w:p>
+    <w:p>
+      <w:pPr>
+        <w:pStyle w:val="ListBullet"/>
+      </w:pPr>
+      <w:r>
+        <w:rPr>
           <w:b/>
-          <w:color w:val="1E5631"/>
-          <w:sz w:val="25"/>
-        </w:rPr>
-        <w:t>扩展三：延伸小练习</w:t>
-      </w:r>
-    </w:p>
-    <w:p>
-      <w:pPr>
-        <w:ind w:left="340"/>
-      </w:pPr>
-      <w:r>
-        <w:rPr>
-          <w:color w:val="1E5631"/>
-          <w:sz w:val="21"/>
-        </w:rPr>
-        <w:t xml:space="preserve">• </w:t>
-      </w:r>
+        </w:rPr>
+        <w:t>一次"过一组"</w:t>
+      </w:r>
+      <w:r>
+        <w:rPr>
+          <w:b w:val="0"/>
+        </w:rPr>
+        <w:t>：白天挑一个排队、等车的碎片时刻，只在心里过第一组五样（头发、体毛、指甲、牙齿、皮肤），过完继续做手里的事。（做的时候不闭眼、不摆姿势，别人看不出来。）</w:t>
+      </w:r>
+    </w:p>
+    <w:p>
       <w:r>
         <w:rPr>
           <w:b/>
-          <w:sz w:val="21"/>
-        </w:rPr>
-        <w:t>六组点货</w:t>
-      </w:r>
-      <w:r>
-        <w:rPr>
-          <w:sz w:val="21"/>
-        </w:rPr>
-        <w:t>：今天起，每天睡前把三十二身分按六组"点一遍货"，每组心里念名字即可，像仓库管理员清点货物——平静、不带评价，5分钟。（本周作业即此；小提醒：忘了哪一项就跳过去，不必回头较劲——"依次作意、作意不应过急、作意应不过慢"本来就是课件里的要求。）</w:t>
-      </w:r>
-    </w:p>
-    <w:p>
-      <w:pPr>
-        <w:ind w:left="340"/>
-      </w:pPr>
-      <w:r>
-        <w:rPr>
-          <w:color w:val="1E5631"/>
-          <w:sz w:val="21"/>
-        </w:rPr>
-        <w:t xml:space="preserve">• </w:t>
-      </w:r>
+          <w:color w:val="1E4620"/>
+          <w:sz w:val="23"/>
+        </w:rPr>
+        <w:t>扩展四：延伸素材</w:t>
+      </w:r>
+    </w:p>
+    <w:p>
+      <w:pPr>
+        <w:pStyle w:val="ListBullet"/>
+      </w:pPr>
       <w:r>
         <w:rPr>
           <w:b/>
-          <w:sz w:val="21"/>
-        </w:rPr>
-        <w:t>一次"过一组"</w:t>
-      </w:r>
-      <w:r>
-        <w:rPr>
-          <w:sz w:val="21"/>
-        </w:rPr>
-        <w:t>：白天挑一个排队、等车的碎片时刻，只在心里过第一组五样（头发、体毛、指甲、牙齿、皮肤），过完继续做手里的事。（做的时候不闭眼、不摆姿势，别人看不出来。）</w:t>
-      </w:r>
-    </w:p>
-    <w:p>
-      <w:pPr>
-        <w:spacing w:before="120" w:after="80"/>
-      </w:pPr>
-      <w:r>
-        <w:rPr>
-          <w:rFonts w:ascii="Microsoft YaHei" w:hAnsi="Microsoft YaHei" w:eastAsia="Microsoft YaHei"/>
+        </w:rPr>
+        <w:t>"一定要看到内脏才算修吗？"——速答</w:t>
+      </w:r>
+      <w:r>
+        <w:rPr>
+          <w:b w:val="0"/>
+        </w:rPr>
+        <w:t>：不是。材料③原文说"你感知到头发，清楚就清楚，不清楚就不清楚，都没关系"；课件的要求也只是"依次作意、不过急、不过慢、心不散乱"。知道它在、心里过一遍，就是在修。</w:t>
+      </w:r>
+    </w:p>
+    <w:p>
+      <w:pPr>
+        <w:pStyle w:val="ListBullet"/>
+      </w:pPr>
+      <w:r>
+        <w:rPr>
           <w:b/>
-          <w:color w:val="1E5631"/>
-          <w:sz w:val="25"/>
-        </w:rPr>
-        <w:t>扩展四：延伸素材</w:t>
-      </w:r>
-    </w:p>
-    <w:p>
-      <w:pPr>
-        <w:ind w:left="340"/>
-      </w:pPr>
-      <w:r>
-        <w:rPr>
-          <w:color w:val="1E5631"/>
-          <w:sz w:val="21"/>
-        </w:rPr>
-        <w:t xml:space="preserve">• </w:t>
-      </w:r>
+        </w:rPr>
+        <w:t>与第6周的衔接</w:t>
+      </w:r>
+      <w:r>
+        <w:rPr>
+          <w:b w:val="0"/>
+        </w:rPr>
+        <w:t>：本周立起"身体清单"和逐组觉察；下周讲"层次"——从不净观回到根本业处的衔接、以及"以慈心平衡不净观"。若时间富余，可以请大家各说一句：本周练习里，哪个部位最好观、哪个最难观？（记下来，下周开场用。）</w:t>
+      </w:r>
+    </w:p>
+    <w:p>
+      <w:pPr>
+        <w:ind w:left="170"/>
+        <w:pBdr>
+          <w:left w:val="single" w:sz="18" w:space="4" w:color="1E4620"/>
+        </w:pBdr>
+        <w:shd w:val="clear" w:fill="F2F5FA"/>
+      </w:pPr>
+      <w:r>
+        <w:rPr>
+          <w:b w:val="0"/>
+        </w:rPr>
+        <w:t>以下内容用于共读提前结束或讨论意犹未尽时，按需选用，不必全部完成。</w:t>
+      </w:r>
+    </w:p>
+    <w:p>
       <w:r>
         <w:rPr>
           <w:b/>
-          <w:sz w:val="21"/>
-        </w:rPr>
-        <w:t>"一定要看到内脏才算修吗？"——速答</w:t>
-      </w:r>
-      <w:r>
-        <w:rPr>
-          <w:sz w:val="21"/>
-        </w:rPr>
-        <w:t>：不是。材料③原文说"你感知到头发，清楚就清楚，不清楚就不清楚，都没关系"；课件的要求也只是"依次作意、不过急、不过慢、心不散乱"。知道它在、心里过一遍，就是在修。</w:t>
-      </w:r>
-    </w:p>
-    <w:p>
-      <w:pPr>
-        <w:ind w:left="340"/>
-      </w:pPr>
-      <w:r>
-        <w:rPr>
-          <w:color w:val="1E5631"/>
-          <w:sz w:val="21"/>
-        </w:rPr>
-        <w:t xml:space="preserve">• </w:t>
-      </w:r>
+          <w:color w:val="1E4620"/>
+          <w:sz w:val="23"/>
+        </w:rPr>
+        <w:t>扩展五：补充原文段落</w:t>
+      </w:r>
+    </w:p>
+    <w:p>
       <w:r>
         <w:rPr>
           <w:b/>
-          <w:sz w:val="21"/>
-        </w:rPr>
-        <w:t>与第6周的衔接</w:t>
-      </w:r>
-      <w:r>
-        <w:rPr>
-          <w:sz w:val="21"/>
-        </w:rPr>
-        <w:t>：本周立起"身体清单"和逐组觉察；下周讲"层次"——从不净观回到根本业处的衔接、以及"以慈心平衡不净观"。若时间富余，可以请大家各说一句：本周练习里，哪个部位最好观、哪个最难观？（记下来，下周开场用。）</w:t>
-      </w:r>
-    </w:p>
-    <w:p>
-      <w:pPr>
-        <w:spacing w:before="40" w:after="80"/>
-        <w:ind w:left="283"/>
-        <w:shd w:val="clear" w:color="auto" w:fill="EDF6EF"/>
+        </w:rPr>
+        <w:t>段落1</w:t>
+      </w:r>
+      <w:r>
+        <w:rPr>
+          <w:b w:val="0"/>
+        </w:rPr>
+        <w:t>（出自本周素材·材料①《04_三十二身分2-古源尊者-20250504》[00:19:29]–[00:20:20]，media_id：soundrecording_d0dd1c0cd17209afe241ece24bf6b7b4_a6c76d765546948d099a0192acf5964f7439961422831605，未共读，照录——汗与泪的"时节生色"，与中医"汗为心之液"互参）：</w:t>
+      </w:r>
+    </w:p>
+    <w:p>
+      <w:pPr>
+        <w:ind w:left="170"/>
         <w:pBdr>
-          <w:left w:val="single" w:sz="20" w:space="6" w:color="1E5631"/>
+          <w:left w:val="single" w:sz="18" w:space="4" w:color="1E4620"/>
         </w:pBdr>
-      </w:pPr>
-      <w:r>
-        <w:rPr>
-          <w:sz w:val="20"/>
-        </w:rPr>
-        <w:t>以下内容用于共读提前结束或讨论意犹未尽时，按需选用，不必全部完成。</w:t>
-      </w:r>
-    </w:p>
-    <w:p>
-      <w:pPr>
-        <w:spacing w:before="120" w:after="80"/>
-      </w:pPr>
-      <w:r>
-        <w:rPr>
-          <w:rFonts w:ascii="Microsoft YaHei" w:hAnsi="Microsoft YaHei" w:eastAsia="Microsoft YaHei"/>
+        <w:shd w:val="clear" w:fill="F2F5FA"/>
+      </w:pPr>
+      <w:r>
+        <w:rPr>
+          <w:b w:val="0"/>
+        </w:rPr>
+        <w:t>[00:19:29] 这也很有意思：这个中医，说"汗为心之液"。中医的典籍里面说，汗为心之液，所以如果流汗过多，它会耗心血。那从阿毗达摩来观察，也很有意思：就是这个汗下面有时节生色。那眼泪有时节生色，大家容易理解：一哭，他就流很多眼泪；一伤心，流很多眼泪；一高兴，流很多眼泪，所以（它）有时节生色可以理解。那汗它，也有时节生色，但是尿呢没有时节生色。</w:t>
+      </w:r>
+    </w:p>
+    <w:p>
+      <w:r>
+        <w:rPr>
           <w:b/>
-          <w:color w:val="1E5631"/>
-          <w:sz w:val="25"/>
-        </w:rPr>
-        <w:t>扩展五：补充原文段落</w:t>
+        </w:rPr>
+        <w:t>段落2</w:t>
+      </w:r>
+      <w:r>
+        <w:rPr>
+          <w:b w:val="0"/>
+        </w:rPr>
+        <w:t>（出自本周素材·材料①《04_三十二身分2-古源尊者-20250504》[00:47:32]–[00:50:24]，media_id：soundrecording_d0dd1c0cd17209afe241ece24bf6b7b4_a6c76d765546948d099a0192acf5964f7439961422831605，未共读，照录——从不净观转回根本业处：先平静、再回到呼吸）：</w:t>
+      </w:r>
+    </w:p>
+    <w:p>
+      <w:pPr>
+        <w:ind w:left="170"/>
+        <w:pBdr>
+          <w:left w:val="single" w:sz="18" w:space="4" w:color="1E4620"/>
+        </w:pBdr>
+        <w:shd w:val="clear" w:fill="F2F5FA"/>
+      </w:pPr>
+      <w:r>
+        <w:rPr>
+          <w:b w:val="0"/>
+        </w:rPr>
+        <w:t>[00:47:32] 心（路）平静下来，我们就可以转向我们的根本业处。</w:t>
+      </w:r>
+    </w:p>
+    <w:p>
+      <w:pPr>
+        <w:ind w:left="170"/>
+        <w:pBdr>
+          <w:left w:val="single" w:sz="18" w:space="4" w:color="1E4620"/>
+        </w:pBdr>
+        <w:shd w:val="clear" w:fill="F2F5FA"/>
+      </w:pPr>
+      <w:r>
+        <w:rPr>
+          <w:b w:val="0"/>
+        </w:rPr>
+        <w:t>[00:47:42] 希望修入出息的同学，就回到心里跟自己讲：我们现在开始修行入出息。你如果已经习惯了在鼻端、或者鼻孔内部、或者人中——也就是鼻子以下（上唇以上）的区域（知道气息，注：其后一句转写破碎），你就在那里知道。</w:t>
+      </w:r>
+    </w:p>
+    <w:p>
+      <w:pPr>
+        <w:ind w:left="170"/>
+        <w:pBdr>
+          <w:left w:val="single" w:sz="18" w:space="4" w:color="1E4620"/>
+        </w:pBdr>
+        <w:shd w:val="clear" w:fill="F2F5FA"/>
+      </w:pPr>
+      <w:r>
+        <w:rPr>
+          <w:b w:val="0"/>
+        </w:rPr>
+        <w:t>[00:48:21] 如果心不平静的人，建议要回到心脏。你也可以让这个在心里面呈现出来。如果我们感觉到入息、出息不清晰，那不是入出息（本身）的问题，那是我们心的问题。（要）围绕心，陪伴一下心，看看它是有什么事儿，而不能够安住于业处。如实——这是指：呼吸的状态是怎么样，就接受那个状态，不去规划、不去控制、不做要求，如实自然。如果这时候不会放松，也可以随着一呼一吸，让自己不断地放松。这个放松跟我们的觉察，也是有一个平衡把握：放得过松，可能就会睡着；管控（过紧），可能又会抓取。要找到自己的平衡点。</w:t>
       </w:r>
     </w:p>
     <w:p>
       <w:r>
         <w:rPr>
           <w:b/>
-          <w:sz w:val="21"/>
-        </w:rPr>
-        <w:t>段落1</w:t>
-      </w:r>
-      <w:r>
-        <w:rPr>
-          <w:sz w:val="21"/>
-        </w:rPr>
-        <w:t>（出自本周素材·材料①《04_三十二身分2-古源尊者-20250504》[00:19:29]–[00:20:20]，media_id：soundrecording_d0dd1c0cd17209afe241ece24bf6b7b4_a6c76d765546948d099a0192acf5964f7439961422831605，未共读，照录——汗与泪的"时节生色"，与中医"汗为心之液"互参）：</w:t>
-      </w:r>
-    </w:p>
-    <w:p>
-      <w:pPr>
-        <w:spacing w:before="40" w:after="80"/>
-        <w:ind w:left="283"/>
-        <w:shd w:val="clear" w:color="auto" w:fill="EDF6EF"/>
+          <w:color w:val="1E4620"/>
+          <w:sz w:val="23"/>
+        </w:rPr>
+        <w:t>扩展六：深入讨论问题</w:t>
+      </w:r>
+    </w:p>
+    <w:p>
+      <w:pPr>
+        <w:pStyle w:val="ListNumber"/>
+      </w:pPr>
+      <w:r>
+        <w:rPr>
+          <w:b w:val="0"/>
+        </w:rPr>
+        <w:t>材料①说修三十二身分"基本上就（有）两个作用"：抑制躁动的心、对治自他贪欲。对照你自己：这两个里，你更需要哪一个？举一个最近的具体场景说说。</w:t>
+      </w:r>
+    </w:p>
+    <w:p>
+      <w:pPr>
+        <w:pStyle w:val="ListNumber"/>
+      </w:pPr>
+      <w:r>
+        <w:rPr>
+          <w:b w:val="0"/>
+        </w:rPr>
+        <w:t>材料③讲了"用心觉察而不是用眼睛看"——"可以跟你的心商量：是让心去到那个部位，还是让那个部位来到心里呈现"。你练习的时候更像哪一种？这跟你"容易逼自己"的性格有没有关系？（没有标准答案；不评判。）</w:t>
+      </w:r>
+    </w:p>
+    <w:p>
+      <w:r>
+        <w:rPr>
+          <w:b/>
+          <w:color w:val="1E4620"/>
+          <w:sz w:val="23"/>
+        </w:rPr>
+        <w:t>扩展七：延伸小练习</w:t>
+      </w:r>
+    </w:p>
+    <w:p>
+      <w:pPr>
+        <w:pStyle w:val="ListBullet"/>
+      </w:pPr>
+      <w:r>
+        <w:rPr>
+          <w:b/>
+        </w:rPr>
+        <w:t>下班收摄30秒</w:t>
+      </w:r>
+      <w:r>
+        <w:rPr>
+          <w:b w:val="0"/>
+        </w:rPr>
+        <w:t>：进家门之前，在心里从头发到尿快速过一遍六组名字（记不全就过记得的），像把一天的文件"归档"，再进门。</w:t>
+      </w:r>
+    </w:p>
+    <w:p>
+      <w:pPr>
+        <w:pStyle w:val="ListBullet"/>
+      </w:pPr>
+      <w:r>
+        <w:rPr>
+          <w:b/>
+        </w:rPr>
+        <w:t>给身体道谢</w:t>
+      </w:r>
+      <w:r>
+        <w:rPr>
+          <w:b w:val="0"/>
+        </w:rPr>
+        <w:t>：睡前过完六组后，加一句"谢谢你今天替我跑了一整天"——这是把"如实看见"和"慈心"接起来的最小动作。</w:t>
+      </w:r>
+    </w:p>
+    <w:p>
+      <w:r>
+        <w:rPr>
+          <w:b/>
+          <w:color w:val="1E4620"/>
+          <w:sz w:val="23"/>
+        </w:rPr>
+        <w:t>扩展八：延伸素材</w:t>
+      </w:r>
+    </w:p>
+    <w:p>
+      <w:pPr>
+        <w:pStyle w:val="ListBullet"/>
+      </w:pPr>
+      <w:r>
+        <w:rPr>
+          <w:b/>
+        </w:rPr>
+        <w:t>"为什么观完'脏'还要观慈心？"——速答</w:t>
+      </w:r>
+      <w:r>
+        <w:rPr>
+          <w:b w:val="0"/>
+        </w:rPr>
+        <w:t>：材料②原文："给自己的身体从头到脚散播慈爱啊，这些都很有效。"看到身体的实相，是松开贪着；送出慈心，是让心不滑向自我厌弃——两边都要，这就是"护卫"。</w:t>
+      </w:r>
+    </w:p>
+    <w:p>
+      <w:pPr>
+        <w:pStyle w:val="ListBullet"/>
+      </w:pPr>
+      <w:r>
+        <w:rPr>
+          <w:b/>
+        </w:rPr>
+        <w:t>与第7周的衔接</w:t>
+      </w:r>
+      <w:r>
+        <w:rPr>
+          <w:b w:val="0"/>
+        </w:rPr>
+        <w:t>：四护卫禅的最后一道防护下周登场——死随念。若时间富余，请大家各说一句：提到"死亡"两个字，你身体的第一反应是什么？（不讨论、只记录，下周开场用。）</w:t>
+      </w:r>
+    </w:p>
+    <w:p>
+      <w:r>
+        <w:rPr>
+          <w:b/>
+          <w:color w:val="1E4620"/>
+          <w:sz w:val="26"/>
+        </w:rPr>
+        <w:t>🔚 收尾与回向（15 min）</w:t>
+      </w:r>
+    </w:p>
+    <w:p>
+      <w:pPr>
+        <w:pStyle w:val="ListNumber"/>
+      </w:pPr>
+      <w:r>
+        <w:rPr>
+          <w:b/>
+        </w:rPr>
+        <w:t>每人一句话</w:t>
+      </w:r>
+      <w:r>
+        <w:rPr>
+          <w:b w:val="0"/>
+        </w:rPr>
+        <w:t>：今天最大的收获是什么？</w:t>
+      </w:r>
+    </w:p>
+    <w:p>
+      <w:pPr>
+        <w:pStyle w:val="ListNumber"/>
+      </w:pPr>
+      <w:r>
+        <w:rPr>
+          <w:b/>
+        </w:rPr>
+        <w:t>下周预告</w:t>
+      </w:r>
+      <w:r>
+        <w:rPr>
+          <w:b w:val="0"/>
+        </w:rPr>
+        <w:t>：下周我们继续不净观——"不净观（二）：层次与在家中道"。看它怎样一层层深入（先在概念上把清单过清楚，定力深了再谈细微），以及我们这样的在家人日常怎么把它用起来：心烦的时候怎么收摄、照镜子冒出容貌执着的时候怎么作意、以及为什么说"要以慈心来平衡不净观"。请带一样东西来：这周留意一次你对镜中自己的评价（觉得好或不好都算），下周讨论用。</w:t>
+      </w:r>
+    </w:p>
+    <w:p>
+      <w:pPr>
+        <w:pStyle w:val="ListNumber"/>
+      </w:pPr>
+      <w:r>
+        <w:rPr>
+          <w:b/>
+        </w:rPr>
+        <w:t>本周作业</w:t>
+      </w:r>
+      <w:r>
+        <w:rPr>
+          <w:b w:val="0"/>
+        </w:rPr>
+        <w:t>：</w:t>
+      </w:r>
+    </w:p>
+    <w:p>
+      <w:r>
+        <w:rPr>
+          <w:b w:val="0"/>
+        </w:rPr>
+        <w:t xml:space="preserve">   - 每天睡前按六组过一遍三十二身分，5分钟。</w:t>
+      </w:r>
+    </w:p>
+    <w:p>
+      <w:r>
+        <w:rPr>
+          <w:b w:val="0"/>
+        </w:rPr>
+        <w:t xml:space="preserve">   - 小提示：顺序不必完美，"记住几个算几个"；过的时候心是平静的、像点货，不是骂自己。</w:t>
+      </w:r>
+    </w:p>
+    <w:p>
+      <w:r>
+        <w:rPr>
+          <w:b w:val="0"/>
+        </w:rPr>
+        <w:t xml:space="preserve">   - 进阶（可选）：白天遇到"觉得某人很顺眼/很不顺眼"的时刻，心里默念一遍"一堆三十二身分"，然后继续做手里的事。</w:t>
+      </w:r>
+    </w:p>
+    <w:p>
+      <w:pPr>
+        <w:pStyle w:val="ListNumber"/>
+      </w:pPr>
+      <w:r>
+        <w:rPr>
+          <w:b/>
+        </w:rPr>
+        <w:t>回向</w:t>
+      </w:r>
+      <w:r>
+        <w:rPr>
+          <w:b w:val="0"/>
+        </w:rPr>
+        <w:t>（一起念）：</w:t>
+      </w:r>
+    </w:p>
+    <w:p>
+      <w:pPr>
+        <w:pStyle w:val="ListNumber"/>
+      </w:pPr>
+      <w:r>
+        <w:rPr>
+          <w:b/>
+        </w:rPr>
+        <w:t>每人一句话</w:t>
+      </w:r>
+      <w:r>
+        <w:rPr>
+          <w:b w:val="0"/>
+        </w:rPr>
+        <w:t>：今天最大的收获是什么？</w:t>
+      </w:r>
+    </w:p>
+    <w:p>
+      <w:pPr>
+        <w:pStyle w:val="ListNumber"/>
+      </w:pPr>
+      <w:r>
+        <w:rPr>
+          <w:b/>
+        </w:rPr>
+        <w:t>下周预告</w:t>
+      </w:r>
+      <w:r>
+        <w:rPr>
+          <w:b w:val="0"/>
+        </w:rPr>
+        <w:t>：下周是四护卫禅的最后一道防护——死随念：思维"死亡必然到来、死亡随时可能到来"，它对治两样东西——懈怠和对死亡的恐惧。下周的原文里有一个菩萨过去生全家修死随念的典故，和"七种思维死亡的方式"。请带一样东西来：这周留意一次自己回避"死亡"话题的瞬间（换频道、说吉利话、不敢想都算），下周开场聊。</w:t>
+      </w:r>
+    </w:p>
+    <w:p>
+      <w:pPr>
+        <w:pStyle w:val="ListNumber"/>
+      </w:pPr>
+      <w:r>
+        <w:rPr>
+          <w:b/>
+        </w:rPr>
+        <w:t>本周作业</w:t>
+      </w:r>
+      <w:r>
+        <w:rPr>
+          <w:b w:val="0"/>
+        </w:rPr>
+        <w:t>：</w:t>
+      </w:r>
+    </w:p>
+    <w:p>
+      <w:r>
+        <w:rPr>
+          <w:b w:val="0"/>
+        </w:rPr>
+        <w:t xml:space="preserve">   - 照镜或对镜生起容貌执着时作意三十二身分1分钟。</w:t>
+      </w:r>
+    </w:p>
+    <w:p>
+      <w:r>
+        <w:rPr>
+          <w:b w:val="0"/>
+        </w:rPr>
+        <w:t xml:space="preserve">   - 小提示：一天一次就够；作意完该干嘛干嘛，不恋战、不反刍。</w:t>
+      </w:r>
+    </w:p>
+    <w:p>
+      <w:r>
+        <w:rPr>
+          <w:b w:val="0"/>
+        </w:rPr>
+        <w:t xml:space="preserve">   - 进阶（可选）：心烦坐不住时，先从头到脚过一遍六组（2-3分钟），心平静后回到呼吸。</w:t>
+      </w:r>
+    </w:p>
+    <w:p>
+      <w:pPr>
+        <w:pStyle w:val="ListNumber"/>
+      </w:pPr>
+      <w:r>
+        <w:rPr>
+          <w:b/>
+        </w:rPr>
+        <w:t>回向</w:t>
+      </w:r>
+      <w:r>
+        <w:rPr>
+          <w:b w:val="0"/>
+        </w:rPr>
+        <w:t>（一起念）：</w:t>
+      </w:r>
+    </w:p>
+    <w:p>
+      <w:r>
+        <w:rPr>
+          <w:b/>
+        </w:rPr>
+        <w:t>回向（一起念）</w:t>
+      </w:r>
+      <w:r>
+        <w:rPr>
+          <w:b w:val="0"/>
+        </w:rPr>
+        <w:t>：</w:t>
+      </w:r>
+    </w:p>
+    <w:p>
+      <w:pPr>
+        <w:ind w:left="170"/>
         <w:pBdr>
-          <w:left w:val="single" w:sz="20" w:space="6" w:color="1E5631"/>
+          <w:left w:val="single" w:sz="18" w:space="4" w:color="1E4620"/>
         </w:pBdr>
-      </w:pPr>
-      <w:r>
-        <w:rPr>
-          <w:sz w:val="20"/>
-        </w:rPr>
-        <w:t>[00:19:29] 这也很有意思：这个中医，说"汗为心之液"。中医的典籍里面说，汗为心之液，所以如果流汗过多，它会耗心血。那从阿毗达摩来观察，也很有意思：就是这个汗下面有时节生色。那眼泪有时节生色，大家容易理解：一哭，他就流很多眼泪；一伤心，流很多眼泪；一高兴，流很多眼泪，所以（它）有时节生色可以理解。那汗它，也有时节生色，但是尿呢没有时节生色。</w:t>
-      </w:r>
-    </w:p>
-    <w:p>
+        <w:shd w:val="clear" w:fill="F2F5FA"/>
+      </w:pPr>
       <w:r>
         <w:rPr>
           <w:b/>
-          <w:sz w:val="21"/>
-        </w:rPr>
-        <w:t>段落2</w:t>
-      </w:r>
-      <w:r>
-        <w:rPr>
-          <w:sz w:val="21"/>
-        </w:rPr>
-        <w:t>（出自本周素材·材料①《04_三十二身分2-古源尊者-20250504》[00:47:32]–[00:50:24]，media_id：soundrecording_d0dd1c0cd17209afe241ece24bf6b7b4_a6c76d765546948d099a0192acf5964f7439961422831605，未共读，照录——从不净观转回根本业处：先平静、再回到呼吸）：</w:t>
-      </w:r>
-    </w:p>
-    <w:p>
-      <w:pPr>
-        <w:spacing w:before="40" w:after="80"/>
-        <w:ind w:left="283"/>
-        <w:shd w:val="clear" w:color="auto" w:fill="EDF6EF"/>
+        </w:rPr>
+        <w:t>愿我此功德，导向诸漏尽！</w:t>
+      </w:r>
+    </w:p>
+    <w:p>
+      <w:pPr>
+        <w:ind w:left="170"/>
         <w:pBdr>
-          <w:left w:val="single" w:sz="20" w:space="6" w:color="1E5631"/>
+          <w:left w:val="single" w:sz="18" w:space="4" w:color="1E4620"/>
         </w:pBdr>
-      </w:pPr>
-      <w:r>
-        <w:rPr>
-          <w:sz w:val="20"/>
-        </w:rPr>
-        <w:t>[00:47:32] 心（路）平静下来，我们就可以转向我们的根本业处。</w:t>
-      </w:r>
-    </w:p>
-    <w:p>
-      <w:pPr>
-        <w:spacing w:before="40" w:after="80"/>
-        <w:ind w:left="283"/>
-        <w:shd w:val="clear" w:color="auto" w:fill="EDF6EF"/>
+        <w:shd w:val="clear" w:fill="F2F5FA"/>
+      </w:pPr>
+      <w:r>
+        <w:rPr>
+          <w:b/>
+        </w:rPr>
+        <w:t>愿我此功德，为证涅槃缘！</w:t>
+      </w:r>
+    </w:p>
+    <w:p>
+      <w:pPr>
+        <w:ind w:left="170"/>
         <w:pBdr>
-          <w:left w:val="single" w:sz="20" w:space="6" w:color="1E5631"/>
+          <w:left w:val="single" w:sz="18" w:space="4" w:color="1E4620"/>
         </w:pBdr>
-      </w:pPr>
-      <w:r>
-        <w:rPr>
-          <w:sz w:val="20"/>
-        </w:rPr>
-        <w:t>[00:47:42] 希望修入出息的同学，就回到心里跟自己讲：我们现在开始修行入出息。你如果已经习惯了在鼻端、或者鼻孔内部、或者人中——也就是鼻子以下（上唇以上）的区域（知道气息，注：其后一句转写破碎），你就在那里知道。</w:t>
-      </w:r>
-    </w:p>
-    <w:p>
-      <w:pPr>
-        <w:spacing w:before="40" w:after="80"/>
-        <w:ind w:left="283"/>
-        <w:shd w:val="clear" w:color="auto" w:fill="EDF6EF"/>
+        <w:shd w:val="clear" w:fill="F2F5FA"/>
+      </w:pPr>
+      <w:r>
+        <w:rPr>
+          <w:b/>
+        </w:rPr>
+        <w:t>我此功德分，回向诸有情！</w:t>
+      </w:r>
+    </w:p>
+    <w:p>
+      <w:pPr>
+        <w:ind w:left="170"/>
         <w:pBdr>
-          <w:left w:val="single" w:sz="20" w:space="6" w:color="1E5631"/>
+          <w:left w:val="single" w:sz="18" w:space="4" w:color="1E4620"/>
         </w:pBdr>
-      </w:pPr>
-      <w:r>
-        <w:rPr>
-          <w:sz w:val="20"/>
-        </w:rPr>
-        <w:t>[00:48:21] 如果心不平静的人，建议要回到心脏。你也可以让这个在心里面呈现出来。如果我们感觉到入息、出息不清晰，那不是入出息（本身）的问题，那是我们心的问题。（要）围绕心，陪伴一下心，看看它是有什么事儿，而不能够安住于业处。如实——这是指：呼吸的状态是怎么样，就接受那个状态，不去规划、不去控制、不做要求，如实自然。如果这时候不会放松，也可以随着一呼一吸，让自己不断地放松。这个放松跟我们的觉察，也是有一个平衡把握：放得过松，可能就会睡着；管控（过紧），可能又会抓取。要找到自己的平衡点。</w:t>
-      </w:r>
-    </w:p>
-    <w:p>
-      <w:pPr>
-        <w:spacing w:before="120" w:after="80"/>
-      </w:pPr>
-      <w:r>
-        <w:rPr>
-          <w:rFonts w:ascii="Microsoft YaHei" w:hAnsi="Microsoft YaHei" w:eastAsia="Microsoft YaHei"/>
+        <w:shd w:val="clear" w:fill="F2F5FA"/>
+      </w:pPr>
+      <w:r>
+        <w:rPr>
           <w:b/>
-          <w:color w:val="1E5631"/>
-          <w:sz w:val="25"/>
-        </w:rPr>
-        <w:t>扩展六：深入讨论问题</w:t>
-      </w:r>
-    </w:p>
-    <w:p>
-      <w:pPr>
-        <w:ind w:left="340"/>
-      </w:pPr>
+        </w:rPr>
+        <w:t>愿彼等一切，同得功德分！</w:t>
+      </w:r>
+    </w:p>
+    <w:p>
       <w:r>
         <w:rPr>
           <w:b/>
-          <w:sz w:val="21"/>
-        </w:rPr>
-        <w:t xml:space="preserve">1. </w:t>
-      </w:r>
-      <w:r>
-        <w:rPr>
-          <w:sz w:val="21"/>
-        </w:rPr>
-        <w:t>材料①说修三十二身分"基本上就（有）两个作用"：抑制躁动的心、对治自他贪欲。对照你自己：这两个里，你更需要哪一个？举一个最近的具体场景说说。</w:t>
-      </w:r>
-    </w:p>
-    <w:p>
-      <w:pPr>
-        <w:ind w:left="340"/>
-      </w:pPr>
-      <w:r>
-        <w:rPr>
-          <w:b/>
-          <w:sz w:val="21"/>
-        </w:rPr>
-        <w:t xml:space="preserve">2. </w:t>
-      </w:r>
-      <w:r>
-        <w:rPr>
-          <w:sz w:val="21"/>
-        </w:rPr>
-        <w:t>材料③讲了"用心觉察而不是用眼睛看"——"可以跟你的心商量：是让心去到那个部位，还是让那个部位来到心里呈现"。你练习的时候更像哪一种？这跟你"容易逼自己"的性格有没有关系？（没有标准答案；不评判。）</w:t>
-      </w:r>
-    </w:p>
-    <w:p>
-      <w:pPr>
-        <w:spacing w:before="120" w:after="80"/>
-      </w:pPr>
-      <w:r>
-        <w:rPr>
-          <w:rFonts w:ascii="Microsoft YaHei" w:hAnsi="Microsoft YaHei" w:eastAsia="Microsoft YaHei"/>
-          <w:b/>
-          <w:color w:val="1E5631"/>
-          <w:sz w:val="25"/>
-        </w:rPr>
-        <w:t>扩展七：延伸小练习</w:t>
-      </w:r>
-    </w:p>
-    <w:p>
-      <w:pPr>
-        <w:ind w:left="340"/>
-      </w:pPr>
-      <w:r>
-        <w:rPr>
-          <w:color w:val="1E5631"/>
-          <w:sz w:val="21"/>
-        </w:rPr>
-        <w:t xml:space="preserve">• </w:t>
-      </w:r>
-      <w:r>
-        <w:rPr>
-          <w:b/>
-          <w:sz w:val="21"/>
-        </w:rPr>
-        <w:t>下班收摄30秒</w:t>
-      </w:r>
-      <w:r>
-        <w:rPr>
-          <w:sz w:val="21"/>
-        </w:rPr>
-        <w:t>：进家门之前，在心里从头发到尿快速过一遍六组名字（记不全就过记得的），像把一天的文件"归档"，再进门。</w:t>
-      </w:r>
-    </w:p>
-    <w:p>
-      <w:pPr>
-        <w:ind w:left="340"/>
-      </w:pPr>
-      <w:r>
-        <w:rPr>
-          <w:color w:val="1E5631"/>
-          <w:sz w:val="21"/>
-        </w:rPr>
-        <w:t xml:space="preserve">• </w:t>
-      </w:r>
-      <w:r>
-        <w:rPr>
-          <w:b/>
-          <w:sz w:val="21"/>
-        </w:rPr>
-        <w:t>给身体道谢</w:t>
-      </w:r>
-      <w:r>
-        <w:rPr>
-          <w:sz w:val="21"/>
-        </w:rPr>
-        <w:t>：睡前过完六组后，加一句"谢谢你今天替我跑了一整天"——这是把"如实看见"和"慈心"接起来的最小动作。</w:t>
-      </w:r>
-    </w:p>
-    <w:p>
-      <w:pPr>
-        <w:spacing w:before="120" w:after="80"/>
-      </w:pPr>
-      <w:r>
-        <w:rPr>
-          <w:rFonts w:ascii="Microsoft YaHei" w:hAnsi="Microsoft YaHei" w:eastAsia="Microsoft YaHei"/>
-          <w:b/>
-          <w:color w:val="1E5631"/>
-          <w:sz w:val="25"/>
-        </w:rPr>
-        <w:t>扩展八：延伸素材</w:t>
-      </w:r>
-    </w:p>
-    <w:p>
-      <w:pPr>
-        <w:ind w:left="340"/>
-      </w:pPr>
-      <w:r>
-        <w:rPr>
-          <w:color w:val="1E5631"/>
-          <w:sz w:val="21"/>
-        </w:rPr>
-        <w:t xml:space="preserve">• </w:t>
-      </w:r>
-      <w:r>
-        <w:rPr>
-          <w:b/>
-          <w:sz w:val="21"/>
-        </w:rPr>
-        <w:t>"为什么观完'脏'还要观慈心？"——速答</w:t>
-      </w:r>
-      <w:r>
-        <w:rPr>
-          <w:sz w:val="21"/>
-        </w:rPr>
-        <w:t>：材料②原文："给自己的身体从头到脚散播慈爱啊，这些都很有效。"看到身体的实相，是松开贪着；送出慈心，是让心不滑向自我厌弃——两边都要，这就是"护卫"。</w:t>
-      </w:r>
-    </w:p>
-    <w:p>
-      <w:pPr>
-        <w:ind w:left="340"/>
-      </w:pPr>
-      <w:r>
-        <w:rPr>
-          <w:color w:val="1E5631"/>
-          <w:sz w:val="21"/>
-        </w:rPr>
-        <w:t xml:space="preserve">• </w:t>
-      </w:r>
-      <w:r>
-        <w:rPr>
-          <w:b/>
-          <w:sz w:val="21"/>
-        </w:rPr>
-        <w:t>与第7周的衔接</w:t>
-      </w:r>
-      <w:r>
-        <w:rPr>
-          <w:sz w:val="21"/>
-        </w:rPr>
-        <w:t>：四护卫禅的最后一道防护下周登场——死随念。若时间富余，请大家各说一句：提到"死亡"两个字，你身体的第一反应是什么？（不讨论、只记录，下周开场用。）</w:t>
-      </w:r>
-    </w:p>
-    <w:p>
-      <w:pPr>
-        <w:spacing w:before="160" w:after="80"/>
-      </w:pPr>
-      <w:r>
-        <w:rPr>
-          <w:rFonts w:ascii="Microsoft YaHei" w:hAnsi="Microsoft YaHei" w:eastAsia="Microsoft YaHei"/>
-          <w:b/>
-          <w:color w:val="1E5631"/>
-          <w:sz w:val="28"/>
-        </w:rPr>
-        <w:t>🔚 收尾与回向（15 min）</w:t>
-      </w:r>
-    </w:p>
-    <w:p>
-      <w:pPr>
-        <w:ind w:left="340"/>
-      </w:pPr>
-      <w:r>
-        <w:rPr>
-          <w:b/>
-          <w:sz w:val="21"/>
-        </w:rPr>
-        <w:t xml:space="preserve">1. </w:t>
-      </w:r>
-      <w:r>
-        <w:rPr>
-          <w:b/>
-          <w:sz w:val="21"/>
-        </w:rPr>
-        <w:t>每人一句话</w:t>
-      </w:r>
-      <w:r>
-        <w:rPr>
-          <w:sz w:val="21"/>
-        </w:rPr>
-        <w:t>：今天最大的收获是什么？</w:t>
-      </w:r>
-    </w:p>
-    <w:p>
-      <w:pPr>
-        <w:ind w:left="340"/>
-      </w:pPr>
-      <w:r>
-        <w:rPr>
-          <w:b/>
-          <w:sz w:val="21"/>
-        </w:rPr>
-        <w:t xml:space="preserve">2. </w:t>
-      </w:r>
-      <w:r>
-        <w:rPr>
-          <w:b/>
-          <w:sz w:val="21"/>
-        </w:rPr>
-        <w:t>下周预告</w:t>
-      </w:r>
-      <w:r>
-        <w:rPr>
-          <w:sz w:val="21"/>
-        </w:rPr>
-        <w:t>：下周我们继续不净观——"不净观（二）：层次与在家中道"。看它怎样一层层深入（先在概念上把清单过清楚，定力深了再谈细微），以及我们这样的在家人日常怎么把它用起来：心烦的时候怎么收摄、照镜子冒出容貌执着的时候怎么作意、以及为什么说"要以慈心来平衡不净观"。请带一样东西来：这周留意一次你对镜中自己的评价（觉得好或不好都算），下周讨论用。</w:t>
-      </w:r>
-    </w:p>
-    <w:p>
-      <w:pPr>
-        <w:ind w:left="340"/>
-      </w:pPr>
-      <w:r>
-        <w:rPr>
-          <w:b/>
-          <w:sz w:val="21"/>
-        </w:rPr>
-        <w:t xml:space="preserve">3. </w:t>
-      </w:r>
-      <w:r>
-        <w:rPr>
-          <w:b/>
-          <w:sz w:val="21"/>
-        </w:rPr>
-        <w:t>本周作业</w:t>
-      </w:r>
-      <w:r>
-        <w:rPr>
-          <w:sz w:val="21"/>
-        </w:rPr>
-        <w:t>：</w:t>
-      </w:r>
-    </w:p>
-    <w:p>
-      <w:pPr>
-        <w:ind w:left="340"/>
-      </w:pPr>
-      <w:r>
-        <w:rPr>
-          <w:color w:val="1E5631"/>
-          <w:sz w:val="21"/>
-        </w:rPr>
-        <w:t xml:space="preserve">• </w:t>
-      </w:r>
-      <w:r>
-        <w:rPr>
-          <w:sz w:val="21"/>
-        </w:rPr>
-        <w:t>每天睡前按六组过一遍三十二身分，5分钟。</w:t>
-      </w:r>
-    </w:p>
-    <w:p>
-      <w:pPr>
-        <w:ind w:left="340"/>
-      </w:pPr>
-      <w:r>
-        <w:rPr>
-          <w:color w:val="1E5631"/>
-          <w:sz w:val="21"/>
-        </w:rPr>
-        <w:t xml:space="preserve">• </w:t>
-      </w:r>
-      <w:r>
-        <w:rPr>
-          <w:sz w:val="21"/>
-        </w:rPr>
-        <w:t>小提示：顺序不必完美，"记住几个算几个"；过的时候心是平静的、像点货，不是骂自己。</w:t>
-      </w:r>
-    </w:p>
-    <w:p>
-      <w:pPr>
-        <w:ind w:left="340"/>
-      </w:pPr>
-      <w:r>
-        <w:rPr>
-          <w:color w:val="1E5631"/>
-          <w:sz w:val="21"/>
-        </w:rPr>
-        <w:t xml:space="preserve">• </w:t>
-      </w:r>
-      <w:r>
-        <w:rPr>
-          <w:sz w:val="21"/>
-        </w:rPr>
-        <w:t>进阶（可选）：白天遇到"觉得某人很顺眼/很不顺眼"的时刻，心里默念一遍"一堆三十二身分"，然后继续做手里的事。</w:t>
-      </w:r>
-    </w:p>
-    <w:p>
-      <w:pPr>
-        <w:ind w:left="340"/>
-      </w:pPr>
-      <w:r>
-        <w:rPr>
-          <w:b/>
-          <w:sz w:val="21"/>
-        </w:rPr>
-        <w:t xml:space="preserve">4. </w:t>
-      </w:r>
-      <w:r>
-        <w:rPr>
-          <w:b/>
-          <w:sz w:val="21"/>
-        </w:rPr>
-        <w:t>回向</w:t>
-      </w:r>
-      <w:r>
-        <w:rPr>
-          <w:sz w:val="21"/>
-        </w:rPr>
-        <w:t>（一起念）：</w:t>
-      </w:r>
-    </w:p>
-    <w:p>
-      <w:pPr>
-        <w:ind w:left="340"/>
-      </w:pPr>
-      <w:r>
-        <w:rPr>
-          <w:b/>
-          <w:sz w:val="21"/>
-        </w:rPr>
-        <w:t xml:space="preserve">1. </w:t>
-      </w:r>
-      <w:r>
-        <w:rPr>
-          <w:b/>
-          <w:sz w:val="21"/>
-        </w:rPr>
-        <w:t>每人一句话</w:t>
-      </w:r>
-      <w:r>
-        <w:rPr>
-          <w:sz w:val="21"/>
-        </w:rPr>
-        <w:t>：今天最大的收获是什么？</w:t>
-      </w:r>
-    </w:p>
-    <w:p>
-      <w:pPr>
-        <w:ind w:left="340"/>
-      </w:pPr>
-      <w:r>
-        <w:rPr>
-          <w:b/>
-          <w:sz w:val="21"/>
-        </w:rPr>
-        <w:t xml:space="preserve">2. </w:t>
-      </w:r>
-      <w:r>
-        <w:rPr>
-          <w:b/>
-          <w:sz w:val="21"/>
-        </w:rPr>
-        <w:t>下周预告</w:t>
-      </w:r>
-      <w:r>
-        <w:rPr>
-          <w:sz w:val="21"/>
-        </w:rPr>
-        <w:t>：下周是四护卫禅的最后一道防护——死随念：思维"死亡必然到来、死亡随时可能到来"，它对治两样东西——懈怠和对死亡的恐惧。下周的原文里有一个菩萨过去生全家修死随念的典故，和"七种思维死亡的方式"。请带一样东西来：这周留意一次自己回避"死亡"话题的瞬间（换频道、说吉利话、不敢想都算），下周开场聊。</w:t>
-      </w:r>
-    </w:p>
-    <w:p>
-      <w:pPr>
-        <w:ind w:left="340"/>
-      </w:pPr>
-      <w:r>
-        <w:rPr>
-          <w:b/>
-          <w:sz w:val="21"/>
-        </w:rPr>
-        <w:t xml:space="preserve">3. </w:t>
-      </w:r>
-      <w:r>
-        <w:rPr>
-          <w:b/>
-          <w:sz w:val="21"/>
-        </w:rPr>
-        <w:t>本周作业</w:t>
-      </w:r>
-      <w:r>
-        <w:rPr>
-          <w:sz w:val="21"/>
-        </w:rPr>
-        <w:t>：</w:t>
-      </w:r>
-    </w:p>
-    <w:p>
-      <w:pPr>
-        <w:ind w:left="340"/>
-      </w:pPr>
-      <w:r>
-        <w:rPr>
-          <w:color w:val="1E5631"/>
-          <w:sz w:val="21"/>
-        </w:rPr>
-        <w:t xml:space="preserve">• </w:t>
-      </w:r>
-      <w:r>
-        <w:rPr>
-          <w:sz w:val="21"/>
-        </w:rPr>
-        <w:t>照镜或对镜生起容貌执着时作意三十二身分1分钟。</w:t>
-      </w:r>
-    </w:p>
-    <w:p>
-      <w:pPr>
-        <w:ind w:left="340"/>
-      </w:pPr>
-      <w:r>
-        <w:rPr>
-          <w:color w:val="1E5631"/>
-          <w:sz w:val="21"/>
-        </w:rPr>
-        <w:t xml:space="preserve">• </w:t>
-      </w:r>
-      <w:r>
-        <w:rPr>
-          <w:sz w:val="21"/>
-        </w:rPr>
-        <w:t>小提示：一天一次就够；作意完该干嘛干嘛，不恋战、不反刍。</w:t>
-      </w:r>
-    </w:p>
-    <w:p>
-      <w:pPr>
-        <w:ind w:left="340"/>
-      </w:pPr>
-      <w:r>
-        <w:rPr>
-          <w:color w:val="1E5631"/>
-          <w:sz w:val="21"/>
-        </w:rPr>
-        <w:t xml:space="preserve">• </w:t>
-      </w:r>
-      <w:r>
-        <w:rPr>
-          <w:sz w:val="21"/>
-        </w:rPr>
-        <w:t>进阶（可选）：心烦坐不住时，先从头到脚过一遍六组（2-3分钟），心平静后回到呼吸。</w:t>
-      </w:r>
-    </w:p>
-    <w:p>
-      <w:pPr>
-        <w:ind w:left="340"/>
-      </w:pPr>
-      <w:r>
-        <w:rPr>
-          <w:b/>
-          <w:sz w:val="21"/>
-        </w:rPr>
-        <w:t xml:space="preserve">4. </w:t>
-      </w:r>
-      <w:r>
-        <w:rPr>
-          <w:b/>
-          <w:sz w:val="21"/>
-        </w:rPr>
-        <w:t>回向</w:t>
-      </w:r>
-      <w:r>
-        <w:rPr>
-          <w:sz w:val="21"/>
-        </w:rPr>
-        <w:t>（一起念）：</w:t>
-      </w:r>
-    </w:p>
-    <w:p>
-      <w:r>
-        <w:rPr>
-          <w:b/>
-          <w:sz w:val="21"/>
-        </w:rPr>
-        <w:t>回向（一起念）</w:t>
-      </w:r>
-      <w:r>
-        <w:rPr>
-          <w:sz w:val="21"/>
-        </w:rPr>
-        <w:t>：</w:t>
-      </w:r>
-    </w:p>
-    <w:p>
-      <w:pPr>
-        <w:spacing w:before="40" w:after="80"/>
-        <w:ind w:left="283"/>
-        <w:shd w:val="clear" w:color="auto" w:fill="EDF6EF"/>
-        <w:pBdr>
-          <w:left w:val="single" w:sz="20" w:space="6" w:color="1E5631"/>
-        </w:pBdr>
-      </w:pPr>
-      <w:r>
-        <w:rPr>
-          <w:b/>
-          <w:sz w:val="20"/>
-        </w:rPr>
-        <w:t>愿我此功德，导向诸漏尽！</w:t>
-      </w:r>
-      <w:r>
-        <w:rPr>
-          <w:sz w:val="20"/>
-        </w:rPr>
-        <w:t xml:space="preserve"> </w:t>
-      </w:r>
-      <w:r>
-        <w:rPr>
-          <w:b/>
-          <w:sz w:val="20"/>
-        </w:rPr>
-        <w:t>愿我此功德，为证涅槃缘！</w:t>
-      </w:r>
-      <w:r>
-        <w:rPr>
-          <w:sz w:val="20"/>
-        </w:rPr>
-        <w:t xml:space="preserve"> </w:t>
-      </w:r>
-      <w:r>
-        <w:rPr>
-          <w:b/>
-          <w:sz w:val="20"/>
-        </w:rPr>
-        <w:t>我此功德分，回向诸有情！</w:t>
-      </w:r>
-      <w:r>
-        <w:rPr>
-          <w:sz w:val="20"/>
-        </w:rPr>
-        <w:t xml:space="preserve"> </w:t>
-      </w:r>
-      <w:r>
-        <w:rPr>
-          <w:b/>
-          <w:sz w:val="20"/>
-        </w:rPr>
-        <w:t>愿彼等一切，同得功德分！</w:t>
-      </w:r>
-    </w:p>
-    <w:p>
-      <w:pPr>
-        <w:spacing w:before="160" w:after="80"/>
-      </w:pPr>
-      <w:r>
-        <w:rPr>
-          <w:rFonts w:ascii="Microsoft YaHei" w:hAnsi="Microsoft YaHei" w:eastAsia="Microsoft YaHei"/>
-          <w:b/>
-          <w:color w:val="1E5631"/>
-          <w:sz w:val="28"/>
+          <w:color w:val="1E4620"/>
+          <w:sz w:val="26"/>
         </w:rPr>
         <w:t>📚 延伸阅读（课后自由选读，均为文字版）</w:t>
       </w:r>
@@ -4642,7 +5263,6 @@
       <w:tblPr>
         <w:tblStyle w:val="TableGrid"/>
         <w:tblW w:type="auto" w:w="0"/>
-        <w:jc w:val="center"/>
         <w:tblLook w:firstColumn="1" w:firstRow="1" w:lastColumn="0" w:lastRow="0" w:noHBand="0" w:noVBand="1" w:val="04A0"/>
       </w:tblPr>
       <w:tblGrid>
@@ -4654,17 +5274,20 @@
         <w:tc>
           <w:tcPr>
             <w:tcW w:type="dxa" w:w="3213"/>
-            <w:shd w:val="clear" w:color="auto" w:fill="1E5631"/>
+            <w:shd w:val="clear" w:fill="1E4620"/>
           </w:tcPr>
           <w:p>
-            <w:pPr>
-              <w:spacing w:after="20"/>
-            </w:pPr>
             <w:r>
               <w:rPr>
-                <w:b/>
                 <w:color w:val="FFFFFF"/>
-                <w:sz w:val="19"/>
+                <w:sz w:val="18"/>
+              </w:rPr>
+            </w:r>
+            <w:r>
+              <w:rPr>
+                <w:b w:val="0"/>
+                <w:color w:val="FFFFFF"/>
+                <w:sz w:val="18"/>
               </w:rPr>
               <w:t>标题</w:t>
             </w:r>
@@ -4673,17 +5296,20 @@
         <w:tc>
           <w:tcPr>
             <w:tcW w:type="dxa" w:w="3213"/>
-            <w:shd w:val="clear" w:color="auto" w:fill="1E5631"/>
+            <w:shd w:val="clear" w:fill="1E4620"/>
           </w:tcPr>
           <w:p>
-            <w:pPr>
-              <w:spacing w:after="20"/>
-            </w:pPr>
             <w:r>
               <w:rPr>
-                <w:b/>
                 <w:color w:val="FFFFFF"/>
-                <w:sz w:val="19"/>
+                <w:sz w:val="18"/>
+              </w:rPr>
+            </w:r>
+            <w:r>
+              <w:rPr>
+                <w:b w:val="0"/>
+                <w:color w:val="FFFFFF"/>
+                <w:sz w:val="18"/>
               </w:rPr>
               <w:t>media_id</w:t>
             </w:r>
@@ -4692,17 +5318,20 @@
         <w:tc>
           <w:tcPr>
             <w:tcW w:type="dxa" w:w="3213"/>
-            <w:shd w:val="clear" w:color="auto" w:fill="1E5631"/>
+            <w:shd w:val="clear" w:fill="1E4620"/>
           </w:tcPr>
           <w:p>
-            <w:pPr>
-              <w:spacing w:after="20"/>
-            </w:pPr>
             <w:r>
               <w:rPr>
-                <w:b/>
                 <w:color w:val="FFFFFF"/>
-                <w:sz w:val="19"/>
+                <w:sz w:val="18"/>
+              </w:rPr>
+            </w:r>
+            <w:r>
+              <w:rPr>
+                <w:b w:val="0"/>
+                <w:color w:val="FFFFFF"/>
+                <w:sz w:val="18"/>
               </w:rPr>
               <w:t>打开方式</w:t>
             </w:r>
@@ -4712,31 +5341,29 @@
     </w:tbl>
     <w:p>
       <w:pPr>
-        <w:spacing w:before="40" w:after="80"/>
-        <w:ind w:left="283"/>
-        <w:shd w:val="clear" w:color="auto" w:fill="EDF6EF"/>
+        <w:ind w:left="170"/>
         <w:pBdr>
-          <w:left w:val="single" w:sz="20" w:space="6" w:color="1E5631"/>
+          <w:left w:val="single" w:sz="18" w:space="4" w:color="1E4620"/>
         </w:pBdr>
-      </w:pPr>
-      <w:r>
-        <w:rPr>
-          <w:sz w:val="20"/>
+        <w:shd w:val="clear" w:fill="F2F5FA"/>
+      </w:pPr>
+      <w:r>
+        <w:rPr>
+          <w:b w:val="0"/>
         </w:rPr>
         <w:t xml:space="preserve">📚 </w:t>
       </w:r>
       <w:r>
         <w:rPr>
           <w:b/>
-          <w:sz w:val="20"/>
         </w:rPr>
         <w:t>下一份文档</w:t>
       </w:r>
       <w:r>
         <w:rPr>
-          <w:sz w:val="20"/>
-        </w:rPr>
-        <w:t>：`第4周_不净观——三十二身分与修习层次_学员版.md`</w:t>
+          <w:b w:val="0"/>
+        </w:rPr>
+        <w:t>：第4周_不净观——三十二身分与修习层次_学员版.md</w:t>
       </w:r>
     </w:p>
     <w:sectPr>
@@ -4758,7 +5385,11 @@
       <w:pStyle w:val="Footer"/>
       <w:jc w:val="center"/>
     </w:pPr>
-    <w:fldSimple w:instr="PAGE"/>
+    <w:r>
+      <w:fldChar w:fldCharType="begin"/>
+      <w:instrText xml:space="preserve">PAGE</w:instrText>
+      <w:fldChar w:fldCharType="end"/>
+    </w:r>
   </w:p>
 </w:ftr>
 </file>
@@ -4772,10 +5403,10 @@
     </w:pPr>
     <w:r>
       <w:rPr>
-        <w:color w:val="808080"/>
+        <w:color w:val="1E4620"/>
         <w:sz w:val="16"/>
       </w:rPr>
-      <w:t>读书会03·第3周·不净观——三十二身分与修习层次（朗读优化版）</w:t>
+      <w:t>读书会03 · 第3周 · 朗读优化版（4周版） · 学员版</w:t>
     </w:r>
   </w:p>
 </w:hdr>
@@ -5144,11 +5775,8 @@
     <w:name w:val="Normal"/>
     <w:qFormat/>
     <w:rsid w:val="00FC693F"/>
-    <w:pPr>
-      <w:spacing w:line="324" w:lineRule="auto" w:after="60"/>
-    </w:pPr>
     <w:rPr>
-      <w:rFonts w:ascii="Microsoft YaHei" w:hAnsi="Microsoft YaHei" w:eastAsia="Microsoft YaHei"/>
+      <w:rFonts w:ascii="等线" w:hAnsi="等线" w:eastAsia="宋体"/>
       <w:sz w:val="21"/>
     </w:rPr>
   </w:style>
